--- a/Linux Server/Linux Server Dokumentáció.docx
+++ b/Linux Server/Linux Server Dokumentáció.docx
@@ -103,209 +103,14 @@
     </w:p>
     <w:p>
       <w:r>
+        <w:rPr>
+          <w:noProof/>
+        </w:rPr>
         <w:drawing>
           <wp:inline distT="0" distB="0" distL="0" distR="0" wp14:anchorId="001D83CA" wp14:editId="6CA8B209">
             <wp:extent cx="5760720" cy="3188970"/>
             <wp:effectExtent l="0" t="0" r="0" b="0"/>
             <wp:docPr id="1" name="Kép 1"/>
-            <wp:cNvGraphicFramePr>
-              <a:graphicFrameLocks xmlns:a="http://schemas.openxmlformats.org/drawingml/2006/main" noChangeAspect="1"/>
-            </wp:cNvGraphicFramePr>
-            <a:graphic xmlns:a="http://schemas.openxmlformats.org/drawingml/2006/main">
-              <a:graphicData uri="http://schemas.openxmlformats.org/drawingml/2006/picture">
-                <pic:pic xmlns:pic="http://schemas.openxmlformats.org/drawingml/2006/picture">
-                  <pic:nvPicPr>
-                    <pic:cNvPr id="1" name=""/>
-                    <pic:cNvPicPr/>
-                  </pic:nvPicPr>
-                  <pic:blipFill>
-                    <a:blip r:embed="rId4"/>
-                    <a:stretch>
-                      <a:fillRect/>
-                    </a:stretch>
-                  </pic:blipFill>
-                  <pic:spPr>
-                    <a:xfrm>
-                      <a:off x="0" y="0"/>
-                      <a:ext cx="5760720" cy="3188970"/>
-                    </a:xfrm>
-                    <a:prstGeom prst="rect">
-                      <a:avLst/>
-                    </a:prstGeom>
-                  </pic:spPr>
-                </pic:pic>
-              </a:graphicData>
-            </a:graphic>
-          </wp:inline>
-        </w:drawing>
-      </w:r>
-    </w:p>
-    <w:p/>
-    <w:p>
-      <w:pPr>
-        <w:jc w:val="center"/>
-        <w:rPr>
-          <w:rFonts w:ascii="Times New Roman" w:hAnsi="Times New Roman" w:cs="Times New Roman"/>
-          <w:sz w:val="28"/>
-          <w:szCs w:val="28"/>
-        </w:rPr>
-      </w:pPr>
-    </w:p>
-    <w:p>
-      <w:pPr>
-        <w:jc w:val="center"/>
-        <w:rPr>
-          <w:rFonts w:ascii="Times New Roman" w:hAnsi="Times New Roman" w:cs="Times New Roman"/>
-          <w:sz w:val="28"/>
-          <w:szCs w:val="28"/>
-        </w:rPr>
-      </w:pPr>
-    </w:p>
-    <w:p>
-      <w:pPr>
-        <w:jc w:val="center"/>
-        <w:rPr>
-          <w:rFonts w:ascii="Times New Roman" w:hAnsi="Times New Roman" w:cs="Times New Roman"/>
-          <w:sz w:val="28"/>
-          <w:szCs w:val="28"/>
-        </w:rPr>
-      </w:pPr>
-    </w:p>
-    <w:p>
-      <w:pPr>
-        <w:jc w:val="center"/>
-        <w:rPr>
-          <w:rFonts w:ascii="Times New Roman" w:hAnsi="Times New Roman" w:cs="Times New Roman"/>
-          <w:sz w:val="28"/>
-          <w:szCs w:val="28"/>
-        </w:rPr>
-      </w:pPr>
-    </w:p>
-    <w:p>
-      <w:pPr>
-        <w:jc w:val="center"/>
-        <w:rPr>
-          <w:rFonts w:ascii="Times New Roman" w:hAnsi="Times New Roman" w:cs="Times New Roman"/>
-          <w:sz w:val="28"/>
-          <w:szCs w:val="28"/>
-        </w:rPr>
-      </w:pPr>
-    </w:p>
-    <w:p>
-      <w:pPr>
-        <w:jc w:val="center"/>
-        <w:rPr>
-          <w:rFonts w:ascii="Times New Roman" w:hAnsi="Times New Roman" w:cs="Times New Roman"/>
-          <w:sz w:val="28"/>
-          <w:szCs w:val="28"/>
-        </w:rPr>
-      </w:pPr>
-    </w:p>
-    <w:p>
-      <w:pPr>
-        <w:jc w:val="center"/>
-        <w:rPr>
-          <w:rFonts w:ascii="Times New Roman" w:hAnsi="Times New Roman" w:cs="Times New Roman"/>
-          <w:sz w:val="28"/>
-          <w:szCs w:val="28"/>
-        </w:rPr>
-      </w:pPr>
-    </w:p>
-    <w:p>
-      <w:pPr>
-        <w:jc w:val="center"/>
-        <w:rPr>
-          <w:rFonts w:ascii="Times New Roman" w:hAnsi="Times New Roman" w:cs="Times New Roman"/>
-          <w:sz w:val="28"/>
-          <w:szCs w:val="28"/>
-        </w:rPr>
-      </w:pPr>
-    </w:p>
-    <w:p>
-      <w:pPr>
-        <w:jc w:val="center"/>
-        <w:rPr>
-          <w:rFonts w:ascii="Times New Roman" w:hAnsi="Times New Roman" w:cs="Times New Roman"/>
-          <w:sz w:val="28"/>
-          <w:szCs w:val="28"/>
-        </w:rPr>
-      </w:pPr>
-    </w:p>
-    <w:p>
-      <w:pPr>
-        <w:jc w:val="center"/>
-        <w:rPr>
-          <w:rFonts w:ascii="Times New Roman" w:hAnsi="Times New Roman" w:cs="Times New Roman"/>
-          <w:sz w:val="28"/>
-          <w:szCs w:val="28"/>
-        </w:rPr>
-      </w:pPr>
-      <w:r>
-        <w:rPr>
-          <w:rFonts w:ascii="Times New Roman" w:hAnsi="Times New Roman" w:cs="Times New Roman"/>
-          <w:sz w:val="28"/>
-          <w:szCs w:val="28"/>
-        </w:rPr>
-        <w:lastRenderedPageBreak/>
-        <w:t>A virtuális gép bejelentkezési nevét és jelszavát megadtuk.</w:t>
-      </w:r>
-    </w:p>
-    <w:p>
-      <w:pPr>
-        <w:jc w:val="center"/>
-        <w:rPr>
-          <w:rFonts w:ascii="Times New Roman" w:hAnsi="Times New Roman" w:cs="Times New Roman"/>
-          <w:sz w:val="28"/>
-          <w:szCs w:val="28"/>
-        </w:rPr>
-      </w:pPr>
-      <w:r>
-        <w:rPr>
-          <w:rFonts w:ascii="Times New Roman" w:hAnsi="Times New Roman" w:cs="Times New Roman"/>
-          <w:sz w:val="28"/>
-          <w:szCs w:val="28"/>
-        </w:rPr>
-        <w:t>Felhasználónév: root</w:t>
-      </w:r>
-    </w:p>
-    <w:p>
-      <w:pPr>
-        <w:jc w:val="center"/>
-        <w:rPr>
-          <w:rFonts w:ascii="Times New Roman" w:hAnsi="Times New Roman" w:cs="Times New Roman"/>
-          <w:sz w:val="28"/>
-          <w:szCs w:val="28"/>
-        </w:rPr>
-      </w:pPr>
-      <w:r>
-        <w:rPr>
-          <w:rFonts w:ascii="Times New Roman" w:hAnsi="Times New Roman" w:cs="Times New Roman"/>
-          <w:sz w:val="28"/>
-          <w:szCs w:val="28"/>
-        </w:rPr>
-        <w:t>Jelszó: 12345</w:t>
-      </w:r>
-    </w:p>
-    <w:p>
-      <w:pPr>
-        <w:jc w:val="center"/>
-        <w:rPr>
-          <w:rFonts w:ascii="Times New Roman" w:hAnsi="Times New Roman" w:cs="Times New Roman"/>
-          <w:sz w:val="28"/>
-          <w:szCs w:val="28"/>
-        </w:rPr>
-      </w:pPr>
-      <w:r>
-        <w:rPr>
-          <w:rFonts w:ascii="Times New Roman" w:hAnsi="Times New Roman" w:cs="Times New Roman"/>
-          <w:sz w:val="28"/>
-          <w:szCs w:val="28"/>
-        </w:rPr>
-        <w:drawing>
-          <wp:inline distT="0" distB="0" distL="0" distR="0" wp14:anchorId="7E222ADA" wp14:editId="0186161E">
-            <wp:extent cx="5760720" cy="3188970"/>
-            <wp:effectExtent l="0" t="0" r="0" b="0"/>
-            <wp:docPr id="3" name="Kép 3"/>
             <wp:cNvGraphicFramePr>
               <a:graphicFrameLocks xmlns:a="http://schemas.openxmlformats.org/drawingml/2006/main" noChangeAspect="1"/>
             </wp:cNvGraphicFramePr>
@@ -338,44 +143,183 @@
         </w:drawing>
       </w:r>
     </w:p>
-    <w:p>
-      <w:pPr>
-        <w:jc w:val="center"/>
-        <w:rPr>
-          <w:rFonts w:ascii="Times New Roman" w:hAnsi="Times New Roman" w:cs="Times New Roman"/>
-          <w:sz w:val="28"/>
-          <w:szCs w:val="28"/>
-        </w:rPr>
-      </w:pPr>
-      <w:r>
-        <w:rPr>
-          <w:rFonts w:ascii="Times New Roman" w:hAnsi="Times New Roman" w:cs="Times New Roman"/>
-          <w:sz w:val="28"/>
-          <w:szCs w:val="28"/>
-        </w:rPr>
-        <w:t>4 GB RAM-ot és 4 magot adtunk meg a szerver futtatásához</w:t>
-      </w:r>
-    </w:p>
-    <w:p>
-      <w:pPr>
-        <w:jc w:val="center"/>
-        <w:rPr>
-          <w:rFonts w:ascii="Times New Roman" w:hAnsi="Times New Roman" w:cs="Times New Roman"/>
-          <w:sz w:val="28"/>
-          <w:szCs w:val="28"/>
-        </w:rPr>
-      </w:pPr>
-      <w:r>
-        <w:rPr>
-          <w:rFonts w:ascii="Times New Roman" w:hAnsi="Times New Roman" w:cs="Times New Roman"/>
+    <w:p/>
+    <w:p>
+      <w:pPr>
+        <w:jc w:val="center"/>
+        <w:rPr>
+          <w:rFonts w:ascii="Times New Roman" w:hAnsi="Times New Roman" w:cs="Times New Roman"/>
+          <w:sz w:val="28"/>
+          <w:szCs w:val="28"/>
+        </w:rPr>
+      </w:pPr>
+    </w:p>
+    <w:p>
+      <w:pPr>
+        <w:jc w:val="center"/>
+        <w:rPr>
+          <w:rFonts w:ascii="Times New Roman" w:hAnsi="Times New Roman" w:cs="Times New Roman"/>
+          <w:sz w:val="28"/>
+          <w:szCs w:val="28"/>
+        </w:rPr>
+      </w:pPr>
+    </w:p>
+    <w:p>
+      <w:pPr>
+        <w:jc w:val="center"/>
+        <w:rPr>
+          <w:rFonts w:ascii="Times New Roman" w:hAnsi="Times New Roman" w:cs="Times New Roman"/>
+          <w:sz w:val="28"/>
+          <w:szCs w:val="28"/>
+        </w:rPr>
+      </w:pPr>
+    </w:p>
+    <w:p>
+      <w:pPr>
+        <w:jc w:val="center"/>
+        <w:rPr>
+          <w:rFonts w:ascii="Times New Roman" w:hAnsi="Times New Roman" w:cs="Times New Roman"/>
+          <w:sz w:val="28"/>
+          <w:szCs w:val="28"/>
+        </w:rPr>
+      </w:pPr>
+    </w:p>
+    <w:p>
+      <w:pPr>
+        <w:jc w:val="center"/>
+        <w:rPr>
+          <w:rFonts w:ascii="Times New Roman" w:hAnsi="Times New Roman" w:cs="Times New Roman"/>
+          <w:sz w:val="28"/>
+          <w:szCs w:val="28"/>
+        </w:rPr>
+      </w:pPr>
+    </w:p>
+    <w:p>
+      <w:pPr>
+        <w:jc w:val="center"/>
+        <w:rPr>
+          <w:rFonts w:ascii="Times New Roman" w:hAnsi="Times New Roman" w:cs="Times New Roman"/>
+          <w:sz w:val="28"/>
+          <w:szCs w:val="28"/>
+        </w:rPr>
+      </w:pPr>
+    </w:p>
+    <w:p>
+      <w:pPr>
+        <w:jc w:val="center"/>
+        <w:rPr>
+          <w:rFonts w:ascii="Times New Roman" w:hAnsi="Times New Roman" w:cs="Times New Roman"/>
+          <w:sz w:val="28"/>
+          <w:szCs w:val="28"/>
+        </w:rPr>
+      </w:pPr>
+    </w:p>
+    <w:p>
+      <w:pPr>
+        <w:jc w:val="center"/>
+        <w:rPr>
+          <w:rFonts w:ascii="Times New Roman" w:hAnsi="Times New Roman" w:cs="Times New Roman"/>
+          <w:sz w:val="28"/>
+          <w:szCs w:val="28"/>
+        </w:rPr>
+      </w:pPr>
+    </w:p>
+    <w:p>
+      <w:pPr>
+        <w:jc w:val="center"/>
+        <w:rPr>
+          <w:rFonts w:ascii="Times New Roman" w:hAnsi="Times New Roman" w:cs="Times New Roman"/>
+          <w:sz w:val="28"/>
+          <w:szCs w:val="28"/>
+        </w:rPr>
+      </w:pPr>
+    </w:p>
+    <w:p>
+      <w:pPr>
+        <w:jc w:val="center"/>
+        <w:rPr>
+          <w:rFonts w:ascii="Times New Roman" w:hAnsi="Times New Roman" w:cs="Times New Roman"/>
+          <w:sz w:val="28"/>
+          <w:szCs w:val="28"/>
+        </w:rPr>
+      </w:pPr>
+      <w:r>
+        <w:rPr>
+          <w:rFonts w:ascii="Times New Roman" w:hAnsi="Times New Roman" w:cs="Times New Roman"/>
+          <w:sz w:val="28"/>
+          <w:szCs w:val="28"/>
+        </w:rPr>
+        <w:lastRenderedPageBreak/>
+        <w:t>A virtuális gép bejelentkezési nevét és jelszavát megadtuk.</w:t>
+      </w:r>
+    </w:p>
+    <w:p>
+      <w:pPr>
+        <w:jc w:val="center"/>
+        <w:rPr>
+          <w:rFonts w:ascii="Times New Roman" w:hAnsi="Times New Roman" w:cs="Times New Roman"/>
+          <w:sz w:val="28"/>
+          <w:szCs w:val="28"/>
+        </w:rPr>
+      </w:pPr>
+      <w:r>
+        <w:rPr>
+          <w:rFonts w:ascii="Times New Roman" w:hAnsi="Times New Roman" w:cs="Times New Roman"/>
+          <w:sz w:val="28"/>
+          <w:szCs w:val="28"/>
+        </w:rPr>
+        <w:t xml:space="preserve">Felhasználónév: </w:t>
+      </w:r>
+      <w:proofErr w:type="spellStart"/>
+      <w:r>
+        <w:rPr>
+          <w:rFonts w:ascii="Times New Roman" w:hAnsi="Times New Roman" w:cs="Times New Roman"/>
+          <w:sz w:val="28"/>
+          <w:szCs w:val="28"/>
+        </w:rPr>
+        <w:t>root</w:t>
+      </w:r>
+      <w:proofErr w:type="spellEnd"/>
+    </w:p>
+    <w:p>
+      <w:pPr>
+        <w:jc w:val="center"/>
+        <w:rPr>
+          <w:rFonts w:ascii="Times New Roman" w:hAnsi="Times New Roman" w:cs="Times New Roman"/>
+          <w:sz w:val="28"/>
+          <w:szCs w:val="28"/>
+        </w:rPr>
+      </w:pPr>
+      <w:r>
+        <w:rPr>
+          <w:rFonts w:ascii="Times New Roman" w:hAnsi="Times New Roman" w:cs="Times New Roman"/>
+          <w:sz w:val="28"/>
+          <w:szCs w:val="28"/>
+        </w:rPr>
+        <w:t>Jelszó: 12345</w:t>
+      </w:r>
+    </w:p>
+    <w:p>
+      <w:pPr>
+        <w:jc w:val="center"/>
+        <w:rPr>
+          <w:rFonts w:ascii="Times New Roman" w:hAnsi="Times New Roman" w:cs="Times New Roman"/>
+          <w:sz w:val="28"/>
+          <w:szCs w:val="28"/>
+        </w:rPr>
+      </w:pPr>
+      <w:r>
+        <w:rPr>
+          <w:rFonts w:ascii="Times New Roman" w:hAnsi="Times New Roman" w:cs="Times New Roman"/>
+          <w:noProof/>
           <w:sz w:val="28"/>
           <w:szCs w:val="28"/>
         </w:rPr>
         <w:drawing>
-          <wp:inline distT="0" distB="0" distL="0" distR="0" wp14:anchorId="069F8FDF" wp14:editId="14FF1DEC">
+          <wp:inline distT="0" distB="0" distL="0" distR="0" wp14:anchorId="7E222ADA" wp14:editId="0186161E">
             <wp:extent cx="5760720" cy="3188970"/>
             <wp:effectExtent l="0" t="0" r="0" b="0"/>
-            <wp:docPr id="4" name="Kép 4"/>
+            <wp:docPr id="3" name="Kép 3"/>
             <wp:cNvGraphicFramePr>
               <a:graphicFrameLocks xmlns:a="http://schemas.openxmlformats.org/drawingml/2006/main" noChangeAspect="1"/>
             </wp:cNvGraphicFramePr>
@@ -417,66 +361,36 @@
           <w:szCs w:val="28"/>
         </w:rPr>
       </w:pPr>
-    </w:p>
-    <w:p>
-      <w:pPr>
-        <w:jc w:val="center"/>
-        <w:rPr>
-          <w:rFonts w:ascii="Times New Roman" w:hAnsi="Times New Roman" w:cs="Times New Roman"/>
-          <w:sz w:val="28"/>
-          <w:szCs w:val="28"/>
-        </w:rPr>
-      </w:pPr>
-    </w:p>
-    <w:p>
-      <w:pPr>
-        <w:jc w:val="center"/>
-        <w:rPr>
-          <w:rFonts w:ascii="Times New Roman" w:hAnsi="Times New Roman" w:cs="Times New Roman"/>
-          <w:sz w:val="28"/>
-          <w:szCs w:val="28"/>
-        </w:rPr>
-      </w:pPr>
-    </w:p>
-    <w:p>
-      <w:pPr>
-        <w:jc w:val="center"/>
-        <w:rPr>
-          <w:rFonts w:ascii="Times New Roman" w:hAnsi="Times New Roman" w:cs="Times New Roman"/>
-          <w:sz w:val="28"/>
-          <w:szCs w:val="28"/>
-        </w:rPr>
-      </w:pPr>
-      <w:r>
-        <w:rPr>
-          <w:rFonts w:ascii="Times New Roman" w:hAnsi="Times New Roman" w:cs="Times New Roman"/>
-          <w:sz w:val="28"/>
-          <w:szCs w:val="28"/>
-        </w:rPr>
-        <w:lastRenderedPageBreak/>
-        <w:t>15 GB-ot állítottunk be a szerver helyének</w:t>
-      </w:r>
-    </w:p>
-    <w:p>
-      <w:pPr>
-        <w:jc w:val="center"/>
-        <w:rPr>
-          <w:rFonts w:ascii="Times New Roman" w:hAnsi="Times New Roman" w:cs="Times New Roman"/>
-          <w:sz w:val="28"/>
-          <w:szCs w:val="28"/>
-        </w:rPr>
-      </w:pPr>
-      <w:r>
-        <w:rPr>
-          <w:rFonts w:ascii="Times New Roman" w:hAnsi="Times New Roman" w:cs="Times New Roman"/>
+      <w:r>
+        <w:rPr>
+          <w:rFonts w:ascii="Times New Roman" w:hAnsi="Times New Roman" w:cs="Times New Roman"/>
+          <w:sz w:val="28"/>
+          <w:szCs w:val="28"/>
+        </w:rPr>
+        <w:t>4 GB RAM-ot és 4 magot adtunk meg a szerver futtatásához</w:t>
+      </w:r>
+    </w:p>
+    <w:p>
+      <w:pPr>
+        <w:jc w:val="center"/>
+        <w:rPr>
+          <w:rFonts w:ascii="Times New Roman" w:hAnsi="Times New Roman" w:cs="Times New Roman"/>
+          <w:sz w:val="28"/>
+          <w:szCs w:val="28"/>
+        </w:rPr>
+      </w:pPr>
+      <w:r>
+        <w:rPr>
+          <w:rFonts w:ascii="Times New Roman" w:hAnsi="Times New Roman" w:cs="Times New Roman"/>
+          <w:noProof/>
           <w:sz w:val="28"/>
           <w:szCs w:val="28"/>
         </w:rPr>
         <w:drawing>
-          <wp:inline distT="0" distB="0" distL="0" distR="0" wp14:anchorId="4CF11406" wp14:editId="01E83137">
+          <wp:inline distT="0" distB="0" distL="0" distR="0" wp14:anchorId="069F8FDF" wp14:editId="14FF1DEC">
             <wp:extent cx="5760720" cy="3188970"/>
             <wp:effectExtent l="0" t="0" r="0" b="0"/>
-            <wp:docPr id="5" name="Kép 5"/>
+            <wp:docPr id="4" name="Kép 4"/>
             <wp:cNvGraphicFramePr>
               <a:graphicFrameLocks xmlns:a="http://schemas.openxmlformats.org/drawingml/2006/main" noChangeAspect="1"/>
             </wp:cNvGraphicFramePr>
@@ -518,35 +432,67 @@
           <w:szCs w:val="28"/>
         </w:rPr>
       </w:pPr>
-      <w:r>
-        <w:rPr>
-          <w:rFonts w:ascii="Times New Roman" w:hAnsi="Times New Roman" w:cs="Times New Roman"/>
-          <w:sz w:val="28"/>
-          <w:szCs w:val="28"/>
-        </w:rPr>
-        <w:t>Összegzés</w:t>
-      </w:r>
-    </w:p>
-    <w:p>
-      <w:pPr>
-        <w:jc w:val="center"/>
-        <w:rPr>
-          <w:rFonts w:ascii="Times New Roman" w:hAnsi="Times New Roman" w:cs="Times New Roman"/>
-          <w:sz w:val="28"/>
-          <w:szCs w:val="28"/>
-        </w:rPr>
-      </w:pPr>
-      <w:r>
-        <w:rPr>
-          <w:rFonts w:ascii="Times New Roman" w:hAnsi="Times New Roman" w:cs="Times New Roman"/>
+    </w:p>
+    <w:p>
+      <w:pPr>
+        <w:jc w:val="center"/>
+        <w:rPr>
+          <w:rFonts w:ascii="Times New Roman" w:hAnsi="Times New Roman" w:cs="Times New Roman"/>
+          <w:sz w:val="28"/>
+          <w:szCs w:val="28"/>
+        </w:rPr>
+      </w:pPr>
+    </w:p>
+    <w:p>
+      <w:pPr>
+        <w:jc w:val="center"/>
+        <w:rPr>
+          <w:rFonts w:ascii="Times New Roman" w:hAnsi="Times New Roman" w:cs="Times New Roman"/>
+          <w:sz w:val="28"/>
+          <w:szCs w:val="28"/>
+        </w:rPr>
+      </w:pPr>
+    </w:p>
+    <w:p>
+      <w:pPr>
+        <w:jc w:val="center"/>
+        <w:rPr>
+          <w:rFonts w:ascii="Times New Roman" w:hAnsi="Times New Roman" w:cs="Times New Roman"/>
+          <w:sz w:val="28"/>
+          <w:szCs w:val="28"/>
+        </w:rPr>
+      </w:pPr>
+      <w:r>
+        <w:rPr>
+          <w:rFonts w:ascii="Times New Roman" w:hAnsi="Times New Roman" w:cs="Times New Roman"/>
+          <w:sz w:val="28"/>
+          <w:szCs w:val="28"/>
+        </w:rPr>
+        <w:lastRenderedPageBreak/>
+        <w:t>15 GB-ot állítottunk be a szerver helyének</w:t>
+      </w:r>
+    </w:p>
+    <w:p>
+      <w:pPr>
+        <w:jc w:val="center"/>
+        <w:rPr>
+          <w:rFonts w:ascii="Times New Roman" w:hAnsi="Times New Roman" w:cs="Times New Roman"/>
+          <w:sz w:val="28"/>
+          <w:szCs w:val="28"/>
+        </w:rPr>
+      </w:pPr>
+      <w:r>
+        <w:rPr>
+          <w:rFonts w:ascii="Times New Roman" w:hAnsi="Times New Roman" w:cs="Times New Roman"/>
+          <w:noProof/>
           <w:sz w:val="28"/>
           <w:szCs w:val="28"/>
         </w:rPr>
         <w:drawing>
-          <wp:inline distT="0" distB="0" distL="0" distR="0" wp14:anchorId="7E5464B1" wp14:editId="1A941CCF">
+          <wp:inline distT="0" distB="0" distL="0" distR="0" wp14:anchorId="4CF11406" wp14:editId="01E83137">
             <wp:extent cx="5760720" cy="3188970"/>
             <wp:effectExtent l="0" t="0" r="0" b="0"/>
-            <wp:docPr id="6" name="Kép 6"/>
+            <wp:docPr id="5" name="Kép 5"/>
             <wp:cNvGraphicFramePr>
               <a:graphicFrameLocks xmlns:a="http://schemas.openxmlformats.org/drawingml/2006/main" noChangeAspect="1"/>
             </wp:cNvGraphicFramePr>
@@ -594,12 +540,30 @@
           <w:sz w:val="28"/>
           <w:szCs w:val="28"/>
         </w:rPr>
-        <w:lastRenderedPageBreak/>
+        <w:t>Összegzés</w:t>
+      </w:r>
+    </w:p>
+    <w:p>
+      <w:pPr>
+        <w:jc w:val="center"/>
+        <w:rPr>
+          <w:rFonts w:ascii="Times New Roman" w:hAnsi="Times New Roman" w:cs="Times New Roman"/>
+          <w:sz w:val="28"/>
+          <w:szCs w:val="28"/>
+        </w:rPr>
+      </w:pPr>
+      <w:r>
+        <w:rPr>
+          <w:rFonts w:ascii="Times New Roman" w:hAnsi="Times New Roman" w:cs="Times New Roman"/>
+          <w:noProof/>
+          <w:sz w:val="28"/>
+          <w:szCs w:val="28"/>
+        </w:rPr>
         <w:drawing>
-          <wp:inline distT="0" distB="0" distL="0" distR="0" wp14:anchorId="635238E1" wp14:editId="4008C8BF">
+          <wp:inline distT="0" distB="0" distL="0" distR="0" wp14:anchorId="7E5464B1" wp14:editId="1A941CCF">
             <wp:extent cx="5760720" cy="3188970"/>
             <wp:effectExtent l="0" t="0" r="0" b="0"/>
-            <wp:docPr id="7" name="Kép 7"/>
+            <wp:docPr id="6" name="Kép 6"/>
             <wp:cNvGraphicFramePr>
               <a:graphicFrameLocks xmlns:a="http://schemas.openxmlformats.org/drawingml/2006/main" noChangeAspect="1"/>
             </wp:cNvGraphicFramePr>
@@ -644,32 +608,16 @@
       <w:r>
         <w:rPr>
           <w:rFonts w:ascii="Times New Roman" w:hAnsi="Times New Roman" w:cs="Times New Roman"/>
-          <w:sz w:val="28"/>
-          <w:szCs w:val="28"/>
-        </w:rPr>
-        <w:t>Megadtuk a bootolási sorrendet</w:t>
-      </w:r>
-    </w:p>
-    <w:p>
-      <w:pPr>
-        <w:jc w:val="center"/>
-        <w:rPr>
-          <w:rFonts w:ascii="Times New Roman" w:hAnsi="Times New Roman" w:cs="Times New Roman"/>
-          <w:sz w:val="28"/>
-          <w:szCs w:val="28"/>
-        </w:rPr>
-      </w:pPr>
-      <w:r>
-        <w:rPr>
-          <w:rFonts w:ascii="Times New Roman" w:hAnsi="Times New Roman" w:cs="Times New Roman"/>
-          <w:sz w:val="28"/>
-          <w:szCs w:val="28"/>
-        </w:rPr>
+          <w:noProof/>
+          <w:sz w:val="28"/>
+          <w:szCs w:val="28"/>
+        </w:rPr>
+        <w:lastRenderedPageBreak/>
         <w:drawing>
-          <wp:inline distT="0" distB="0" distL="0" distR="0" wp14:anchorId="4AB53E1F" wp14:editId="50CFDF6E">
-            <wp:extent cx="5760720" cy="3375025"/>
+          <wp:inline distT="0" distB="0" distL="0" distR="0" wp14:anchorId="635238E1" wp14:editId="4008C8BF">
+            <wp:extent cx="5760720" cy="3188970"/>
             <wp:effectExtent l="0" t="0" r="0" b="0"/>
-            <wp:docPr id="8" name="Kép 8"/>
+            <wp:docPr id="7" name="Kép 7"/>
             <wp:cNvGraphicFramePr>
               <a:graphicFrameLocks xmlns:a="http://schemas.openxmlformats.org/drawingml/2006/main" noChangeAspect="1"/>
             </wp:cNvGraphicFramePr>
@@ -689,7 +637,7 @@
                   <pic:spPr>
                     <a:xfrm>
                       <a:off x="0" y="0"/>
-                      <a:ext cx="5760720" cy="3375025"/>
+                      <a:ext cx="5760720" cy="3188970"/>
                     </a:xfrm>
                     <a:prstGeom prst="rect">
                       <a:avLst/>
@@ -711,86 +659,36 @@
           <w:szCs w:val="28"/>
         </w:rPr>
       </w:pPr>
-    </w:p>
-    <w:p>
-      <w:pPr>
-        <w:jc w:val="center"/>
-        <w:rPr>
-          <w:rFonts w:ascii="Times New Roman" w:hAnsi="Times New Roman" w:cs="Times New Roman"/>
-          <w:sz w:val="28"/>
-          <w:szCs w:val="28"/>
-        </w:rPr>
-      </w:pPr>
-    </w:p>
-    <w:p>
-      <w:pPr>
-        <w:jc w:val="center"/>
-        <w:rPr>
-          <w:rFonts w:ascii="Times New Roman" w:hAnsi="Times New Roman" w:cs="Times New Roman"/>
-          <w:sz w:val="28"/>
-          <w:szCs w:val="28"/>
-        </w:rPr>
-      </w:pPr>
-    </w:p>
-    <w:p>
-      <w:pPr>
-        <w:jc w:val="center"/>
-        <w:rPr>
-          <w:rFonts w:ascii="Times New Roman" w:hAnsi="Times New Roman" w:cs="Times New Roman"/>
-          <w:sz w:val="28"/>
-          <w:szCs w:val="28"/>
-        </w:rPr>
-      </w:pPr>
-    </w:p>
-    <w:p>
-      <w:pPr>
-        <w:jc w:val="center"/>
-        <w:rPr>
-          <w:rFonts w:ascii="Times New Roman" w:hAnsi="Times New Roman" w:cs="Times New Roman"/>
-          <w:sz w:val="28"/>
-          <w:szCs w:val="28"/>
-        </w:rPr>
-      </w:pPr>
-    </w:p>
-    <w:p>
-      <w:pPr>
-        <w:jc w:val="center"/>
-        <w:rPr>
-          <w:rFonts w:ascii="Times New Roman" w:hAnsi="Times New Roman" w:cs="Times New Roman"/>
-          <w:sz w:val="28"/>
-          <w:szCs w:val="28"/>
-        </w:rPr>
-      </w:pPr>
-      <w:r>
-        <w:rPr>
-          <w:rFonts w:ascii="Times New Roman" w:hAnsi="Times New Roman" w:cs="Times New Roman"/>
-          <w:sz w:val="28"/>
-          <w:szCs w:val="28"/>
-        </w:rPr>
-        <w:lastRenderedPageBreak/>
-        <w:t>A bővített lehetőségek ha elérhetőek, gyorsítják a működést, ezért ezt bepipáltuk.</w:t>
-      </w:r>
-    </w:p>
-    <w:p>
-      <w:pPr>
-        <w:jc w:val="center"/>
-        <w:rPr>
-          <w:rFonts w:ascii="Times New Roman" w:hAnsi="Times New Roman" w:cs="Times New Roman"/>
-          <w:sz w:val="28"/>
-          <w:szCs w:val="28"/>
-        </w:rPr>
-      </w:pPr>
-      <w:r>
-        <w:rPr>
-          <w:rFonts w:ascii="Times New Roman" w:hAnsi="Times New Roman" w:cs="Times New Roman"/>
+      <w:r>
+        <w:rPr>
+          <w:rFonts w:ascii="Times New Roman" w:hAnsi="Times New Roman" w:cs="Times New Roman"/>
+          <w:sz w:val="28"/>
+          <w:szCs w:val="28"/>
+        </w:rPr>
+        <w:t>Megadtuk a bootolási sorrendet</w:t>
+      </w:r>
+    </w:p>
+    <w:p>
+      <w:pPr>
+        <w:jc w:val="center"/>
+        <w:rPr>
+          <w:rFonts w:ascii="Times New Roman" w:hAnsi="Times New Roman" w:cs="Times New Roman"/>
+          <w:sz w:val="28"/>
+          <w:szCs w:val="28"/>
+        </w:rPr>
+      </w:pPr>
+      <w:r>
+        <w:rPr>
+          <w:rFonts w:ascii="Times New Roman" w:hAnsi="Times New Roman" w:cs="Times New Roman"/>
+          <w:noProof/>
           <w:sz w:val="28"/>
           <w:szCs w:val="28"/>
         </w:rPr>
         <w:drawing>
-          <wp:inline distT="0" distB="0" distL="0" distR="0" wp14:anchorId="09E3CFA6" wp14:editId="571816E9">
+          <wp:inline distT="0" distB="0" distL="0" distR="0" wp14:anchorId="4AB53E1F" wp14:editId="50CFDF6E">
             <wp:extent cx="5760720" cy="3375025"/>
             <wp:effectExtent l="0" t="0" r="0" b="0"/>
-            <wp:docPr id="9" name="Kép 9"/>
+            <wp:docPr id="8" name="Kép 8"/>
             <wp:cNvGraphicFramePr>
               <a:graphicFrameLocks xmlns:a="http://schemas.openxmlformats.org/drawingml/2006/main" noChangeAspect="1"/>
             </wp:cNvGraphicFramePr>
@@ -832,53 +730,87 @@
           <w:szCs w:val="28"/>
         </w:rPr>
       </w:pPr>
-      <w:r>
-        <w:rPr>
-          <w:rFonts w:ascii="Times New Roman" w:hAnsi="Times New Roman" w:cs="Times New Roman"/>
-          <w:sz w:val="28"/>
-          <w:szCs w:val="28"/>
-        </w:rPr>
-        <w:t>Mivel az Intel CPU-k Hyper-V technológiát használnak, ezért azt választottuk ki</w:t>
-      </w:r>
-    </w:p>
-    <w:p>
-      <w:pPr>
-        <w:jc w:val="center"/>
-        <w:rPr>
-          <w:rFonts w:ascii="Times New Roman" w:hAnsi="Times New Roman" w:cs="Times New Roman"/>
-          <w:sz w:val="28"/>
-          <w:szCs w:val="28"/>
-        </w:rPr>
-      </w:pPr>
-      <w:r>
-        <w:rPr>
-          <w:rFonts w:ascii="Times New Roman" w:hAnsi="Times New Roman" w:cs="Times New Roman"/>
-          <w:sz w:val="28"/>
-          <w:szCs w:val="28"/>
-        </w:rPr>
-        <w:t>A memória virtualizációnak a fizikai gépen elérhetőnek kell lenni, ezért azt ki pipáltuk.</w:t>
-      </w:r>
-    </w:p>
-    <w:p>
-      <w:pPr>
-        <w:jc w:val="center"/>
-        <w:rPr>
-          <w:rFonts w:ascii="Times New Roman" w:hAnsi="Times New Roman" w:cs="Times New Roman"/>
-          <w:sz w:val="28"/>
-          <w:szCs w:val="28"/>
-        </w:rPr>
-      </w:pPr>
-      <w:r>
-        <w:rPr>
-          <w:rFonts w:ascii="Times New Roman" w:hAnsi="Times New Roman" w:cs="Times New Roman"/>
+    </w:p>
+    <w:p>
+      <w:pPr>
+        <w:jc w:val="center"/>
+        <w:rPr>
+          <w:rFonts w:ascii="Times New Roman" w:hAnsi="Times New Roman" w:cs="Times New Roman"/>
+          <w:sz w:val="28"/>
+          <w:szCs w:val="28"/>
+        </w:rPr>
+      </w:pPr>
+    </w:p>
+    <w:p>
+      <w:pPr>
+        <w:jc w:val="center"/>
+        <w:rPr>
+          <w:rFonts w:ascii="Times New Roman" w:hAnsi="Times New Roman" w:cs="Times New Roman"/>
+          <w:sz w:val="28"/>
+          <w:szCs w:val="28"/>
+        </w:rPr>
+      </w:pPr>
+    </w:p>
+    <w:p>
+      <w:pPr>
+        <w:jc w:val="center"/>
+        <w:rPr>
+          <w:rFonts w:ascii="Times New Roman" w:hAnsi="Times New Roman" w:cs="Times New Roman"/>
+          <w:sz w:val="28"/>
+          <w:szCs w:val="28"/>
+        </w:rPr>
+      </w:pPr>
+    </w:p>
+    <w:p>
+      <w:pPr>
+        <w:jc w:val="center"/>
+        <w:rPr>
+          <w:rFonts w:ascii="Times New Roman" w:hAnsi="Times New Roman" w:cs="Times New Roman"/>
+          <w:sz w:val="28"/>
+          <w:szCs w:val="28"/>
+        </w:rPr>
+      </w:pPr>
+    </w:p>
+    <w:p>
+      <w:pPr>
+        <w:jc w:val="center"/>
+        <w:rPr>
+          <w:rFonts w:ascii="Times New Roman" w:hAnsi="Times New Roman" w:cs="Times New Roman"/>
+          <w:sz w:val="28"/>
+          <w:szCs w:val="28"/>
+        </w:rPr>
+      </w:pPr>
+      <w:r>
+        <w:rPr>
+          <w:rFonts w:ascii="Times New Roman" w:hAnsi="Times New Roman" w:cs="Times New Roman"/>
+          <w:sz w:val="28"/>
+          <w:szCs w:val="28"/>
+        </w:rPr>
+        <w:lastRenderedPageBreak/>
+        <w:t>A bővített lehetőségek ha elérhetőek, gyorsítják a működést, ezért ezt bepipáltuk.</w:t>
+      </w:r>
+    </w:p>
+    <w:p>
+      <w:pPr>
+        <w:jc w:val="center"/>
+        <w:rPr>
+          <w:rFonts w:ascii="Times New Roman" w:hAnsi="Times New Roman" w:cs="Times New Roman"/>
+          <w:sz w:val="28"/>
+          <w:szCs w:val="28"/>
+        </w:rPr>
+      </w:pPr>
+      <w:r>
+        <w:rPr>
+          <w:rFonts w:ascii="Times New Roman" w:hAnsi="Times New Roman" w:cs="Times New Roman"/>
+          <w:noProof/>
           <w:sz w:val="28"/>
           <w:szCs w:val="28"/>
         </w:rPr>
         <w:drawing>
-          <wp:inline distT="0" distB="0" distL="0" distR="0" wp14:anchorId="3BE9FFE6" wp14:editId="18FD920E">
+          <wp:inline distT="0" distB="0" distL="0" distR="0" wp14:anchorId="09E3CFA6" wp14:editId="571816E9">
             <wp:extent cx="5760720" cy="3375025"/>
             <wp:effectExtent l="0" t="0" r="0" b="0"/>
-            <wp:docPr id="10" name="Kép 10"/>
+            <wp:docPr id="9" name="Kép 9"/>
             <wp:cNvGraphicFramePr>
               <a:graphicFrameLocks xmlns:a="http://schemas.openxmlformats.org/drawingml/2006/main" noChangeAspect="1"/>
             </wp:cNvGraphicFramePr>
@@ -926,12 +858,84 @@
           <w:sz w:val="28"/>
           <w:szCs w:val="28"/>
         </w:rPr>
-        <w:lastRenderedPageBreak/>
+        <w:t xml:space="preserve">Mivel az Intel CPU-k </w:t>
+      </w:r>
+      <w:proofErr w:type="spellStart"/>
+      <w:r>
+        <w:rPr>
+          <w:rFonts w:ascii="Times New Roman" w:hAnsi="Times New Roman" w:cs="Times New Roman"/>
+          <w:sz w:val="28"/>
+          <w:szCs w:val="28"/>
+        </w:rPr>
+        <w:t>Hyper</w:t>
+      </w:r>
+      <w:proofErr w:type="spellEnd"/>
+      <w:r>
+        <w:rPr>
+          <w:rFonts w:ascii="Times New Roman" w:hAnsi="Times New Roman" w:cs="Times New Roman"/>
+          <w:sz w:val="28"/>
+          <w:szCs w:val="28"/>
+        </w:rPr>
+        <w:t>-V technológiát használnak, ezért azt választottuk ki</w:t>
+      </w:r>
+    </w:p>
+    <w:p>
+      <w:pPr>
+        <w:jc w:val="center"/>
+        <w:rPr>
+          <w:rFonts w:ascii="Times New Roman" w:hAnsi="Times New Roman" w:cs="Times New Roman"/>
+          <w:sz w:val="28"/>
+          <w:szCs w:val="28"/>
+        </w:rPr>
+      </w:pPr>
+      <w:r>
+        <w:rPr>
+          <w:rFonts w:ascii="Times New Roman" w:hAnsi="Times New Roman" w:cs="Times New Roman"/>
+          <w:sz w:val="28"/>
+          <w:szCs w:val="28"/>
+        </w:rPr>
+        <w:t xml:space="preserve">A memória </w:t>
+      </w:r>
+      <w:proofErr w:type="spellStart"/>
+      <w:r>
+        <w:rPr>
+          <w:rFonts w:ascii="Times New Roman" w:hAnsi="Times New Roman" w:cs="Times New Roman"/>
+          <w:sz w:val="28"/>
+          <w:szCs w:val="28"/>
+        </w:rPr>
+        <w:t>virtualizációnak</w:t>
+      </w:r>
+      <w:proofErr w:type="spellEnd"/>
+      <w:r>
+        <w:rPr>
+          <w:rFonts w:ascii="Times New Roman" w:hAnsi="Times New Roman" w:cs="Times New Roman"/>
+          <w:sz w:val="28"/>
+          <w:szCs w:val="28"/>
+        </w:rPr>
+        <w:t xml:space="preserve"> a fizikai gépen elérhetőnek kell lenni, ezért azt ki pipáltuk.</w:t>
+      </w:r>
+    </w:p>
+    <w:p>
+      <w:pPr>
+        <w:jc w:val="center"/>
+        <w:rPr>
+          <w:rFonts w:ascii="Times New Roman" w:hAnsi="Times New Roman" w:cs="Times New Roman"/>
+          <w:sz w:val="28"/>
+          <w:szCs w:val="28"/>
+        </w:rPr>
+      </w:pPr>
+      <w:r>
+        <w:rPr>
+          <w:rFonts w:ascii="Times New Roman" w:hAnsi="Times New Roman" w:cs="Times New Roman"/>
+          <w:noProof/>
+          <w:sz w:val="28"/>
+          <w:szCs w:val="28"/>
+        </w:rPr>
         <w:drawing>
-          <wp:inline distT="0" distB="0" distL="0" distR="0" wp14:anchorId="7466EB3D" wp14:editId="514EBF86">
-            <wp:extent cx="5760720" cy="2501900"/>
+          <wp:inline distT="0" distB="0" distL="0" distR="0" wp14:anchorId="3BE9FFE6" wp14:editId="18FD920E">
+            <wp:extent cx="5760720" cy="3375025"/>
             <wp:effectExtent l="0" t="0" r="0" b="0"/>
-            <wp:docPr id="11" name="Kép 11"/>
+            <wp:docPr id="10" name="Kép 10"/>
             <wp:cNvGraphicFramePr>
               <a:graphicFrameLocks xmlns:a="http://schemas.openxmlformats.org/drawingml/2006/main" noChangeAspect="1"/>
             </wp:cNvGraphicFramePr>
@@ -951,7 +955,7 @@
                   <pic:spPr>
                     <a:xfrm>
                       <a:off x="0" y="0"/>
-                      <a:ext cx="5760720" cy="2501900"/>
+                      <a:ext cx="5760720" cy="3375025"/>
                     </a:xfrm>
                     <a:prstGeom prst="rect">
                       <a:avLst/>
@@ -976,14 +980,16 @@
       <w:r>
         <w:rPr>
           <w:rFonts w:ascii="Times New Roman" w:hAnsi="Times New Roman" w:cs="Times New Roman"/>
-          <w:sz w:val="28"/>
-          <w:szCs w:val="28"/>
-        </w:rPr>
+          <w:noProof/>
+          <w:sz w:val="28"/>
+          <w:szCs w:val="28"/>
+        </w:rPr>
+        <w:lastRenderedPageBreak/>
         <w:drawing>
-          <wp:inline distT="0" distB="0" distL="0" distR="0" wp14:anchorId="55D5EA83" wp14:editId="4324798D">
-            <wp:extent cx="5760720" cy="3375025"/>
+          <wp:inline distT="0" distB="0" distL="0" distR="0" wp14:anchorId="7466EB3D" wp14:editId="514EBF86">
+            <wp:extent cx="5760720" cy="2501900"/>
             <wp:effectExtent l="0" t="0" r="0" b="0"/>
-            <wp:docPr id="12" name="Kép 12"/>
+            <wp:docPr id="11" name="Kép 11"/>
             <wp:cNvGraphicFramePr>
               <a:graphicFrameLocks xmlns:a="http://schemas.openxmlformats.org/drawingml/2006/main" noChangeAspect="1"/>
             </wp:cNvGraphicFramePr>
@@ -1003,7 +1009,7 @@
                   <pic:spPr>
                     <a:xfrm>
                       <a:off x="0" y="0"/>
-                      <a:ext cx="5760720" cy="3375025"/>
+                      <a:ext cx="5760720" cy="2501900"/>
                     </a:xfrm>
                     <a:prstGeom prst="rect">
                       <a:avLst/>
@@ -1025,134 +1031,18 @@
           <w:szCs w:val="28"/>
         </w:rPr>
       </w:pPr>
-    </w:p>
-    <w:p>
-      <w:pPr>
-        <w:jc w:val="center"/>
-        <w:rPr>
-          <w:rFonts w:ascii="Times New Roman" w:hAnsi="Times New Roman" w:cs="Times New Roman"/>
-          <w:sz w:val="28"/>
-          <w:szCs w:val="28"/>
-        </w:rPr>
-      </w:pPr>
-    </w:p>
-    <w:p>
-      <w:pPr>
-        <w:jc w:val="center"/>
-        <w:rPr>
-          <w:rFonts w:ascii="Times New Roman" w:hAnsi="Times New Roman" w:cs="Times New Roman"/>
-          <w:sz w:val="28"/>
-          <w:szCs w:val="28"/>
-        </w:rPr>
-      </w:pPr>
-    </w:p>
-    <w:p>
-      <w:pPr>
-        <w:jc w:val="center"/>
-        <w:rPr>
-          <w:rFonts w:ascii="Times New Roman" w:hAnsi="Times New Roman" w:cs="Times New Roman"/>
-          <w:sz w:val="28"/>
-          <w:szCs w:val="28"/>
-        </w:rPr>
-      </w:pPr>
-    </w:p>
-    <w:p>
-      <w:pPr>
-        <w:jc w:val="center"/>
-        <w:rPr>
-          <w:rFonts w:ascii="Times New Roman" w:hAnsi="Times New Roman" w:cs="Times New Roman"/>
-          <w:sz w:val="28"/>
-          <w:szCs w:val="28"/>
-        </w:rPr>
-      </w:pPr>
-    </w:p>
-    <w:p>
-      <w:pPr>
-        <w:jc w:val="center"/>
-        <w:rPr>
-          <w:rFonts w:ascii="Times New Roman" w:hAnsi="Times New Roman" w:cs="Times New Roman"/>
-          <w:sz w:val="28"/>
-          <w:szCs w:val="28"/>
-        </w:rPr>
-      </w:pPr>
-    </w:p>
-    <w:p>
-      <w:pPr>
-        <w:jc w:val="center"/>
-        <w:rPr>
-          <w:rFonts w:ascii="Times New Roman" w:hAnsi="Times New Roman" w:cs="Times New Roman"/>
-          <w:sz w:val="28"/>
-          <w:szCs w:val="28"/>
-        </w:rPr>
-      </w:pPr>
-    </w:p>
-    <w:p>
-      <w:pPr>
-        <w:jc w:val="center"/>
-        <w:rPr>
-          <w:rFonts w:ascii="Times New Roman" w:hAnsi="Times New Roman" w:cs="Times New Roman"/>
-          <w:sz w:val="28"/>
-          <w:szCs w:val="28"/>
-        </w:rPr>
-      </w:pPr>
-    </w:p>
-    <w:p>
-      <w:pPr>
-        <w:jc w:val="center"/>
-        <w:rPr>
-          <w:rFonts w:ascii="Times New Roman" w:hAnsi="Times New Roman" w:cs="Times New Roman"/>
-          <w:sz w:val="36"/>
-          <w:szCs w:val="36"/>
-        </w:rPr>
-      </w:pPr>
-      <w:r>
-        <w:rPr>
-          <w:rFonts w:ascii="Times New Roman" w:hAnsi="Times New Roman" w:cs="Times New Roman"/>
-          <w:sz w:val="36"/>
-          <w:szCs w:val="36"/>
-        </w:rPr>
-        <w:lastRenderedPageBreak/>
-        <w:t>Operációs rendszer telepítése</w:t>
-      </w:r>
-    </w:p>
-    <w:p>
-      <w:pPr>
-        <w:jc w:val="center"/>
-        <w:rPr>
-          <w:rFonts w:ascii="Times New Roman" w:hAnsi="Times New Roman" w:cs="Times New Roman"/>
-          <w:sz w:val="24"/>
-          <w:szCs w:val="24"/>
-        </w:rPr>
-      </w:pPr>
-      <w:r>
-        <w:rPr>
-          <w:rFonts w:ascii="Times New Roman" w:hAnsi="Times New Roman" w:cs="Times New Roman"/>
-          <w:sz w:val="24"/>
-          <w:szCs w:val="24"/>
-        </w:rPr>
-        <w:t>Kiválasztottuk a magyar nyelvet.</w:t>
-      </w:r>
-    </w:p>
-    <w:p>
-      <w:pPr>
-        <w:jc w:val="center"/>
-        <w:rPr>
-          <w:rFonts w:ascii="Times New Roman" w:hAnsi="Times New Roman" w:cs="Times New Roman"/>
-          <w:sz w:val="28"/>
-          <w:szCs w:val="28"/>
-        </w:rPr>
-      </w:pPr>
-      <w:r>
-        <w:rPr>
-          <w:rFonts w:ascii="Times New Roman" w:hAnsi="Times New Roman" w:cs="Times New Roman"/>
+      <w:r>
+        <w:rPr>
+          <w:rFonts w:ascii="Times New Roman" w:hAnsi="Times New Roman" w:cs="Times New Roman"/>
+          <w:noProof/>
           <w:sz w:val="28"/>
           <w:szCs w:val="28"/>
         </w:rPr>
         <w:drawing>
-          <wp:inline distT="0" distB="0" distL="0" distR="0" wp14:anchorId="7238667C" wp14:editId="2192E49E">
-            <wp:extent cx="5760720" cy="3067685"/>
+          <wp:inline distT="0" distB="0" distL="0" distR="0" wp14:anchorId="55D5EA83" wp14:editId="4324798D">
+            <wp:extent cx="5760720" cy="3375025"/>
             <wp:effectExtent l="0" t="0" r="0" b="0"/>
-            <wp:docPr id="13" name="Kép 13"/>
+            <wp:docPr id="12" name="Kép 12"/>
             <wp:cNvGraphicFramePr>
               <a:graphicFrameLocks xmlns:a="http://schemas.openxmlformats.org/drawingml/2006/main" noChangeAspect="1"/>
             </wp:cNvGraphicFramePr>
@@ -1172,7 +1062,7 @@
                   <pic:spPr>
                     <a:xfrm>
                       <a:off x="0" y="0"/>
-                      <a:ext cx="5760720" cy="3067685"/>
+                      <a:ext cx="5760720" cy="3375025"/>
                     </a:xfrm>
                     <a:prstGeom prst="rect">
                       <a:avLst/>
@@ -1194,35 +1084,135 @@
           <w:szCs w:val="28"/>
         </w:rPr>
       </w:pPr>
-      <w:r>
-        <w:rPr>
-          <w:rFonts w:ascii="Times New Roman" w:hAnsi="Times New Roman" w:cs="Times New Roman"/>
-          <w:sz w:val="28"/>
-          <w:szCs w:val="28"/>
-        </w:rPr>
-        <w:t>Magyar billentyűzet kiosztás kiválasztottuk.</w:t>
-      </w:r>
-    </w:p>
-    <w:p>
-      <w:pPr>
-        <w:jc w:val="center"/>
-        <w:rPr>
-          <w:rFonts w:ascii="Times New Roman" w:hAnsi="Times New Roman" w:cs="Times New Roman"/>
-          <w:sz w:val="28"/>
-          <w:szCs w:val="28"/>
-        </w:rPr>
-      </w:pPr>
-      <w:r>
-        <w:rPr>
-          <w:rFonts w:ascii="Times New Roman" w:hAnsi="Times New Roman" w:cs="Times New Roman"/>
+    </w:p>
+    <w:p>
+      <w:pPr>
+        <w:jc w:val="center"/>
+        <w:rPr>
+          <w:rFonts w:ascii="Times New Roman" w:hAnsi="Times New Roman" w:cs="Times New Roman"/>
+          <w:sz w:val="28"/>
+          <w:szCs w:val="28"/>
+        </w:rPr>
+      </w:pPr>
+    </w:p>
+    <w:p>
+      <w:pPr>
+        <w:jc w:val="center"/>
+        <w:rPr>
+          <w:rFonts w:ascii="Times New Roman" w:hAnsi="Times New Roman" w:cs="Times New Roman"/>
+          <w:sz w:val="28"/>
+          <w:szCs w:val="28"/>
+        </w:rPr>
+      </w:pPr>
+    </w:p>
+    <w:p>
+      <w:pPr>
+        <w:jc w:val="center"/>
+        <w:rPr>
+          <w:rFonts w:ascii="Times New Roman" w:hAnsi="Times New Roman" w:cs="Times New Roman"/>
+          <w:sz w:val="28"/>
+          <w:szCs w:val="28"/>
+        </w:rPr>
+      </w:pPr>
+    </w:p>
+    <w:p>
+      <w:pPr>
+        <w:jc w:val="center"/>
+        <w:rPr>
+          <w:rFonts w:ascii="Times New Roman" w:hAnsi="Times New Roman" w:cs="Times New Roman"/>
+          <w:sz w:val="28"/>
+          <w:szCs w:val="28"/>
+        </w:rPr>
+      </w:pPr>
+    </w:p>
+    <w:p>
+      <w:pPr>
+        <w:jc w:val="center"/>
+        <w:rPr>
+          <w:rFonts w:ascii="Times New Roman" w:hAnsi="Times New Roman" w:cs="Times New Roman"/>
+          <w:sz w:val="28"/>
+          <w:szCs w:val="28"/>
+        </w:rPr>
+      </w:pPr>
+    </w:p>
+    <w:p>
+      <w:pPr>
+        <w:jc w:val="center"/>
+        <w:rPr>
+          <w:rFonts w:ascii="Times New Roman" w:hAnsi="Times New Roman" w:cs="Times New Roman"/>
+          <w:sz w:val="28"/>
+          <w:szCs w:val="28"/>
+        </w:rPr>
+      </w:pPr>
+    </w:p>
+    <w:p>
+      <w:pPr>
+        <w:jc w:val="center"/>
+        <w:rPr>
+          <w:rFonts w:ascii="Times New Roman" w:hAnsi="Times New Roman" w:cs="Times New Roman"/>
+          <w:sz w:val="28"/>
+          <w:szCs w:val="28"/>
+        </w:rPr>
+      </w:pPr>
+    </w:p>
+    <w:p>
+      <w:pPr>
+        <w:jc w:val="center"/>
+        <w:rPr>
+          <w:rFonts w:ascii="Times New Roman" w:hAnsi="Times New Roman" w:cs="Times New Roman"/>
+          <w:sz w:val="36"/>
+          <w:szCs w:val="36"/>
+        </w:rPr>
+      </w:pPr>
+      <w:r>
+        <w:rPr>
+          <w:rFonts w:ascii="Times New Roman" w:hAnsi="Times New Roman" w:cs="Times New Roman"/>
+          <w:sz w:val="36"/>
+          <w:szCs w:val="36"/>
+        </w:rPr>
+        <w:lastRenderedPageBreak/>
+        <w:t>Operációs rendszer telepítése</w:t>
+      </w:r>
+    </w:p>
+    <w:p>
+      <w:pPr>
+        <w:jc w:val="center"/>
+        <w:rPr>
+          <w:rFonts w:ascii="Times New Roman" w:hAnsi="Times New Roman" w:cs="Times New Roman"/>
+          <w:sz w:val="24"/>
+          <w:szCs w:val="24"/>
+        </w:rPr>
+      </w:pPr>
+      <w:r>
+        <w:rPr>
+          <w:rFonts w:ascii="Times New Roman" w:hAnsi="Times New Roman" w:cs="Times New Roman"/>
+          <w:sz w:val="24"/>
+          <w:szCs w:val="24"/>
+        </w:rPr>
+        <w:t>Kiválasztottuk a magyar nyelvet.</w:t>
+      </w:r>
+    </w:p>
+    <w:p>
+      <w:pPr>
+        <w:jc w:val="center"/>
+        <w:rPr>
+          <w:rFonts w:ascii="Times New Roman" w:hAnsi="Times New Roman" w:cs="Times New Roman"/>
+          <w:sz w:val="28"/>
+          <w:szCs w:val="28"/>
+        </w:rPr>
+      </w:pPr>
+      <w:r>
+        <w:rPr>
+          <w:rFonts w:ascii="Times New Roman" w:hAnsi="Times New Roman" w:cs="Times New Roman"/>
+          <w:noProof/>
           <w:sz w:val="28"/>
           <w:szCs w:val="28"/>
         </w:rPr>
         <w:drawing>
-          <wp:inline distT="0" distB="0" distL="0" distR="0" wp14:anchorId="71E1FC2E" wp14:editId="66C6DAA6">
+          <wp:inline distT="0" distB="0" distL="0" distR="0" wp14:anchorId="7238667C" wp14:editId="2192E49E">
             <wp:extent cx="5760720" cy="3067685"/>
             <wp:effectExtent l="0" t="0" r="0" b="0"/>
-            <wp:docPr id="14" name="Kép 14"/>
+            <wp:docPr id="13" name="Kép 13"/>
             <wp:cNvGraphicFramePr>
               <a:graphicFrameLocks xmlns:a="http://schemas.openxmlformats.org/drawingml/2006/main" noChangeAspect="1"/>
             </wp:cNvGraphicFramePr>
@@ -1270,12 +1260,30 @@
           <w:sz w:val="28"/>
           <w:szCs w:val="28"/>
         </w:rPr>
-        <w:lastRenderedPageBreak/>
+        <w:t>Magyar billentyűzet kiosztás kiválasztottuk.</w:t>
+      </w:r>
+    </w:p>
+    <w:p>
+      <w:pPr>
+        <w:jc w:val="center"/>
+        <w:rPr>
+          <w:rFonts w:ascii="Times New Roman" w:hAnsi="Times New Roman" w:cs="Times New Roman"/>
+          <w:sz w:val="28"/>
+          <w:szCs w:val="28"/>
+        </w:rPr>
+      </w:pPr>
+      <w:r>
+        <w:rPr>
+          <w:rFonts w:ascii="Times New Roman" w:hAnsi="Times New Roman" w:cs="Times New Roman"/>
+          <w:noProof/>
+          <w:sz w:val="28"/>
+          <w:szCs w:val="28"/>
+        </w:rPr>
         <w:drawing>
-          <wp:inline distT="0" distB="0" distL="0" distR="0" wp14:anchorId="710EADB3" wp14:editId="7D2910E8">
+          <wp:inline distT="0" distB="0" distL="0" distR="0" wp14:anchorId="71E1FC2E" wp14:editId="66C6DAA6">
             <wp:extent cx="5760720" cy="3067685"/>
             <wp:effectExtent l="0" t="0" r="0" b="0"/>
-            <wp:docPr id="15" name="Kép 15"/>
+            <wp:docPr id="14" name="Kép 14"/>
             <wp:cNvGraphicFramePr>
               <a:graphicFrameLocks xmlns:a="http://schemas.openxmlformats.org/drawingml/2006/main" noChangeAspect="1"/>
             </wp:cNvGraphicFramePr>
@@ -1320,14 +1328,16 @@
       <w:r>
         <w:rPr>
           <w:rFonts w:ascii="Times New Roman" w:hAnsi="Times New Roman" w:cs="Times New Roman"/>
-          <w:sz w:val="28"/>
-          <w:szCs w:val="28"/>
-        </w:rPr>
+          <w:noProof/>
+          <w:sz w:val="28"/>
+          <w:szCs w:val="28"/>
+        </w:rPr>
+        <w:lastRenderedPageBreak/>
         <w:drawing>
-          <wp:inline distT="0" distB="0" distL="0" distR="0" wp14:anchorId="3D33200B" wp14:editId="6DDE379B">
+          <wp:inline distT="0" distB="0" distL="0" distR="0" wp14:anchorId="710EADB3" wp14:editId="7D2910E8">
             <wp:extent cx="5760720" cy="3067685"/>
             <wp:effectExtent l="0" t="0" r="0" b="0"/>
-            <wp:docPr id="16" name="Kép 16"/>
+            <wp:docPr id="15" name="Kép 15"/>
             <wp:cNvGraphicFramePr>
               <a:graphicFrameLocks xmlns:a="http://schemas.openxmlformats.org/drawingml/2006/main" noChangeAspect="1"/>
             </wp:cNvGraphicFramePr>
@@ -1369,106 +1379,18 @@
           <w:szCs w:val="28"/>
         </w:rPr>
       </w:pPr>
-    </w:p>
-    <w:p>
-      <w:pPr>
-        <w:jc w:val="center"/>
-        <w:rPr>
-          <w:rFonts w:ascii="Times New Roman" w:hAnsi="Times New Roman" w:cs="Times New Roman"/>
-          <w:sz w:val="28"/>
-          <w:szCs w:val="28"/>
-        </w:rPr>
-      </w:pPr>
-    </w:p>
-    <w:p>
-      <w:pPr>
-        <w:jc w:val="center"/>
-        <w:rPr>
-          <w:rFonts w:ascii="Times New Roman" w:hAnsi="Times New Roman" w:cs="Times New Roman"/>
-          <w:sz w:val="28"/>
-          <w:szCs w:val="28"/>
-        </w:rPr>
-      </w:pPr>
-    </w:p>
-    <w:p>
-      <w:pPr>
-        <w:jc w:val="center"/>
-        <w:rPr>
-          <w:rFonts w:ascii="Times New Roman" w:hAnsi="Times New Roman" w:cs="Times New Roman"/>
-          <w:sz w:val="28"/>
-          <w:szCs w:val="28"/>
-        </w:rPr>
-      </w:pPr>
-    </w:p>
-    <w:p>
-      <w:pPr>
-        <w:jc w:val="center"/>
-        <w:rPr>
-          <w:rFonts w:ascii="Times New Roman" w:hAnsi="Times New Roman" w:cs="Times New Roman"/>
-          <w:sz w:val="28"/>
-          <w:szCs w:val="28"/>
-        </w:rPr>
-      </w:pPr>
-    </w:p>
-    <w:p>
-      <w:pPr>
-        <w:jc w:val="center"/>
-        <w:rPr>
-          <w:rFonts w:ascii="Times New Roman" w:hAnsi="Times New Roman" w:cs="Times New Roman"/>
-          <w:sz w:val="28"/>
-          <w:szCs w:val="28"/>
-        </w:rPr>
-      </w:pPr>
-    </w:p>
-    <w:p>
-      <w:pPr>
-        <w:jc w:val="center"/>
-        <w:rPr>
-          <w:rFonts w:ascii="Times New Roman" w:hAnsi="Times New Roman" w:cs="Times New Roman"/>
-          <w:sz w:val="28"/>
-          <w:szCs w:val="28"/>
-        </w:rPr>
-      </w:pPr>
-    </w:p>
-    <w:p>
-      <w:pPr>
-        <w:jc w:val="center"/>
-        <w:rPr>
-          <w:rFonts w:ascii="Times New Roman" w:hAnsi="Times New Roman" w:cs="Times New Roman"/>
-          <w:sz w:val="28"/>
-          <w:szCs w:val="24"/>
-        </w:rPr>
-      </w:pPr>
-      <w:r>
-        <w:rPr>
-          <w:rFonts w:ascii="Times New Roman" w:hAnsi="Times New Roman" w:cs="Times New Roman"/>
-          <w:sz w:val="28"/>
-          <w:szCs w:val="24"/>
-        </w:rPr>
-        <w:lastRenderedPageBreak/>
-        <w:t>Az archívumtükör beállításánál beállítottunk egy alternatív archívum-tükörkiszolgálót, melyet az alapértelmezett helyett használhat</w:t>
-      </w:r>
-    </w:p>
-    <w:p>
-      <w:pPr>
-        <w:jc w:val="center"/>
-        <w:rPr>
-          <w:rFonts w:ascii="Times New Roman" w:hAnsi="Times New Roman" w:cs="Times New Roman"/>
-          <w:sz w:val="32"/>
-          <w:szCs w:val="32"/>
-        </w:rPr>
-      </w:pPr>
-      <w:r>
-        <w:rPr>
-          <w:rFonts w:ascii="Times New Roman" w:hAnsi="Times New Roman" w:cs="Times New Roman"/>
-          <w:sz w:val="32"/>
-          <w:szCs w:val="32"/>
+      <w:r>
+        <w:rPr>
+          <w:rFonts w:ascii="Times New Roman" w:hAnsi="Times New Roman" w:cs="Times New Roman"/>
+          <w:noProof/>
+          <w:sz w:val="28"/>
+          <w:szCs w:val="28"/>
         </w:rPr>
         <w:drawing>
-          <wp:inline distT="0" distB="0" distL="0" distR="0" wp14:anchorId="10D9BC59" wp14:editId="24B6F5AD">
+          <wp:inline distT="0" distB="0" distL="0" distR="0" wp14:anchorId="3D33200B" wp14:editId="6DDE379B">
             <wp:extent cx="5760720" cy="3067685"/>
             <wp:effectExtent l="0" t="0" r="0" b="0"/>
-            <wp:docPr id="20" name="Kép 20"/>
+            <wp:docPr id="16" name="Kép 16"/>
             <wp:cNvGraphicFramePr>
               <a:graphicFrameLocks xmlns:a="http://schemas.openxmlformats.org/drawingml/2006/main" noChangeAspect="1"/>
             </wp:cNvGraphicFramePr>
@@ -1510,13 +1432,84 @@
           <w:szCs w:val="28"/>
         </w:rPr>
       </w:pPr>
-      <w:r>
-        <w:rPr>
-          <w:rFonts w:ascii="Times New Roman" w:hAnsi="Times New Roman" w:cs="Times New Roman"/>
-          <w:sz w:val="28"/>
-          <w:szCs w:val="28"/>
-        </w:rPr>
-        <w:t>Irányított tárolóbeállításnál egyéni tárolóberendezést választottunk.</w:t>
+    </w:p>
+    <w:p>
+      <w:pPr>
+        <w:jc w:val="center"/>
+        <w:rPr>
+          <w:rFonts w:ascii="Times New Roman" w:hAnsi="Times New Roman" w:cs="Times New Roman"/>
+          <w:sz w:val="28"/>
+          <w:szCs w:val="28"/>
+        </w:rPr>
+      </w:pPr>
+    </w:p>
+    <w:p>
+      <w:pPr>
+        <w:jc w:val="center"/>
+        <w:rPr>
+          <w:rFonts w:ascii="Times New Roman" w:hAnsi="Times New Roman" w:cs="Times New Roman"/>
+          <w:sz w:val="28"/>
+          <w:szCs w:val="28"/>
+        </w:rPr>
+      </w:pPr>
+    </w:p>
+    <w:p>
+      <w:pPr>
+        <w:jc w:val="center"/>
+        <w:rPr>
+          <w:rFonts w:ascii="Times New Roman" w:hAnsi="Times New Roman" w:cs="Times New Roman"/>
+          <w:sz w:val="28"/>
+          <w:szCs w:val="28"/>
+        </w:rPr>
+      </w:pPr>
+    </w:p>
+    <w:p>
+      <w:pPr>
+        <w:jc w:val="center"/>
+        <w:rPr>
+          <w:rFonts w:ascii="Times New Roman" w:hAnsi="Times New Roman" w:cs="Times New Roman"/>
+          <w:sz w:val="28"/>
+          <w:szCs w:val="28"/>
+        </w:rPr>
+      </w:pPr>
+    </w:p>
+    <w:p>
+      <w:pPr>
+        <w:jc w:val="center"/>
+        <w:rPr>
+          <w:rFonts w:ascii="Times New Roman" w:hAnsi="Times New Roman" w:cs="Times New Roman"/>
+          <w:sz w:val="28"/>
+          <w:szCs w:val="28"/>
+        </w:rPr>
+      </w:pPr>
+    </w:p>
+    <w:p>
+      <w:pPr>
+        <w:jc w:val="center"/>
+        <w:rPr>
+          <w:rFonts w:ascii="Times New Roman" w:hAnsi="Times New Roman" w:cs="Times New Roman"/>
+          <w:sz w:val="28"/>
+          <w:szCs w:val="28"/>
+        </w:rPr>
+      </w:pPr>
+    </w:p>
+    <w:p>
+      <w:pPr>
+        <w:jc w:val="center"/>
+        <w:rPr>
+          <w:rFonts w:ascii="Times New Roman" w:hAnsi="Times New Roman" w:cs="Times New Roman"/>
+          <w:sz w:val="28"/>
+          <w:szCs w:val="24"/>
+        </w:rPr>
+      </w:pPr>
+      <w:r>
+        <w:rPr>
+          <w:rFonts w:ascii="Times New Roman" w:hAnsi="Times New Roman" w:cs="Times New Roman"/>
+          <w:sz w:val="28"/>
+          <w:szCs w:val="24"/>
+        </w:rPr>
+        <w:lastRenderedPageBreak/>
+        <w:t>Az archívumtükör beállításánál beállítottunk egy alternatív archívum-tükörkiszolgálót, melyet az alapértelmezett helyett használhat</w:t>
       </w:r>
     </w:p>
     <w:p>
@@ -1531,14 +1524,15 @@
       <w:r>
         <w:rPr>
           <w:rFonts w:ascii="Times New Roman" w:hAnsi="Times New Roman" w:cs="Times New Roman"/>
+          <w:noProof/>
           <w:sz w:val="32"/>
           <w:szCs w:val="32"/>
         </w:rPr>
         <w:drawing>
-          <wp:inline distT="0" distB="0" distL="0" distR="0" wp14:anchorId="5652A8A4" wp14:editId="75DE3D78">
+          <wp:inline distT="0" distB="0" distL="0" distR="0" wp14:anchorId="10D9BC59" wp14:editId="24B6F5AD">
             <wp:extent cx="5760720" cy="3067685"/>
             <wp:effectExtent l="0" t="0" r="0" b="0"/>
-            <wp:docPr id="21" name="Kép 21"/>
+            <wp:docPr id="20" name="Kép 20"/>
             <wp:cNvGraphicFramePr>
               <a:graphicFrameLocks xmlns:a="http://schemas.openxmlformats.org/drawingml/2006/main" noChangeAspect="1"/>
             </wp:cNvGraphicFramePr>
@@ -1576,90 +1570,40 @@
         <w:jc w:val="center"/>
         <w:rPr>
           <w:rFonts w:ascii="Times New Roman" w:hAnsi="Times New Roman" w:cs="Times New Roman"/>
+          <w:sz w:val="28"/>
+          <w:szCs w:val="28"/>
+        </w:rPr>
+      </w:pPr>
+      <w:r>
+        <w:rPr>
+          <w:rFonts w:ascii="Times New Roman" w:hAnsi="Times New Roman" w:cs="Times New Roman"/>
+          <w:sz w:val="28"/>
+          <w:szCs w:val="28"/>
+        </w:rPr>
+        <w:t>Irányított tárolóbeállításnál egyéni tárolóberendezést választottunk.</w:t>
+      </w:r>
+    </w:p>
+    <w:p>
+      <w:pPr>
+        <w:jc w:val="center"/>
+        <w:rPr>
+          <w:rFonts w:ascii="Times New Roman" w:hAnsi="Times New Roman" w:cs="Times New Roman"/>
           <w:sz w:val="32"/>
           <w:szCs w:val="32"/>
         </w:rPr>
       </w:pPr>
-    </w:p>
-    <w:p>
-      <w:pPr>
-        <w:jc w:val="center"/>
-        <w:rPr>
-          <w:rFonts w:ascii="Times New Roman" w:hAnsi="Times New Roman" w:cs="Times New Roman"/>
+      <w:r>
+        <w:rPr>
+          <w:rFonts w:ascii="Times New Roman" w:hAnsi="Times New Roman" w:cs="Times New Roman"/>
+          <w:noProof/>
           <w:sz w:val="32"/>
           <w:szCs w:val="32"/>
         </w:rPr>
-      </w:pPr>
-    </w:p>
-    <w:p>
-      <w:pPr>
-        <w:jc w:val="center"/>
-        <w:rPr>
-          <w:rFonts w:ascii="Times New Roman" w:hAnsi="Times New Roman" w:cs="Times New Roman"/>
-          <w:sz w:val="32"/>
-          <w:szCs w:val="32"/>
-        </w:rPr>
-      </w:pPr>
-    </w:p>
-    <w:p>
-      <w:pPr>
-        <w:jc w:val="center"/>
-        <w:rPr>
-          <w:rFonts w:ascii="Times New Roman" w:hAnsi="Times New Roman" w:cs="Times New Roman"/>
-          <w:sz w:val="32"/>
-          <w:szCs w:val="32"/>
-        </w:rPr>
-      </w:pPr>
-    </w:p>
-    <w:p>
-      <w:pPr>
-        <w:jc w:val="center"/>
-        <w:rPr>
-          <w:rFonts w:ascii="Times New Roman" w:hAnsi="Times New Roman" w:cs="Times New Roman"/>
-          <w:sz w:val="32"/>
-          <w:szCs w:val="32"/>
-        </w:rPr>
-      </w:pPr>
-    </w:p>
-    <w:p>
-      <w:pPr>
-        <w:jc w:val="center"/>
-        <w:rPr>
-          <w:rFonts w:ascii="Times New Roman" w:hAnsi="Times New Roman" w:cs="Times New Roman"/>
-          <w:sz w:val="28"/>
-          <w:szCs w:val="24"/>
-        </w:rPr>
-      </w:pPr>
-      <w:r>
-        <w:rPr>
-          <w:rFonts w:ascii="Times New Roman" w:hAnsi="Times New Roman" w:cs="Times New Roman"/>
-          <w:sz w:val="28"/>
-          <w:szCs w:val="24"/>
-        </w:rPr>
-        <w:lastRenderedPageBreak/>
-        <w:t>Tároló beállításánál hozzáadtunk egy GPT partíciót.</w:t>
-      </w:r>
-    </w:p>
-    <w:p>
-      <w:pPr>
-        <w:jc w:val="center"/>
-        <w:rPr>
-          <w:rFonts w:ascii="Times New Roman" w:hAnsi="Times New Roman" w:cs="Times New Roman"/>
-          <w:sz w:val="32"/>
-          <w:szCs w:val="32"/>
-        </w:rPr>
-      </w:pPr>
-      <w:r>
-        <w:rPr>
-          <w:rFonts w:ascii="Times New Roman" w:hAnsi="Times New Roman" w:cs="Times New Roman"/>
-          <w:sz w:val="32"/>
-          <w:szCs w:val="32"/>
-        </w:rPr>
         <w:drawing>
-          <wp:inline distT="0" distB="0" distL="0" distR="0" wp14:anchorId="26986525" wp14:editId="0F671B99">
+          <wp:inline distT="0" distB="0" distL="0" distR="0" wp14:anchorId="5652A8A4" wp14:editId="75DE3D78">
             <wp:extent cx="5760720" cy="3067685"/>
             <wp:effectExtent l="0" t="0" r="0" b="0"/>
-            <wp:docPr id="26" name="Kép 26"/>
+            <wp:docPr id="21" name="Kép 21"/>
             <wp:cNvGraphicFramePr>
               <a:graphicFrameLocks xmlns:a="http://schemas.openxmlformats.org/drawingml/2006/main" noChangeAspect="1"/>
             </wp:cNvGraphicFramePr>
@@ -1697,6 +1641,56 @@
         <w:jc w:val="center"/>
         <w:rPr>
           <w:rFonts w:ascii="Times New Roman" w:hAnsi="Times New Roman" w:cs="Times New Roman"/>
+          <w:sz w:val="32"/>
+          <w:szCs w:val="32"/>
+        </w:rPr>
+      </w:pPr>
+    </w:p>
+    <w:p>
+      <w:pPr>
+        <w:jc w:val="center"/>
+        <w:rPr>
+          <w:rFonts w:ascii="Times New Roman" w:hAnsi="Times New Roman" w:cs="Times New Roman"/>
+          <w:sz w:val="32"/>
+          <w:szCs w:val="32"/>
+        </w:rPr>
+      </w:pPr>
+    </w:p>
+    <w:p>
+      <w:pPr>
+        <w:jc w:val="center"/>
+        <w:rPr>
+          <w:rFonts w:ascii="Times New Roman" w:hAnsi="Times New Roman" w:cs="Times New Roman"/>
+          <w:sz w:val="32"/>
+          <w:szCs w:val="32"/>
+        </w:rPr>
+      </w:pPr>
+    </w:p>
+    <w:p>
+      <w:pPr>
+        <w:jc w:val="center"/>
+        <w:rPr>
+          <w:rFonts w:ascii="Times New Roman" w:hAnsi="Times New Roman" w:cs="Times New Roman"/>
+          <w:sz w:val="32"/>
+          <w:szCs w:val="32"/>
+        </w:rPr>
+      </w:pPr>
+    </w:p>
+    <w:p>
+      <w:pPr>
+        <w:jc w:val="center"/>
+        <w:rPr>
+          <w:rFonts w:ascii="Times New Roman" w:hAnsi="Times New Roman" w:cs="Times New Roman"/>
+          <w:sz w:val="32"/>
+          <w:szCs w:val="32"/>
+        </w:rPr>
+      </w:pPr>
+    </w:p>
+    <w:p>
+      <w:pPr>
+        <w:jc w:val="center"/>
+        <w:rPr>
+          <w:rFonts w:ascii="Times New Roman" w:hAnsi="Times New Roman" w:cs="Times New Roman"/>
           <w:sz w:val="28"/>
           <w:szCs w:val="24"/>
         </w:rPr>
@@ -1707,29 +1701,31 @@
           <w:sz w:val="28"/>
           <w:szCs w:val="24"/>
         </w:rPr>
-        <w:t>Formátumnál Swap-et választottunk ki.</w:t>
-      </w:r>
-    </w:p>
-    <w:p>
-      <w:pPr>
-        <w:jc w:val="center"/>
-        <w:rPr>
-          <w:rFonts w:ascii="Times New Roman" w:hAnsi="Times New Roman" w:cs="Times New Roman"/>
-          <w:sz w:val="28"/>
-          <w:szCs w:val="24"/>
-        </w:rPr>
-      </w:pPr>
-      <w:r>
-        <w:rPr>
-          <w:rFonts w:ascii="Times New Roman" w:hAnsi="Times New Roman" w:cs="Times New Roman"/>
-          <w:sz w:val="28"/>
-          <w:szCs w:val="24"/>
+        <w:lastRenderedPageBreak/>
+        <w:t>Tároló beállításánál hozzáadtunk egy GPT partíciót.</w:t>
+      </w:r>
+    </w:p>
+    <w:p>
+      <w:pPr>
+        <w:jc w:val="center"/>
+        <w:rPr>
+          <w:rFonts w:ascii="Times New Roman" w:hAnsi="Times New Roman" w:cs="Times New Roman"/>
+          <w:sz w:val="32"/>
+          <w:szCs w:val="32"/>
+        </w:rPr>
+      </w:pPr>
+      <w:r>
+        <w:rPr>
+          <w:rFonts w:ascii="Times New Roman" w:hAnsi="Times New Roman" w:cs="Times New Roman"/>
+          <w:noProof/>
+          <w:sz w:val="32"/>
+          <w:szCs w:val="32"/>
         </w:rPr>
         <w:drawing>
-          <wp:inline distT="0" distB="0" distL="0" distR="0" wp14:anchorId="6143E993" wp14:editId="13841B0E">
+          <wp:inline distT="0" distB="0" distL="0" distR="0" wp14:anchorId="26986525" wp14:editId="0F671B99">
             <wp:extent cx="5760720" cy="3067685"/>
             <wp:effectExtent l="0" t="0" r="0" b="0"/>
-            <wp:docPr id="27" name="Kép 27"/>
+            <wp:docPr id="26" name="Kép 26"/>
             <wp:cNvGraphicFramePr>
               <a:graphicFrameLocks xmlns:a="http://schemas.openxmlformats.org/drawingml/2006/main" noChangeAspect="1"/>
             </wp:cNvGraphicFramePr>
@@ -1767,32 +1763,58 @@
         <w:jc w:val="center"/>
         <w:rPr>
           <w:rFonts w:ascii="Times New Roman" w:hAnsi="Times New Roman" w:cs="Times New Roman"/>
-          <w:sz w:val="32"/>
-          <w:szCs w:val="32"/>
-        </w:rPr>
-      </w:pPr>
-    </w:p>
-    <w:p>
-      <w:pPr>
-        <w:jc w:val="center"/>
-        <w:rPr>
-          <w:rFonts w:ascii="Times New Roman" w:hAnsi="Times New Roman" w:cs="Times New Roman"/>
-          <w:sz w:val="32"/>
-          <w:szCs w:val="32"/>
-        </w:rPr>
-      </w:pPr>
-      <w:r>
-        <w:rPr>
-          <w:rFonts w:ascii="Times New Roman" w:hAnsi="Times New Roman" w:cs="Times New Roman"/>
-          <w:sz w:val="32"/>
-          <w:szCs w:val="32"/>
-        </w:rPr>
-        <w:lastRenderedPageBreak/>
+          <w:sz w:val="28"/>
+          <w:szCs w:val="24"/>
+        </w:rPr>
+      </w:pPr>
+      <w:r>
+        <w:rPr>
+          <w:rFonts w:ascii="Times New Roman" w:hAnsi="Times New Roman" w:cs="Times New Roman"/>
+          <w:sz w:val="28"/>
+          <w:szCs w:val="24"/>
+        </w:rPr>
+        <w:t xml:space="preserve">Formátumnál </w:t>
+      </w:r>
+      <w:proofErr w:type="spellStart"/>
+      <w:r>
+        <w:rPr>
+          <w:rFonts w:ascii="Times New Roman" w:hAnsi="Times New Roman" w:cs="Times New Roman"/>
+          <w:sz w:val="28"/>
+          <w:szCs w:val="24"/>
+        </w:rPr>
+        <w:t>Swap-et</w:t>
+      </w:r>
+      <w:proofErr w:type="spellEnd"/>
+      <w:r>
+        <w:rPr>
+          <w:rFonts w:ascii="Times New Roman" w:hAnsi="Times New Roman" w:cs="Times New Roman"/>
+          <w:sz w:val="28"/>
+          <w:szCs w:val="24"/>
+        </w:rPr>
+        <w:t xml:space="preserve"> választottunk ki.</w:t>
+      </w:r>
+    </w:p>
+    <w:p>
+      <w:pPr>
+        <w:jc w:val="center"/>
+        <w:rPr>
+          <w:rFonts w:ascii="Times New Roman" w:hAnsi="Times New Roman" w:cs="Times New Roman"/>
+          <w:sz w:val="28"/>
+          <w:szCs w:val="24"/>
+        </w:rPr>
+      </w:pPr>
+      <w:r>
+        <w:rPr>
+          <w:rFonts w:ascii="Times New Roman" w:hAnsi="Times New Roman" w:cs="Times New Roman"/>
+          <w:noProof/>
+          <w:sz w:val="28"/>
+          <w:szCs w:val="24"/>
+        </w:rPr>
         <w:drawing>
-          <wp:inline distT="0" distB="0" distL="0" distR="0" wp14:anchorId="5E71617F" wp14:editId="0130BBB9">
+          <wp:inline distT="0" distB="0" distL="0" distR="0" wp14:anchorId="6143E993" wp14:editId="13841B0E">
             <wp:extent cx="5760720" cy="3067685"/>
             <wp:effectExtent l="0" t="0" r="0" b="0"/>
-            <wp:docPr id="28" name="Kép 28"/>
+            <wp:docPr id="27" name="Kép 27"/>
             <wp:cNvGraphicFramePr>
               <a:graphicFrameLocks xmlns:a="http://schemas.openxmlformats.org/drawingml/2006/main" noChangeAspect="1"/>
             </wp:cNvGraphicFramePr>
@@ -1830,141 +1852,33 @@
         <w:jc w:val="center"/>
         <w:rPr>
           <w:rFonts w:ascii="Times New Roman" w:hAnsi="Times New Roman" w:cs="Times New Roman"/>
-          <w:sz w:val="28"/>
-          <w:szCs w:val="28"/>
-        </w:rPr>
-      </w:pPr>
-      <w:r>
-        <w:rPr>
-          <w:rFonts w:ascii="Times New Roman" w:hAnsi="Times New Roman" w:cs="Times New Roman"/>
-          <w:sz w:val="28"/>
-          <w:szCs w:val="28"/>
-        </w:rPr>
-        <w:t xml:space="preserve">Profilbeállításnál Az ön nevéhez </w:t>
-      </w:r>
-      <w:r>
-        <w:rPr>
-          <w:rFonts w:ascii="Times New Roman" w:hAnsi="Times New Roman" w:cs="Times New Roman"/>
-          <w:sz w:val="28"/>
-          <w:szCs w:val="28"/>
-        </w:rPr>
-        <w:t>Halász Noel</w:t>
-      </w:r>
-      <w:r>
-        <w:rPr>
-          <w:rFonts w:ascii="Times New Roman" w:hAnsi="Times New Roman" w:cs="Times New Roman"/>
-          <w:sz w:val="28"/>
-          <w:szCs w:val="28"/>
-        </w:rPr>
-        <w:t>-t adtunk meg.</w:t>
-      </w:r>
-    </w:p>
-    <w:p>
-      <w:pPr>
-        <w:jc w:val="center"/>
-        <w:rPr>
-          <w:rFonts w:ascii="Times New Roman" w:hAnsi="Times New Roman" w:cs="Times New Roman"/>
-          <w:sz w:val="28"/>
-          <w:szCs w:val="28"/>
-        </w:rPr>
-      </w:pPr>
-      <w:r>
-        <w:rPr>
-          <w:rFonts w:ascii="Times New Roman" w:hAnsi="Times New Roman" w:cs="Times New Roman"/>
-          <w:sz w:val="28"/>
-          <w:szCs w:val="28"/>
-        </w:rPr>
-        <w:t xml:space="preserve">A kiszolgáló nevének </w:t>
-      </w:r>
-      <w:r>
-        <w:rPr>
-          <w:rFonts w:ascii="Times New Roman" w:hAnsi="Times New Roman" w:cs="Times New Roman"/>
-          <w:sz w:val="28"/>
-          <w:szCs w:val="28"/>
-        </w:rPr>
-        <w:t>linux_server</w:t>
-      </w:r>
-      <w:r>
-        <w:rPr>
-          <w:rFonts w:ascii="Times New Roman" w:hAnsi="Times New Roman" w:cs="Times New Roman"/>
-          <w:sz w:val="28"/>
-          <w:szCs w:val="28"/>
-        </w:rPr>
-        <w:t>-t adtunk meg.</w:t>
-      </w:r>
-    </w:p>
-    <w:p>
-      <w:pPr>
-        <w:jc w:val="center"/>
-        <w:rPr>
-          <w:rFonts w:ascii="Times New Roman" w:hAnsi="Times New Roman" w:cs="Times New Roman"/>
-          <w:sz w:val="28"/>
-          <w:szCs w:val="28"/>
-        </w:rPr>
-      </w:pPr>
-      <w:r>
-        <w:rPr>
-          <w:rFonts w:ascii="Times New Roman" w:hAnsi="Times New Roman" w:cs="Times New Roman"/>
-          <w:sz w:val="28"/>
-          <w:szCs w:val="28"/>
-        </w:rPr>
-        <w:t xml:space="preserve">Felhasználónévnek </w:t>
-      </w:r>
-      <w:r>
-        <w:rPr>
-          <w:rFonts w:ascii="Times New Roman" w:hAnsi="Times New Roman" w:cs="Times New Roman"/>
-          <w:sz w:val="28"/>
-          <w:szCs w:val="28"/>
-        </w:rPr>
-        <w:t>halaszn</w:t>
-      </w:r>
-      <w:r>
-        <w:rPr>
-          <w:rFonts w:ascii="Times New Roman" w:hAnsi="Times New Roman" w:cs="Times New Roman"/>
-          <w:sz w:val="28"/>
-          <w:szCs w:val="28"/>
-        </w:rPr>
-        <w:t>-t adtunk meg.</w:t>
-      </w:r>
-    </w:p>
-    <w:p>
-      <w:pPr>
-        <w:jc w:val="center"/>
-        <w:rPr>
-          <w:rFonts w:ascii="Times New Roman" w:hAnsi="Times New Roman" w:cs="Times New Roman"/>
-          <w:sz w:val="28"/>
-          <w:szCs w:val="28"/>
-        </w:rPr>
-      </w:pPr>
-      <w:r>
-        <w:rPr>
-          <w:rFonts w:ascii="Times New Roman" w:hAnsi="Times New Roman" w:cs="Times New Roman"/>
-          <w:sz w:val="28"/>
-          <w:szCs w:val="28"/>
-        </w:rPr>
-        <w:t>Majd jelszónak 12345-et adtunk meg.</w:t>
-      </w:r>
-    </w:p>
-    <w:p>
-      <w:pPr>
-        <w:jc w:val="center"/>
-        <w:rPr>
-          <w:rFonts w:ascii="Times New Roman" w:hAnsi="Times New Roman" w:cs="Times New Roman"/>
           <w:sz w:val="32"/>
           <w:szCs w:val="32"/>
         </w:rPr>
       </w:pPr>
-      <w:r>
+    </w:p>
+    <w:p>
+      <w:pPr>
+        <w:jc w:val="center"/>
         <w:rPr>
           <w:rFonts w:ascii="Times New Roman" w:hAnsi="Times New Roman" w:cs="Times New Roman"/>
           <w:sz w:val="32"/>
           <w:szCs w:val="32"/>
         </w:rPr>
+      </w:pPr>
+      <w:r>
+        <w:rPr>
+          <w:rFonts w:ascii="Times New Roman" w:hAnsi="Times New Roman" w:cs="Times New Roman"/>
+          <w:noProof/>
+          <w:sz w:val="32"/>
+          <w:szCs w:val="32"/>
+        </w:rPr>
+        <w:lastRenderedPageBreak/>
         <w:drawing>
-          <wp:inline distT="0" distB="0" distL="0" distR="0" wp14:anchorId="441C52F3" wp14:editId="57C9FD81">
+          <wp:inline distT="0" distB="0" distL="0" distR="0" wp14:anchorId="5E71617F" wp14:editId="0130BBB9">
             <wp:extent cx="5760720" cy="3067685"/>
             <wp:effectExtent l="0" t="0" r="0" b="0"/>
-            <wp:docPr id="29" name="Kép 29"/>
+            <wp:docPr id="28" name="Kép 28"/>
             <wp:cNvGraphicFramePr>
               <a:graphicFrameLocks xmlns:a="http://schemas.openxmlformats.org/drawingml/2006/main" noChangeAspect="1"/>
             </wp:cNvGraphicFramePr>
@@ -2002,6 +1916,130 @@
         <w:jc w:val="center"/>
         <w:rPr>
           <w:rFonts w:ascii="Times New Roman" w:hAnsi="Times New Roman" w:cs="Times New Roman"/>
+          <w:sz w:val="28"/>
+          <w:szCs w:val="28"/>
+        </w:rPr>
+      </w:pPr>
+      <w:r>
+        <w:rPr>
+          <w:rFonts w:ascii="Times New Roman" w:hAnsi="Times New Roman" w:cs="Times New Roman"/>
+          <w:sz w:val="28"/>
+          <w:szCs w:val="28"/>
+        </w:rPr>
+        <w:t xml:space="preserve">Profilbeállításnál Az ön nevéhez </w:t>
+      </w:r>
+      <w:r>
+        <w:rPr>
+          <w:rFonts w:ascii="Times New Roman" w:hAnsi="Times New Roman" w:cs="Times New Roman"/>
+          <w:sz w:val="28"/>
+          <w:szCs w:val="28"/>
+        </w:rPr>
+        <w:t>Halász Noel</w:t>
+      </w:r>
+      <w:r>
+        <w:rPr>
+          <w:rFonts w:ascii="Times New Roman" w:hAnsi="Times New Roman" w:cs="Times New Roman"/>
+          <w:sz w:val="28"/>
+          <w:szCs w:val="28"/>
+        </w:rPr>
+        <w:t>-t adtunk meg.</w:t>
+      </w:r>
+    </w:p>
+    <w:p>
+      <w:pPr>
+        <w:jc w:val="center"/>
+        <w:rPr>
+          <w:rFonts w:ascii="Times New Roman" w:hAnsi="Times New Roman" w:cs="Times New Roman"/>
+          <w:sz w:val="28"/>
+          <w:szCs w:val="28"/>
+        </w:rPr>
+      </w:pPr>
+      <w:r>
+        <w:rPr>
+          <w:rFonts w:ascii="Times New Roman" w:hAnsi="Times New Roman" w:cs="Times New Roman"/>
+          <w:sz w:val="28"/>
+          <w:szCs w:val="28"/>
+        </w:rPr>
+        <w:t xml:space="preserve">A kiszolgáló nevének </w:t>
+      </w:r>
+      <w:proofErr w:type="spellStart"/>
+      <w:r>
+        <w:rPr>
+          <w:rFonts w:ascii="Times New Roman" w:hAnsi="Times New Roman" w:cs="Times New Roman"/>
+          <w:sz w:val="28"/>
+          <w:szCs w:val="28"/>
+        </w:rPr>
+        <w:t>linux_server</w:t>
+      </w:r>
+      <w:proofErr w:type="spellEnd"/>
+      <w:r>
+        <w:rPr>
+          <w:rFonts w:ascii="Times New Roman" w:hAnsi="Times New Roman" w:cs="Times New Roman"/>
+          <w:sz w:val="28"/>
+          <w:szCs w:val="28"/>
+        </w:rPr>
+        <w:t>-t adtunk meg.</w:t>
+      </w:r>
+    </w:p>
+    <w:p>
+      <w:pPr>
+        <w:jc w:val="center"/>
+        <w:rPr>
+          <w:rFonts w:ascii="Times New Roman" w:hAnsi="Times New Roman" w:cs="Times New Roman"/>
+          <w:sz w:val="28"/>
+          <w:szCs w:val="28"/>
+        </w:rPr>
+      </w:pPr>
+      <w:r>
+        <w:rPr>
+          <w:rFonts w:ascii="Times New Roman" w:hAnsi="Times New Roman" w:cs="Times New Roman"/>
+          <w:sz w:val="28"/>
+          <w:szCs w:val="28"/>
+        </w:rPr>
+        <w:t xml:space="preserve">Felhasználónévnek </w:t>
+      </w:r>
+      <w:proofErr w:type="spellStart"/>
+      <w:r>
+        <w:rPr>
+          <w:rFonts w:ascii="Times New Roman" w:hAnsi="Times New Roman" w:cs="Times New Roman"/>
+          <w:sz w:val="28"/>
+          <w:szCs w:val="28"/>
+        </w:rPr>
+        <w:t>halaszn</w:t>
+      </w:r>
+      <w:proofErr w:type="spellEnd"/>
+      <w:r>
+        <w:rPr>
+          <w:rFonts w:ascii="Times New Roman" w:hAnsi="Times New Roman" w:cs="Times New Roman"/>
+          <w:sz w:val="28"/>
+          <w:szCs w:val="28"/>
+        </w:rPr>
+        <w:t>-t adtunk meg.</w:t>
+      </w:r>
+    </w:p>
+    <w:p>
+      <w:pPr>
+        <w:jc w:val="center"/>
+        <w:rPr>
+          <w:rFonts w:ascii="Times New Roman" w:hAnsi="Times New Roman" w:cs="Times New Roman"/>
+          <w:sz w:val="28"/>
+          <w:szCs w:val="28"/>
+        </w:rPr>
+      </w:pPr>
+      <w:r>
+        <w:rPr>
+          <w:rFonts w:ascii="Times New Roman" w:hAnsi="Times New Roman" w:cs="Times New Roman"/>
+          <w:sz w:val="28"/>
+          <w:szCs w:val="28"/>
+        </w:rPr>
+        <w:t>Majd jelszónak 12345-et adtunk meg.</w:t>
+      </w:r>
+    </w:p>
+    <w:p>
+      <w:pPr>
+        <w:jc w:val="center"/>
+        <w:rPr>
+          <w:rFonts w:ascii="Times New Roman" w:hAnsi="Times New Roman" w:cs="Times New Roman"/>
           <w:sz w:val="32"/>
           <w:szCs w:val="32"/>
         </w:rPr>
@@ -2009,15 +2047,15 @@
       <w:r>
         <w:rPr>
           <w:rFonts w:ascii="Times New Roman" w:hAnsi="Times New Roman" w:cs="Times New Roman"/>
+          <w:noProof/>
           <w:sz w:val="32"/>
           <w:szCs w:val="32"/>
         </w:rPr>
-        <w:lastRenderedPageBreak/>
         <w:drawing>
-          <wp:inline distT="0" distB="0" distL="0" distR="0" wp14:anchorId="37BE5A93" wp14:editId="6F56021D">
+          <wp:inline distT="0" distB="0" distL="0" distR="0" wp14:anchorId="441C52F3" wp14:editId="57C9FD81">
             <wp:extent cx="5760720" cy="3067685"/>
             <wp:effectExtent l="0" t="0" r="0" b="0"/>
-            <wp:docPr id="30" name="Kép 30"/>
+            <wp:docPr id="29" name="Kép 29"/>
             <wp:cNvGraphicFramePr>
               <a:graphicFrameLocks xmlns:a="http://schemas.openxmlformats.org/drawingml/2006/main" noChangeAspect="1"/>
             </wp:cNvGraphicFramePr>
@@ -2062,14 +2100,16 @@
       <w:r>
         <w:rPr>
           <w:rFonts w:ascii="Times New Roman" w:hAnsi="Times New Roman" w:cs="Times New Roman"/>
+          <w:noProof/>
           <w:sz w:val="32"/>
           <w:szCs w:val="32"/>
         </w:rPr>
+        <w:lastRenderedPageBreak/>
         <w:drawing>
-          <wp:inline distT="0" distB="0" distL="0" distR="0" wp14:anchorId="75957D30" wp14:editId="55AF93A4">
+          <wp:inline distT="0" distB="0" distL="0" distR="0" wp14:anchorId="37BE5A93" wp14:editId="6F56021D">
             <wp:extent cx="5760720" cy="3067685"/>
             <wp:effectExtent l="0" t="0" r="0" b="0"/>
-            <wp:docPr id="31" name="Kép 31"/>
+            <wp:docPr id="30" name="Kép 30"/>
             <wp:cNvGraphicFramePr>
               <a:graphicFrameLocks xmlns:a="http://schemas.openxmlformats.org/drawingml/2006/main" noChangeAspect="1"/>
             </wp:cNvGraphicFramePr>
@@ -2114,15 +2154,15 @@
       <w:r>
         <w:rPr>
           <w:rFonts w:ascii="Times New Roman" w:hAnsi="Times New Roman" w:cs="Times New Roman"/>
+          <w:noProof/>
           <w:sz w:val="32"/>
           <w:szCs w:val="32"/>
         </w:rPr>
-        <w:lastRenderedPageBreak/>
         <w:drawing>
-          <wp:inline distT="0" distB="0" distL="0" distR="0" wp14:anchorId="34F1BF8D" wp14:editId="6237E89A">
+          <wp:inline distT="0" distB="0" distL="0" distR="0" wp14:anchorId="75957D30" wp14:editId="55AF93A4">
             <wp:extent cx="5760720" cy="3067685"/>
             <wp:effectExtent l="0" t="0" r="0" b="0"/>
-            <wp:docPr id="32" name="Kép 32"/>
+            <wp:docPr id="31" name="Kép 31"/>
             <wp:cNvGraphicFramePr>
               <a:graphicFrameLocks xmlns:a="http://schemas.openxmlformats.org/drawingml/2006/main" noChangeAspect="1"/>
             </wp:cNvGraphicFramePr>
@@ -2167,14 +2207,16 @@
       <w:r>
         <w:rPr>
           <w:rFonts w:ascii="Times New Roman" w:hAnsi="Times New Roman" w:cs="Times New Roman"/>
+          <w:noProof/>
           <w:sz w:val="32"/>
           <w:szCs w:val="32"/>
         </w:rPr>
+        <w:lastRenderedPageBreak/>
         <w:drawing>
-          <wp:inline distT="0" distB="0" distL="0" distR="0" wp14:anchorId="67079C78" wp14:editId="3C5AB93D">
+          <wp:inline distT="0" distB="0" distL="0" distR="0" wp14:anchorId="34F1BF8D" wp14:editId="6237E89A">
             <wp:extent cx="5760720" cy="3067685"/>
             <wp:effectExtent l="0" t="0" r="0" b="0"/>
-            <wp:docPr id="33" name="Kép 33"/>
+            <wp:docPr id="32" name="Kép 32"/>
             <wp:cNvGraphicFramePr>
               <a:graphicFrameLocks xmlns:a="http://schemas.openxmlformats.org/drawingml/2006/main" noChangeAspect="1"/>
             </wp:cNvGraphicFramePr>
@@ -2219,15 +2261,15 @@
       <w:r>
         <w:rPr>
           <w:rFonts w:ascii="Times New Roman" w:hAnsi="Times New Roman" w:cs="Times New Roman"/>
+          <w:noProof/>
           <w:sz w:val="32"/>
           <w:szCs w:val="32"/>
         </w:rPr>
-        <w:lastRenderedPageBreak/>
         <w:drawing>
-          <wp:inline distT="0" distB="0" distL="0" distR="0" wp14:anchorId="61C7453B" wp14:editId="30F544BD">
+          <wp:inline distT="0" distB="0" distL="0" distR="0" wp14:anchorId="67079C78" wp14:editId="3C5AB93D">
             <wp:extent cx="5760720" cy="3067685"/>
             <wp:effectExtent l="0" t="0" r="0" b="0"/>
-            <wp:docPr id="34" name="Kép 34"/>
+            <wp:docPr id="33" name="Kép 33"/>
             <wp:cNvGraphicFramePr>
               <a:graphicFrameLocks xmlns:a="http://schemas.openxmlformats.org/drawingml/2006/main" noChangeAspect="1"/>
             </wp:cNvGraphicFramePr>
@@ -2260,6 +2302,1105 @@
         </w:drawing>
       </w:r>
     </w:p>
+    <w:p>
+      <w:pPr>
+        <w:jc w:val="center"/>
+        <w:rPr>
+          <w:rFonts w:ascii="Times New Roman" w:hAnsi="Times New Roman" w:cs="Times New Roman"/>
+          <w:sz w:val="32"/>
+          <w:szCs w:val="32"/>
+        </w:rPr>
+      </w:pPr>
+      <w:r>
+        <w:rPr>
+          <w:rFonts w:ascii="Times New Roman" w:hAnsi="Times New Roman" w:cs="Times New Roman"/>
+          <w:noProof/>
+          <w:sz w:val="32"/>
+          <w:szCs w:val="32"/>
+        </w:rPr>
+        <w:lastRenderedPageBreak/>
+        <w:drawing>
+          <wp:inline distT="0" distB="0" distL="0" distR="0" wp14:anchorId="61C7453B" wp14:editId="30F544BD">
+            <wp:extent cx="5760720" cy="3067685"/>
+            <wp:effectExtent l="0" t="0" r="0" b="0"/>
+            <wp:docPr id="34" name="Kép 34"/>
+            <wp:cNvGraphicFramePr>
+              <a:graphicFrameLocks xmlns:a="http://schemas.openxmlformats.org/drawingml/2006/main" noChangeAspect="1"/>
+            </wp:cNvGraphicFramePr>
+            <a:graphic xmlns:a="http://schemas.openxmlformats.org/drawingml/2006/main">
+              <a:graphicData uri="http://schemas.openxmlformats.org/drawingml/2006/picture">
+                <pic:pic xmlns:pic="http://schemas.openxmlformats.org/drawingml/2006/picture">
+                  <pic:nvPicPr>
+                    <pic:cNvPr id="1" name=""/>
+                    <pic:cNvPicPr/>
+                  </pic:nvPicPr>
+                  <pic:blipFill>
+                    <a:blip r:embed="rId30"/>
+                    <a:stretch>
+                      <a:fillRect/>
+                    </a:stretch>
+                  </pic:blipFill>
+                  <pic:spPr>
+                    <a:xfrm>
+                      <a:off x="0" y="0"/>
+                      <a:ext cx="5760720" cy="3067685"/>
+                    </a:xfrm>
+                    <a:prstGeom prst="rect">
+                      <a:avLst/>
+                    </a:prstGeom>
+                  </pic:spPr>
+                </pic:pic>
+              </a:graphicData>
+            </a:graphic>
+          </wp:inline>
+        </w:drawing>
+      </w:r>
+    </w:p>
+    <w:p>
+      <w:pPr>
+        <w:jc w:val="center"/>
+        <w:rPr>
+          <w:rFonts w:ascii="Times New Roman" w:hAnsi="Times New Roman" w:cs="Times New Roman"/>
+          <w:sz w:val="32"/>
+          <w:szCs w:val="32"/>
+        </w:rPr>
+      </w:pPr>
+      <w:r>
+        <w:rPr>
+          <w:rFonts w:ascii="Times New Roman" w:hAnsi="Times New Roman" w:cs="Times New Roman"/>
+          <w:sz w:val="32"/>
+          <w:szCs w:val="32"/>
+        </w:rPr>
+        <w:t>Szolgáltatások telepítése és konfigurálása</w:t>
+      </w:r>
+    </w:p>
+    <w:p>
+      <w:pPr>
+        <w:pStyle w:val="Listaszerbekezds"/>
+        <w:numPr>
+          <w:ilvl w:val="0"/>
+          <w:numId w:val="1"/>
+        </w:numPr>
+        <w:rPr>
+          <w:rFonts w:ascii="Times New Roman" w:hAnsi="Times New Roman" w:cs="Times New Roman"/>
+          <w:sz w:val="40"/>
+          <w:szCs w:val="40"/>
+        </w:rPr>
+      </w:pPr>
+      <w:r>
+        <w:rPr>
+          <w:rFonts w:ascii="Times New Roman" w:hAnsi="Times New Roman" w:cs="Times New Roman"/>
+          <w:sz w:val="28"/>
+          <w:szCs w:val="28"/>
+        </w:rPr>
+        <w:t>Távoli elérés: SSH (</w:t>
+      </w:r>
+      <w:proofErr w:type="spellStart"/>
+      <w:r>
+        <w:rPr>
+          <w:rFonts w:ascii="Times New Roman" w:hAnsi="Times New Roman" w:cs="Times New Roman"/>
+          <w:sz w:val="28"/>
+          <w:szCs w:val="28"/>
+        </w:rPr>
+        <w:t>OpenSSH</w:t>
+      </w:r>
+      <w:proofErr w:type="spellEnd"/>
+      <w:r>
+        <w:rPr>
+          <w:rFonts w:ascii="Times New Roman" w:hAnsi="Times New Roman" w:cs="Times New Roman"/>
+          <w:sz w:val="28"/>
+          <w:szCs w:val="28"/>
+        </w:rPr>
+        <w:t xml:space="preserve"> Server)</w:t>
+      </w:r>
+    </w:p>
+    <w:p>
+      <w:pPr>
+        <w:pStyle w:val="Listaszerbekezds"/>
+        <w:ind w:left="502"/>
+        <w:rPr>
+          <w:rFonts w:ascii="Times New Roman" w:hAnsi="Times New Roman" w:cs="Times New Roman"/>
+          <w:sz w:val="40"/>
+          <w:szCs w:val="40"/>
+        </w:rPr>
+      </w:pPr>
+      <w:r>
+        <w:rPr>
+          <w:rFonts w:ascii="Times New Roman" w:hAnsi="Times New Roman" w:cs="Times New Roman"/>
+          <w:sz w:val="40"/>
+          <w:szCs w:val="40"/>
+        </w:rPr>
+        <w:drawing>
+          <wp:inline distT="0" distB="0" distL="0" distR="0" wp14:anchorId="31CC1456" wp14:editId="3258CB1D">
+            <wp:extent cx="5760720" cy="1033145"/>
+            <wp:effectExtent l="0" t="0" r="0" b="0"/>
+            <wp:docPr id="2" name="Kép 2"/>
+            <wp:cNvGraphicFramePr>
+              <a:graphicFrameLocks xmlns:a="http://schemas.openxmlformats.org/drawingml/2006/main" noChangeAspect="1"/>
+            </wp:cNvGraphicFramePr>
+            <a:graphic xmlns:a="http://schemas.openxmlformats.org/drawingml/2006/main">
+              <a:graphicData uri="http://schemas.openxmlformats.org/drawingml/2006/picture">
+                <pic:pic xmlns:pic="http://schemas.openxmlformats.org/drawingml/2006/picture">
+                  <pic:nvPicPr>
+                    <pic:cNvPr id="1" name=""/>
+                    <pic:cNvPicPr/>
+                  </pic:nvPicPr>
+                  <pic:blipFill>
+                    <a:blip r:embed="rId31"/>
+                    <a:stretch>
+                      <a:fillRect/>
+                    </a:stretch>
+                  </pic:blipFill>
+                  <pic:spPr>
+                    <a:xfrm>
+                      <a:off x="0" y="0"/>
+                      <a:ext cx="5760720" cy="1033145"/>
+                    </a:xfrm>
+                    <a:prstGeom prst="rect">
+                      <a:avLst/>
+                    </a:prstGeom>
+                  </pic:spPr>
+                </pic:pic>
+              </a:graphicData>
+            </a:graphic>
+          </wp:inline>
+        </w:drawing>
+      </w:r>
+    </w:p>
+    <w:p>
+      <w:pPr>
+        <w:pStyle w:val="Listaszerbekezds"/>
+        <w:ind w:left="502"/>
+        <w:rPr>
+          <w:rFonts w:ascii="Times New Roman" w:hAnsi="Times New Roman" w:cs="Times New Roman"/>
+          <w:sz w:val="40"/>
+          <w:szCs w:val="40"/>
+        </w:rPr>
+      </w:pPr>
+    </w:p>
+    <w:p>
+      <w:pPr>
+        <w:pStyle w:val="Listaszerbekezds"/>
+        <w:ind w:left="502"/>
+        <w:rPr>
+          <w:rFonts w:ascii="Times New Roman" w:hAnsi="Times New Roman" w:cs="Times New Roman"/>
+          <w:sz w:val="28"/>
+          <w:szCs w:val="28"/>
+        </w:rPr>
+      </w:pPr>
+      <w:r>
+        <w:rPr>
+          <w:rFonts w:ascii="Times New Roman" w:hAnsi="Times New Roman" w:cs="Times New Roman"/>
+          <w:sz w:val="28"/>
+          <w:szCs w:val="28"/>
+        </w:rPr>
+        <w:t xml:space="preserve">A konfigurációs fájlban a </w:t>
+      </w:r>
+      <w:proofErr w:type="spellStart"/>
+      <w:r>
+        <w:rPr>
+          <w:rFonts w:ascii="Times New Roman" w:hAnsi="Times New Roman" w:cs="Times New Roman"/>
+          <w:sz w:val="28"/>
+          <w:szCs w:val="28"/>
+        </w:rPr>
+        <w:t>PermitRootLogin</w:t>
+      </w:r>
+      <w:proofErr w:type="spellEnd"/>
+      <w:r>
+        <w:rPr>
+          <w:rFonts w:ascii="Times New Roman" w:hAnsi="Times New Roman" w:cs="Times New Roman"/>
+          <w:sz w:val="28"/>
+          <w:szCs w:val="28"/>
+        </w:rPr>
+        <w:t xml:space="preserve"> értékét átállítottuk „no”-</w:t>
+      </w:r>
+      <w:proofErr w:type="spellStart"/>
+      <w:r>
+        <w:rPr>
+          <w:rFonts w:ascii="Times New Roman" w:hAnsi="Times New Roman" w:cs="Times New Roman"/>
+          <w:sz w:val="28"/>
+          <w:szCs w:val="28"/>
+        </w:rPr>
+        <w:t>ra</w:t>
+      </w:r>
+      <w:proofErr w:type="spellEnd"/>
+      <w:r>
+        <w:rPr>
+          <w:rFonts w:ascii="Times New Roman" w:hAnsi="Times New Roman" w:cs="Times New Roman"/>
+          <w:sz w:val="28"/>
+          <w:szCs w:val="28"/>
+        </w:rPr>
+        <w:t xml:space="preserve"> biztonsági okokból, hogy ne közvetlen </w:t>
+      </w:r>
+      <w:proofErr w:type="spellStart"/>
+      <w:r>
+        <w:rPr>
+          <w:rFonts w:ascii="Times New Roman" w:hAnsi="Times New Roman" w:cs="Times New Roman"/>
+          <w:sz w:val="28"/>
+          <w:szCs w:val="28"/>
+        </w:rPr>
+        <w:t>root</w:t>
+      </w:r>
+      <w:proofErr w:type="spellEnd"/>
+      <w:r>
+        <w:rPr>
+          <w:rFonts w:ascii="Times New Roman" w:hAnsi="Times New Roman" w:cs="Times New Roman"/>
+          <w:sz w:val="28"/>
+          <w:szCs w:val="28"/>
+        </w:rPr>
+        <w:t>-ként lépjen be valaki</w:t>
+      </w:r>
+    </w:p>
+    <w:p>
+      <w:pPr>
+        <w:pStyle w:val="Listaszerbekezds"/>
+        <w:ind w:left="502"/>
+        <w:rPr>
+          <w:rFonts w:ascii="Times New Roman" w:hAnsi="Times New Roman" w:cs="Times New Roman"/>
+          <w:sz w:val="28"/>
+          <w:szCs w:val="28"/>
+        </w:rPr>
+      </w:pPr>
+      <w:r>
+        <w:rPr>
+          <w:rFonts w:ascii="Times New Roman" w:hAnsi="Times New Roman" w:cs="Times New Roman"/>
+          <w:sz w:val="28"/>
+          <w:szCs w:val="28"/>
+        </w:rPr>
+        <w:drawing>
+          <wp:inline distT="0" distB="0" distL="0" distR="0" wp14:anchorId="3FC742DD" wp14:editId="5A5D0155">
+            <wp:extent cx="2419688" cy="847843"/>
+            <wp:effectExtent l="0" t="0" r="0" b="9525"/>
+            <wp:docPr id="17" name="Kép 17"/>
+            <wp:cNvGraphicFramePr>
+              <a:graphicFrameLocks xmlns:a="http://schemas.openxmlformats.org/drawingml/2006/main" noChangeAspect="1"/>
+            </wp:cNvGraphicFramePr>
+            <a:graphic xmlns:a="http://schemas.openxmlformats.org/drawingml/2006/main">
+              <a:graphicData uri="http://schemas.openxmlformats.org/drawingml/2006/picture">
+                <pic:pic xmlns:pic="http://schemas.openxmlformats.org/drawingml/2006/picture">
+                  <pic:nvPicPr>
+                    <pic:cNvPr id="1" name=""/>
+                    <pic:cNvPicPr/>
+                  </pic:nvPicPr>
+                  <pic:blipFill>
+                    <a:blip r:embed="rId32"/>
+                    <a:stretch>
+                      <a:fillRect/>
+                    </a:stretch>
+                  </pic:blipFill>
+                  <pic:spPr>
+                    <a:xfrm>
+                      <a:off x="0" y="0"/>
+                      <a:ext cx="2419688" cy="847843"/>
+                    </a:xfrm>
+                    <a:prstGeom prst="rect">
+                      <a:avLst/>
+                    </a:prstGeom>
+                  </pic:spPr>
+                </pic:pic>
+              </a:graphicData>
+            </a:graphic>
+          </wp:inline>
+        </w:drawing>
+      </w:r>
+    </w:p>
+    <w:p>
+      <w:pPr>
+        <w:pStyle w:val="Listaszerbekezds"/>
+        <w:ind w:left="502"/>
+        <w:rPr>
+          <w:rFonts w:ascii="Times New Roman" w:hAnsi="Times New Roman" w:cs="Times New Roman"/>
+          <w:sz w:val="28"/>
+          <w:szCs w:val="28"/>
+        </w:rPr>
+      </w:pPr>
+    </w:p>
+    <w:p>
+      <w:pPr>
+        <w:pStyle w:val="Listaszerbekezds"/>
+        <w:numPr>
+          <w:ilvl w:val="0"/>
+          <w:numId w:val="1"/>
+        </w:numPr>
+        <w:rPr>
+          <w:rFonts w:ascii="Times New Roman" w:hAnsi="Times New Roman" w:cs="Times New Roman"/>
+          <w:sz w:val="36"/>
+          <w:szCs w:val="36"/>
+        </w:rPr>
+      </w:pPr>
+      <w:r>
+        <w:rPr>
+          <w:rFonts w:ascii="Times New Roman" w:hAnsi="Times New Roman" w:cs="Times New Roman"/>
+          <w:sz w:val="28"/>
+          <w:szCs w:val="28"/>
+        </w:rPr>
+        <w:t>Fájlmegosztás: Samba (SMB)</w:t>
+      </w:r>
+    </w:p>
+    <w:p>
+      <w:pPr>
+        <w:pStyle w:val="Listaszerbekezds"/>
+        <w:ind w:left="502"/>
+        <w:rPr>
+          <w:rFonts w:ascii="Times New Roman" w:hAnsi="Times New Roman" w:cs="Times New Roman"/>
+          <w:sz w:val="36"/>
+          <w:szCs w:val="36"/>
+        </w:rPr>
+      </w:pPr>
+      <w:r>
+        <w:rPr>
+          <w:rFonts w:ascii="Times New Roman" w:hAnsi="Times New Roman" w:cs="Times New Roman"/>
+          <w:sz w:val="36"/>
+          <w:szCs w:val="36"/>
+        </w:rPr>
+        <w:drawing>
+          <wp:inline distT="0" distB="0" distL="0" distR="0" wp14:anchorId="732E32A0" wp14:editId="4E592527">
+            <wp:extent cx="5611008" cy="1086002"/>
+            <wp:effectExtent l="0" t="0" r="0" b="0"/>
+            <wp:docPr id="18" name="Kép 18"/>
+            <wp:cNvGraphicFramePr>
+              <a:graphicFrameLocks xmlns:a="http://schemas.openxmlformats.org/drawingml/2006/main" noChangeAspect="1"/>
+            </wp:cNvGraphicFramePr>
+            <a:graphic xmlns:a="http://schemas.openxmlformats.org/drawingml/2006/main">
+              <a:graphicData uri="http://schemas.openxmlformats.org/drawingml/2006/picture">
+                <pic:pic xmlns:pic="http://schemas.openxmlformats.org/drawingml/2006/picture">
+                  <pic:nvPicPr>
+                    <pic:cNvPr id="1" name=""/>
+                    <pic:cNvPicPr/>
+                  </pic:nvPicPr>
+                  <pic:blipFill>
+                    <a:blip r:embed="rId33"/>
+                    <a:stretch>
+                      <a:fillRect/>
+                    </a:stretch>
+                  </pic:blipFill>
+                  <pic:spPr>
+                    <a:xfrm>
+                      <a:off x="0" y="0"/>
+                      <a:ext cx="5611008" cy="1086002"/>
+                    </a:xfrm>
+                    <a:prstGeom prst="rect">
+                      <a:avLst/>
+                    </a:prstGeom>
+                  </pic:spPr>
+                </pic:pic>
+              </a:graphicData>
+            </a:graphic>
+          </wp:inline>
+        </w:drawing>
+      </w:r>
+    </w:p>
+    <w:p>
+      <w:pPr>
+        <w:pStyle w:val="Listaszerbekezds"/>
+        <w:ind w:left="502"/>
+        <w:rPr>
+          <w:rFonts w:ascii="Times New Roman" w:hAnsi="Times New Roman" w:cs="Times New Roman"/>
+          <w:sz w:val="36"/>
+          <w:szCs w:val="36"/>
+        </w:rPr>
+      </w:pPr>
+    </w:p>
+    <w:p>
+      <w:pPr>
+        <w:pStyle w:val="Listaszerbekezds"/>
+        <w:ind w:left="502"/>
+        <w:rPr>
+          <w:rFonts w:ascii="Times New Roman" w:hAnsi="Times New Roman" w:cs="Times New Roman"/>
+          <w:sz w:val="28"/>
+          <w:szCs w:val="28"/>
+        </w:rPr>
+      </w:pPr>
+      <w:r>
+        <w:rPr>
+          <w:rFonts w:ascii="Times New Roman" w:hAnsi="Times New Roman" w:cs="Times New Roman"/>
+          <w:sz w:val="28"/>
+          <w:szCs w:val="28"/>
+        </w:rPr>
+        <w:t>Létrehoztunk egy megosztandó mappát</w:t>
+      </w:r>
+    </w:p>
+    <w:p>
+      <w:pPr>
+        <w:pStyle w:val="Listaszerbekezds"/>
+        <w:ind w:left="502"/>
+        <w:rPr>
+          <w:rFonts w:ascii="Times New Roman" w:hAnsi="Times New Roman" w:cs="Times New Roman"/>
+          <w:sz w:val="28"/>
+          <w:szCs w:val="28"/>
+        </w:rPr>
+      </w:pPr>
+      <w:r>
+        <w:rPr>
+          <w:rFonts w:ascii="Times New Roman" w:hAnsi="Times New Roman" w:cs="Times New Roman"/>
+          <w:sz w:val="28"/>
+          <w:szCs w:val="28"/>
+        </w:rPr>
+        <w:lastRenderedPageBreak/>
+        <w:drawing>
+          <wp:inline distT="0" distB="0" distL="0" distR="0" wp14:anchorId="117BDD89" wp14:editId="57EE8E49">
+            <wp:extent cx="4039164" cy="457264"/>
+            <wp:effectExtent l="0" t="0" r="0" b="0"/>
+            <wp:docPr id="19" name="Kép 19"/>
+            <wp:cNvGraphicFramePr>
+              <a:graphicFrameLocks xmlns:a="http://schemas.openxmlformats.org/drawingml/2006/main" noChangeAspect="1"/>
+            </wp:cNvGraphicFramePr>
+            <a:graphic xmlns:a="http://schemas.openxmlformats.org/drawingml/2006/main">
+              <a:graphicData uri="http://schemas.openxmlformats.org/drawingml/2006/picture">
+                <pic:pic xmlns:pic="http://schemas.openxmlformats.org/drawingml/2006/picture">
+                  <pic:nvPicPr>
+                    <pic:cNvPr id="1" name=""/>
+                    <pic:cNvPicPr/>
+                  </pic:nvPicPr>
+                  <pic:blipFill>
+                    <a:blip r:embed="rId34"/>
+                    <a:stretch>
+                      <a:fillRect/>
+                    </a:stretch>
+                  </pic:blipFill>
+                  <pic:spPr>
+                    <a:xfrm>
+                      <a:off x="0" y="0"/>
+                      <a:ext cx="4039164" cy="457264"/>
+                    </a:xfrm>
+                    <a:prstGeom prst="rect">
+                      <a:avLst/>
+                    </a:prstGeom>
+                  </pic:spPr>
+                </pic:pic>
+              </a:graphicData>
+            </a:graphic>
+          </wp:inline>
+        </w:drawing>
+      </w:r>
+    </w:p>
+    <w:p>
+      <w:pPr>
+        <w:pStyle w:val="Listaszerbekezds"/>
+        <w:ind w:left="502"/>
+        <w:rPr>
+          <w:rFonts w:ascii="Times New Roman" w:hAnsi="Times New Roman" w:cs="Times New Roman"/>
+          <w:sz w:val="28"/>
+          <w:szCs w:val="28"/>
+        </w:rPr>
+      </w:pPr>
+    </w:p>
+    <w:p>
+      <w:pPr>
+        <w:pStyle w:val="Listaszerbekezds"/>
+        <w:ind w:left="502"/>
+        <w:rPr>
+          <w:rFonts w:ascii="Times New Roman" w:hAnsi="Times New Roman" w:cs="Times New Roman"/>
+          <w:sz w:val="28"/>
+          <w:szCs w:val="28"/>
+        </w:rPr>
+      </w:pPr>
+    </w:p>
+    <w:p>
+      <w:pPr>
+        <w:pStyle w:val="Listaszerbekezds"/>
+        <w:ind w:left="502"/>
+      </w:pPr>
+      <w:r>
+        <w:rPr>
+          <w:rFonts w:ascii="Times New Roman" w:hAnsi="Times New Roman" w:cs="Times New Roman"/>
+          <w:sz w:val="28"/>
+          <w:szCs w:val="28"/>
+        </w:rPr>
+        <w:t xml:space="preserve">az </w:t>
+      </w:r>
+      <w:r>
+        <w:t>/</w:t>
+      </w:r>
+      <w:proofErr w:type="spellStart"/>
+      <w:r>
+        <w:t>etc</w:t>
+      </w:r>
+      <w:proofErr w:type="spellEnd"/>
+      <w:r>
+        <w:t>/</w:t>
+      </w:r>
+      <w:proofErr w:type="spellStart"/>
+      <w:r>
+        <w:t>samba</w:t>
+      </w:r>
+      <w:proofErr w:type="spellEnd"/>
+      <w:r>
+        <w:t>/</w:t>
+      </w:r>
+      <w:proofErr w:type="spellStart"/>
+      <w:r>
+        <w:t>smb.conf</w:t>
+      </w:r>
+      <w:proofErr w:type="spellEnd"/>
+      <w:r>
+        <w:t xml:space="preserve"> helyen a konfigurációs fájl legvégére hozzákapcsoltuk a megosztandó mappát</w:t>
+      </w:r>
+    </w:p>
+    <w:p>
+      <w:pPr>
+        <w:pStyle w:val="Listaszerbekezds"/>
+        <w:ind w:left="502"/>
+        <w:rPr>
+          <w:rFonts w:ascii="Times New Roman" w:hAnsi="Times New Roman" w:cs="Times New Roman"/>
+          <w:sz w:val="28"/>
+          <w:szCs w:val="28"/>
+        </w:rPr>
+      </w:pPr>
+      <w:r>
+        <w:rPr>
+          <w:rFonts w:ascii="Times New Roman" w:hAnsi="Times New Roman" w:cs="Times New Roman"/>
+          <w:sz w:val="28"/>
+          <w:szCs w:val="28"/>
+        </w:rPr>
+        <w:drawing>
+          <wp:inline distT="0" distB="0" distL="0" distR="0" wp14:anchorId="1D39560D" wp14:editId="3BA6EF10">
+            <wp:extent cx="2391109" cy="781159"/>
+            <wp:effectExtent l="0" t="0" r="9525" b="0"/>
+            <wp:docPr id="22" name="Kép 22"/>
+            <wp:cNvGraphicFramePr>
+              <a:graphicFrameLocks xmlns:a="http://schemas.openxmlformats.org/drawingml/2006/main" noChangeAspect="1"/>
+            </wp:cNvGraphicFramePr>
+            <a:graphic xmlns:a="http://schemas.openxmlformats.org/drawingml/2006/main">
+              <a:graphicData uri="http://schemas.openxmlformats.org/drawingml/2006/picture">
+                <pic:pic xmlns:pic="http://schemas.openxmlformats.org/drawingml/2006/picture">
+                  <pic:nvPicPr>
+                    <pic:cNvPr id="1" name=""/>
+                    <pic:cNvPicPr/>
+                  </pic:nvPicPr>
+                  <pic:blipFill>
+                    <a:blip r:embed="rId35"/>
+                    <a:stretch>
+                      <a:fillRect/>
+                    </a:stretch>
+                  </pic:blipFill>
+                  <pic:spPr>
+                    <a:xfrm>
+                      <a:off x="0" y="0"/>
+                      <a:ext cx="2391109" cy="781159"/>
+                    </a:xfrm>
+                    <a:prstGeom prst="rect">
+                      <a:avLst/>
+                    </a:prstGeom>
+                  </pic:spPr>
+                </pic:pic>
+              </a:graphicData>
+            </a:graphic>
+          </wp:inline>
+        </w:drawing>
+      </w:r>
+    </w:p>
+    <w:p>
+      <w:pPr>
+        <w:pStyle w:val="Listaszerbekezds"/>
+        <w:ind w:left="502"/>
+        <w:rPr>
+          <w:rFonts w:ascii="Times New Roman" w:hAnsi="Times New Roman" w:cs="Times New Roman"/>
+          <w:sz w:val="28"/>
+          <w:szCs w:val="28"/>
+        </w:rPr>
+      </w:pPr>
+    </w:p>
+    <w:p>
+      <w:pPr>
+        <w:pStyle w:val="Listaszerbekezds"/>
+        <w:ind w:left="502"/>
+        <w:rPr>
+          <w:rFonts w:ascii="Times New Roman" w:hAnsi="Times New Roman" w:cs="Times New Roman"/>
+          <w:sz w:val="28"/>
+          <w:szCs w:val="28"/>
+        </w:rPr>
+      </w:pPr>
+      <w:r>
+        <w:rPr>
+          <w:rFonts w:ascii="Times New Roman" w:hAnsi="Times New Roman" w:cs="Times New Roman"/>
+          <w:sz w:val="28"/>
+          <w:szCs w:val="28"/>
+        </w:rPr>
+        <w:t>Egy jelszót adtunk hozzá a felhasználónak</w:t>
+      </w:r>
+    </w:p>
+    <w:p>
+      <w:pPr>
+        <w:pStyle w:val="Listaszerbekezds"/>
+        <w:ind w:left="502"/>
+        <w:rPr>
+          <w:rFonts w:ascii="Times New Roman" w:hAnsi="Times New Roman" w:cs="Times New Roman"/>
+          <w:sz w:val="28"/>
+          <w:szCs w:val="28"/>
+        </w:rPr>
+      </w:pPr>
+      <w:r>
+        <w:rPr>
+          <w:rFonts w:ascii="Times New Roman" w:hAnsi="Times New Roman" w:cs="Times New Roman"/>
+          <w:sz w:val="28"/>
+          <w:szCs w:val="28"/>
+        </w:rPr>
+        <w:drawing>
+          <wp:inline distT="0" distB="0" distL="0" distR="0" wp14:anchorId="6E680BBD" wp14:editId="28974CFE">
+            <wp:extent cx="3743847" cy="600159"/>
+            <wp:effectExtent l="0" t="0" r="0" b="9525"/>
+            <wp:docPr id="23" name="Kép 23"/>
+            <wp:cNvGraphicFramePr>
+              <a:graphicFrameLocks xmlns:a="http://schemas.openxmlformats.org/drawingml/2006/main" noChangeAspect="1"/>
+            </wp:cNvGraphicFramePr>
+            <a:graphic xmlns:a="http://schemas.openxmlformats.org/drawingml/2006/main">
+              <a:graphicData uri="http://schemas.openxmlformats.org/drawingml/2006/picture">
+                <pic:pic xmlns:pic="http://schemas.openxmlformats.org/drawingml/2006/picture">
+                  <pic:nvPicPr>
+                    <pic:cNvPr id="1" name=""/>
+                    <pic:cNvPicPr/>
+                  </pic:nvPicPr>
+                  <pic:blipFill>
+                    <a:blip r:embed="rId36"/>
+                    <a:stretch>
+                      <a:fillRect/>
+                    </a:stretch>
+                  </pic:blipFill>
+                  <pic:spPr>
+                    <a:xfrm>
+                      <a:off x="0" y="0"/>
+                      <a:ext cx="3743847" cy="600159"/>
+                    </a:xfrm>
+                    <a:prstGeom prst="rect">
+                      <a:avLst/>
+                    </a:prstGeom>
+                  </pic:spPr>
+                </pic:pic>
+              </a:graphicData>
+            </a:graphic>
+          </wp:inline>
+        </w:drawing>
+      </w:r>
+    </w:p>
+    <w:p>
+      <w:pPr>
+        <w:pStyle w:val="Listaszerbekezds"/>
+        <w:ind w:left="502"/>
+        <w:rPr>
+          <w:rFonts w:ascii="Times New Roman" w:hAnsi="Times New Roman" w:cs="Times New Roman"/>
+          <w:sz w:val="28"/>
+          <w:szCs w:val="28"/>
+        </w:rPr>
+      </w:pPr>
+      <w:r>
+        <w:rPr>
+          <w:rFonts w:ascii="Times New Roman" w:hAnsi="Times New Roman" w:cs="Times New Roman"/>
+          <w:sz w:val="28"/>
+          <w:szCs w:val="28"/>
+        </w:rPr>
+        <w:t>Jelszó: 12345</w:t>
+      </w:r>
+    </w:p>
+    <w:p>
+      <w:pPr>
+        <w:pStyle w:val="Listaszerbekezds"/>
+        <w:ind w:left="502"/>
+        <w:rPr>
+          <w:rFonts w:ascii="Times New Roman" w:hAnsi="Times New Roman" w:cs="Times New Roman"/>
+          <w:sz w:val="28"/>
+          <w:szCs w:val="28"/>
+        </w:rPr>
+      </w:pPr>
+    </w:p>
+    <w:p>
+      <w:pPr>
+        <w:pStyle w:val="Listaszerbekezds"/>
+        <w:ind w:left="502"/>
+        <w:rPr>
+          <w:rFonts w:ascii="Times New Roman" w:hAnsi="Times New Roman" w:cs="Times New Roman"/>
+          <w:sz w:val="28"/>
+          <w:szCs w:val="28"/>
+        </w:rPr>
+      </w:pPr>
+      <w:r>
+        <w:rPr>
+          <w:rFonts w:ascii="Times New Roman" w:hAnsi="Times New Roman" w:cs="Times New Roman"/>
+          <w:sz w:val="28"/>
+          <w:szCs w:val="28"/>
+        </w:rPr>
+        <w:t>Újraindítottuk a szolgáltatást</w:t>
+      </w:r>
+    </w:p>
+    <w:p>
+      <w:pPr>
+        <w:pStyle w:val="Listaszerbekezds"/>
+        <w:ind w:left="502"/>
+        <w:rPr>
+          <w:rFonts w:ascii="Times New Roman" w:hAnsi="Times New Roman" w:cs="Times New Roman"/>
+          <w:sz w:val="28"/>
+          <w:szCs w:val="28"/>
+        </w:rPr>
+      </w:pPr>
+      <w:r>
+        <w:rPr>
+          <w:rFonts w:ascii="Times New Roman" w:hAnsi="Times New Roman" w:cs="Times New Roman"/>
+          <w:sz w:val="28"/>
+          <w:szCs w:val="28"/>
+        </w:rPr>
+        <w:drawing>
+          <wp:inline distT="0" distB="0" distL="0" distR="0" wp14:anchorId="1FAC8412" wp14:editId="38535A9D">
+            <wp:extent cx="4163006" cy="438211"/>
+            <wp:effectExtent l="0" t="0" r="9525" b="0"/>
+            <wp:docPr id="24" name="Kép 24"/>
+            <wp:cNvGraphicFramePr>
+              <a:graphicFrameLocks xmlns:a="http://schemas.openxmlformats.org/drawingml/2006/main" noChangeAspect="1"/>
+            </wp:cNvGraphicFramePr>
+            <a:graphic xmlns:a="http://schemas.openxmlformats.org/drawingml/2006/main">
+              <a:graphicData uri="http://schemas.openxmlformats.org/drawingml/2006/picture">
+                <pic:pic xmlns:pic="http://schemas.openxmlformats.org/drawingml/2006/picture">
+                  <pic:nvPicPr>
+                    <pic:cNvPr id="1" name=""/>
+                    <pic:cNvPicPr/>
+                  </pic:nvPicPr>
+                  <pic:blipFill>
+                    <a:blip r:embed="rId37"/>
+                    <a:stretch>
+                      <a:fillRect/>
+                    </a:stretch>
+                  </pic:blipFill>
+                  <pic:spPr>
+                    <a:xfrm>
+                      <a:off x="0" y="0"/>
+                      <a:ext cx="4163006" cy="438211"/>
+                    </a:xfrm>
+                    <a:prstGeom prst="rect">
+                      <a:avLst/>
+                    </a:prstGeom>
+                  </pic:spPr>
+                </pic:pic>
+              </a:graphicData>
+            </a:graphic>
+          </wp:inline>
+        </w:drawing>
+      </w:r>
+    </w:p>
+    <w:p>
+      <w:pPr>
+        <w:rPr>
+          <w:rFonts w:ascii="Times New Roman" w:hAnsi="Times New Roman" w:cs="Times New Roman"/>
+          <w:sz w:val="28"/>
+          <w:szCs w:val="28"/>
+        </w:rPr>
+      </w:pPr>
+    </w:p>
+    <w:p>
+      <w:pPr>
+        <w:pStyle w:val="Listaszerbekezds"/>
+        <w:numPr>
+          <w:ilvl w:val="0"/>
+          <w:numId w:val="1"/>
+        </w:numPr>
+        <w:rPr>
+          <w:rFonts w:ascii="Times New Roman" w:hAnsi="Times New Roman" w:cs="Times New Roman"/>
+          <w:sz w:val="32"/>
+          <w:szCs w:val="32"/>
+        </w:rPr>
+      </w:pPr>
+      <w:r>
+        <w:rPr>
+          <w:rFonts w:ascii="Times New Roman" w:hAnsi="Times New Roman" w:cs="Times New Roman"/>
+          <w:sz w:val="24"/>
+          <w:szCs w:val="24"/>
+        </w:rPr>
+        <w:t>IP Cím Kiosztás: DHCP Szerver (ISC-DHCP-Server)</w:t>
+      </w:r>
+    </w:p>
+    <w:p>
+      <w:pPr>
+        <w:pStyle w:val="Listaszerbekezds"/>
+        <w:ind w:left="502"/>
+        <w:rPr>
+          <w:rFonts w:ascii="Times New Roman" w:hAnsi="Times New Roman" w:cs="Times New Roman"/>
+          <w:sz w:val="32"/>
+          <w:szCs w:val="32"/>
+        </w:rPr>
+      </w:pPr>
+      <w:r>
+        <w:rPr>
+          <w:rFonts w:ascii="Times New Roman" w:hAnsi="Times New Roman" w:cs="Times New Roman"/>
+          <w:sz w:val="32"/>
+          <w:szCs w:val="32"/>
+        </w:rPr>
+        <w:drawing>
+          <wp:inline distT="0" distB="0" distL="0" distR="0" wp14:anchorId="6AC3F033" wp14:editId="79E2D5A0">
+            <wp:extent cx="4858428" cy="1066949"/>
+            <wp:effectExtent l="0" t="0" r="0" b="0"/>
+            <wp:docPr id="25" name="Kép 25"/>
+            <wp:cNvGraphicFramePr>
+              <a:graphicFrameLocks xmlns:a="http://schemas.openxmlformats.org/drawingml/2006/main" noChangeAspect="1"/>
+            </wp:cNvGraphicFramePr>
+            <a:graphic xmlns:a="http://schemas.openxmlformats.org/drawingml/2006/main">
+              <a:graphicData uri="http://schemas.openxmlformats.org/drawingml/2006/picture">
+                <pic:pic xmlns:pic="http://schemas.openxmlformats.org/drawingml/2006/picture">
+                  <pic:nvPicPr>
+                    <pic:cNvPr id="1" name=""/>
+                    <pic:cNvPicPr/>
+                  </pic:nvPicPr>
+                  <pic:blipFill>
+                    <a:blip r:embed="rId38"/>
+                    <a:stretch>
+                      <a:fillRect/>
+                    </a:stretch>
+                  </pic:blipFill>
+                  <pic:spPr>
+                    <a:xfrm>
+                      <a:off x="0" y="0"/>
+                      <a:ext cx="4858428" cy="1066949"/>
+                    </a:xfrm>
+                    <a:prstGeom prst="rect">
+                      <a:avLst/>
+                    </a:prstGeom>
+                  </pic:spPr>
+                </pic:pic>
+              </a:graphicData>
+            </a:graphic>
+          </wp:inline>
+        </w:drawing>
+      </w:r>
+    </w:p>
+    <w:p>
+      <w:pPr>
+        <w:pStyle w:val="Listaszerbekezds"/>
+        <w:ind w:left="502"/>
+        <w:rPr>
+          <w:rFonts w:ascii="Times New Roman" w:hAnsi="Times New Roman" w:cs="Times New Roman"/>
+          <w:sz w:val="32"/>
+          <w:szCs w:val="32"/>
+        </w:rPr>
+      </w:pPr>
+    </w:p>
+    <w:p>
+      <w:pPr>
+        <w:pStyle w:val="Listaszerbekezds"/>
+        <w:ind w:left="502"/>
+        <w:rPr>
+          <w:rFonts w:ascii="Times New Roman" w:hAnsi="Times New Roman" w:cs="Times New Roman"/>
+          <w:sz w:val="28"/>
+          <w:szCs w:val="28"/>
+        </w:rPr>
+      </w:pPr>
+      <w:r>
+        <w:rPr>
+          <w:rFonts w:ascii="Times New Roman" w:hAnsi="Times New Roman" w:cs="Times New Roman"/>
+          <w:sz w:val="28"/>
+          <w:szCs w:val="28"/>
+        </w:rPr>
+        <w:t xml:space="preserve">Ezen a helyen bekonfiguráltuk a </w:t>
+      </w:r>
+      <w:proofErr w:type="spellStart"/>
+      <w:r>
+        <w:rPr>
+          <w:rFonts w:ascii="Times New Roman" w:hAnsi="Times New Roman" w:cs="Times New Roman"/>
+          <w:sz w:val="28"/>
+          <w:szCs w:val="28"/>
+        </w:rPr>
+        <w:t>dhcp</w:t>
+      </w:r>
+      <w:proofErr w:type="spellEnd"/>
+      <w:r>
+        <w:rPr>
+          <w:rFonts w:ascii="Times New Roman" w:hAnsi="Times New Roman" w:cs="Times New Roman"/>
+          <w:sz w:val="28"/>
+          <w:szCs w:val="28"/>
+        </w:rPr>
+        <w:t xml:space="preserve"> szervert: </w:t>
+      </w:r>
+      <w:r>
+        <w:t>/</w:t>
+      </w:r>
+      <w:proofErr w:type="spellStart"/>
+      <w:r>
+        <w:t>etc</w:t>
+      </w:r>
+      <w:proofErr w:type="spellEnd"/>
+      <w:r>
+        <w:t>/</w:t>
+      </w:r>
+      <w:proofErr w:type="spellStart"/>
+      <w:r>
+        <w:t>dhcp</w:t>
+      </w:r>
+      <w:proofErr w:type="spellEnd"/>
+      <w:r>
+        <w:t>/</w:t>
+      </w:r>
+      <w:proofErr w:type="spellStart"/>
+      <w:r>
+        <w:t>dhcpd.conf</w:t>
+      </w:r>
+      <w:proofErr w:type="spellEnd"/>
+    </w:p>
+    <w:p>
+      <w:pPr>
+        <w:pStyle w:val="Listaszerbekezds"/>
+        <w:ind w:left="502"/>
+        <w:rPr>
+          <w:rFonts w:ascii="Times New Roman" w:hAnsi="Times New Roman" w:cs="Times New Roman"/>
+          <w:sz w:val="32"/>
+          <w:szCs w:val="32"/>
+        </w:rPr>
+      </w:pPr>
+      <w:r>
+        <w:rPr>
+          <w:rFonts w:ascii="Times New Roman" w:hAnsi="Times New Roman" w:cs="Times New Roman"/>
+          <w:sz w:val="32"/>
+          <w:szCs w:val="32"/>
+        </w:rPr>
+        <w:drawing>
+          <wp:inline distT="0" distB="0" distL="0" distR="0" wp14:anchorId="61CC21CC" wp14:editId="6F398AAA">
+            <wp:extent cx="5591955" cy="1867161"/>
+            <wp:effectExtent l="0" t="0" r="0" b="0"/>
+            <wp:docPr id="35" name="Kép 35"/>
+            <wp:cNvGraphicFramePr>
+              <a:graphicFrameLocks xmlns:a="http://schemas.openxmlformats.org/drawingml/2006/main" noChangeAspect="1"/>
+            </wp:cNvGraphicFramePr>
+            <a:graphic xmlns:a="http://schemas.openxmlformats.org/drawingml/2006/main">
+              <a:graphicData uri="http://schemas.openxmlformats.org/drawingml/2006/picture">
+                <pic:pic xmlns:pic="http://schemas.openxmlformats.org/drawingml/2006/picture">
+                  <pic:nvPicPr>
+                    <pic:cNvPr id="1" name=""/>
+                    <pic:cNvPicPr/>
+                  </pic:nvPicPr>
+                  <pic:blipFill>
+                    <a:blip r:embed="rId39"/>
+                    <a:stretch>
+                      <a:fillRect/>
+                    </a:stretch>
+                  </pic:blipFill>
+                  <pic:spPr>
+                    <a:xfrm>
+                      <a:off x="0" y="0"/>
+                      <a:ext cx="5591955" cy="1867161"/>
+                    </a:xfrm>
+                    <a:prstGeom prst="rect">
+                      <a:avLst/>
+                    </a:prstGeom>
+                  </pic:spPr>
+                </pic:pic>
+              </a:graphicData>
+            </a:graphic>
+          </wp:inline>
+        </w:drawing>
+      </w:r>
+    </w:p>
+    <w:p>
+      <w:pPr>
+        <w:pStyle w:val="Listaszerbekezds"/>
+        <w:ind w:left="502"/>
+        <w:rPr>
+          <w:rFonts w:ascii="Times New Roman" w:hAnsi="Times New Roman" w:cs="Times New Roman"/>
+          <w:sz w:val="32"/>
+          <w:szCs w:val="32"/>
+        </w:rPr>
+      </w:pPr>
+    </w:p>
+    <w:p>
+      <w:pPr>
+        <w:pStyle w:val="Listaszerbekezds"/>
+        <w:ind w:left="502"/>
+        <w:rPr>
+          <w:rFonts w:ascii="Times New Roman" w:hAnsi="Times New Roman" w:cs="Times New Roman"/>
+          <w:sz w:val="32"/>
+          <w:szCs w:val="32"/>
+        </w:rPr>
+      </w:pPr>
+    </w:p>
+    <w:p>
+      <w:pPr>
+        <w:pStyle w:val="Listaszerbekezds"/>
+        <w:ind w:left="502"/>
+        <w:rPr>
+          <w:rFonts w:ascii="Times New Roman" w:hAnsi="Times New Roman" w:cs="Times New Roman"/>
+          <w:sz w:val="32"/>
+          <w:szCs w:val="32"/>
+        </w:rPr>
+      </w:pPr>
+      <w:r>
+        <w:rPr>
+          <w:rFonts w:ascii="Times New Roman" w:hAnsi="Times New Roman" w:cs="Times New Roman"/>
+          <w:sz w:val="32"/>
+          <w:szCs w:val="32"/>
+        </w:rPr>
+        <w:lastRenderedPageBreak/>
+        <w:t>Majd újraindítottuk a szolgáltatást</w:t>
+      </w:r>
+    </w:p>
+    <w:p>
+      <w:pPr>
+        <w:pStyle w:val="Listaszerbekezds"/>
+        <w:ind w:left="502"/>
+        <w:rPr>
+          <w:rFonts w:ascii="Times New Roman" w:hAnsi="Times New Roman" w:cs="Times New Roman"/>
+          <w:sz w:val="32"/>
+          <w:szCs w:val="32"/>
+        </w:rPr>
+      </w:pPr>
+      <w:r>
+        <w:rPr>
+          <w:rFonts w:ascii="Times New Roman" w:hAnsi="Times New Roman" w:cs="Times New Roman"/>
+          <w:sz w:val="32"/>
+          <w:szCs w:val="32"/>
+        </w:rPr>
+        <w:drawing>
+          <wp:anchor distT="0" distB="0" distL="114300" distR="114300" simplePos="0" relativeHeight="251658240" behindDoc="1" locked="0" layoutInCell="1" allowOverlap="1" wp14:anchorId="646F705F" wp14:editId="3AEDEE0C">
+            <wp:simplePos x="0" y="0"/>
+            <wp:positionH relativeFrom="column">
+              <wp:posOffset>317535</wp:posOffset>
+            </wp:positionH>
+            <wp:positionV relativeFrom="paragraph">
+              <wp:posOffset>-1878</wp:posOffset>
+            </wp:positionV>
+            <wp:extent cx="5115639" cy="581106"/>
+            <wp:effectExtent l="0" t="0" r="8890" b="9525"/>
+            <wp:wrapTight wrapText="bothSides">
+              <wp:wrapPolygon edited="0">
+                <wp:start x="0" y="0"/>
+                <wp:lineTo x="0" y="21246"/>
+                <wp:lineTo x="21557" y="21246"/>
+                <wp:lineTo x="21557" y="0"/>
+                <wp:lineTo x="0" y="0"/>
+              </wp:wrapPolygon>
+            </wp:wrapTight>
+            <wp:docPr id="36" name="Kép 36"/>
+            <wp:cNvGraphicFramePr>
+              <a:graphicFrameLocks xmlns:a="http://schemas.openxmlformats.org/drawingml/2006/main" noChangeAspect="1"/>
+            </wp:cNvGraphicFramePr>
+            <a:graphic xmlns:a="http://schemas.openxmlformats.org/drawingml/2006/main">
+              <a:graphicData uri="http://schemas.openxmlformats.org/drawingml/2006/picture">
+                <pic:pic xmlns:pic="http://schemas.openxmlformats.org/drawingml/2006/picture">
+                  <pic:nvPicPr>
+                    <pic:cNvPr id="1" name=""/>
+                    <pic:cNvPicPr/>
+                  </pic:nvPicPr>
+                  <pic:blipFill>
+                    <a:blip r:embed="rId40">
+                      <a:extLst>
+                        <a:ext uri="{28A0092B-C50C-407E-A947-70E740481C1C}">
+                          <a14:useLocalDpi xmlns:a14="http://schemas.microsoft.com/office/drawing/2010/main" val="0"/>
+                        </a:ext>
+                      </a:extLst>
+                    </a:blip>
+                    <a:stretch>
+                      <a:fillRect/>
+                    </a:stretch>
+                  </pic:blipFill>
+                  <pic:spPr>
+                    <a:xfrm>
+                      <a:off x="0" y="0"/>
+                      <a:ext cx="5115639" cy="581106"/>
+                    </a:xfrm>
+                    <a:prstGeom prst="rect">
+                      <a:avLst/>
+                    </a:prstGeom>
+                  </pic:spPr>
+                </pic:pic>
+              </a:graphicData>
+            </a:graphic>
+          </wp:anchor>
+        </w:drawing>
+      </w:r>
+    </w:p>
     <w:sectPr>
       <w:pgSz w:w="11906" w:h="16838"/>
       <w:pgMar w:top="1417" w:right="1417" w:bottom="1417" w:left="1417" w:header="708" w:footer="708" w:gutter="0"/>
@@ -2268,6 +3409,104 @@
     </w:sectPr>
   </w:body>
 </w:document>
+</file>
+
+<file path=word/numbering.xml><?xml version="1.0" encoding="utf-8"?>
+<w:numbering xmlns:wpc="http://schemas.microsoft.com/office/word/2010/wordprocessingCanvas" xmlns:cx="http://schemas.microsoft.com/office/drawing/2014/chartex" xmlns:cx1="http://schemas.microsoft.com/office/drawing/2015/9/8/chartex" xmlns:cx2="http://schemas.microsoft.com/office/drawing/2015/10/21/chartex" xmlns:cx3="http://schemas.microsoft.com/office/drawing/2016/5/9/chartex" xmlns:cx4="http://schemas.microsoft.com/office/drawing/2016/5/10/chartex" xmlns:cx5="http://schemas.microsoft.com/office/drawing/2016/5/11/chartex" xmlns:cx6="http://schemas.microsoft.com/office/drawing/2016/5/12/chartex" xmlns:cx7="http://schemas.microsoft.com/office/drawing/2016/5/13/chartex" xmlns:cx8="http://schemas.microsoft.com/office/drawing/2016/5/14/chartex" xmlns:mc="http://schemas.openxmlformats.org/markup-compatibility/2006" xmlns:aink="http://schemas.microsoft.com/office/drawing/2016/ink" xmlns:am3d="http://schemas.microsoft.com/office/drawing/2017/model3d" xmlns:o="urn:schemas-microsoft-com:office:office" xmlns:r="http://schemas.openxmlformats.org/officeDocument/2006/relationships" xmlns:m="http://schemas.openxmlformats.org/officeDocument/2006/math" xmlns:v="urn:schemas-microsoft-com:vml" xmlns:wp14="http://schemas.microsoft.com/office/word/2010/wordprocessingDrawing" xmlns:wp="http://schemas.openxmlformats.org/drawingml/2006/wordprocessingDrawing" xmlns:w10="urn:schemas-microsoft-com:office:word" xmlns:w="http://schemas.openxmlformats.org/wordprocessingml/2006/main" xmlns:w14="http://schemas.microsoft.com/office/word/2010/wordml" xmlns:w15="http://schemas.microsoft.com/office/word/2012/wordml" xmlns:w16cex="http://schemas.microsoft.com/office/word/2018/wordml/cex" xmlns:w16cid="http://schemas.microsoft.com/office/word/2016/wordml/cid" xmlns:w16="http://schemas.microsoft.com/office/word/2018/wordml" xmlns:w16sdtdh="http://schemas.microsoft.com/office/word/2020/wordml/sdtdatahash" xmlns:w16se="http://schemas.microsoft.com/office/word/2015/wordml/symex" xmlns:wpg="http://schemas.microsoft.com/office/word/2010/wordprocessingGroup" xmlns:wpi="http://schemas.microsoft.com/office/word/2010/wordprocessingInk" xmlns:wne="http://schemas.microsoft.com/office/word/2006/wordml" xmlns:wps="http://schemas.microsoft.com/office/word/2010/wordprocessingShape" mc:Ignorable="w14 w15 w16se w16cid w16 w16cex w16sdtdh wp14">
+  <w:abstractNum w:abstractNumId="0" w15:restartNumberingAfterBreak="0">
+    <w:nsid w:val="134C04BA"/>
+    <w:multiLevelType w:val="hybridMultilevel"/>
+    <w:tmpl w:val="1A8600B4"/>
+    <w:lvl w:ilvl="0" w:tplc="666CA8F2">
+      <w:start w:val="1"/>
+      <w:numFmt w:val="decimal"/>
+      <w:lvlText w:val="%1."/>
+      <w:lvlJc w:val="left"/>
+      <w:pPr>
+        <w:ind w:left="502" w:hanging="360"/>
+      </w:pPr>
+      <w:rPr>
+        <w:sz w:val="28"/>
+        <w:szCs w:val="28"/>
+      </w:rPr>
+    </w:lvl>
+    <w:lvl w:ilvl="1" w:tplc="040E0019" w:tentative="1">
+      <w:start w:val="1"/>
+      <w:numFmt w:val="lowerLetter"/>
+      <w:lvlText w:val="%2."/>
+      <w:lvlJc w:val="left"/>
+      <w:pPr>
+        <w:ind w:left="1222" w:hanging="360"/>
+      </w:pPr>
+    </w:lvl>
+    <w:lvl w:ilvl="2" w:tplc="040E001B" w:tentative="1">
+      <w:start w:val="1"/>
+      <w:numFmt w:val="lowerRoman"/>
+      <w:lvlText w:val="%3."/>
+      <w:lvlJc w:val="right"/>
+      <w:pPr>
+        <w:ind w:left="1942" w:hanging="180"/>
+      </w:pPr>
+    </w:lvl>
+    <w:lvl w:ilvl="3" w:tplc="040E000F" w:tentative="1">
+      <w:start w:val="1"/>
+      <w:numFmt w:val="decimal"/>
+      <w:lvlText w:val="%4."/>
+      <w:lvlJc w:val="left"/>
+      <w:pPr>
+        <w:ind w:left="2662" w:hanging="360"/>
+      </w:pPr>
+    </w:lvl>
+    <w:lvl w:ilvl="4" w:tplc="040E0019" w:tentative="1">
+      <w:start w:val="1"/>
+      <w:numFmt w:val="lowerLetter"/>
+      <w:lvlText w:val="%5."/>
+      <w:lvlJc w:val="left"/>
+      <w:pPr>
+        <w:ind w:left="3382" w:hanging="360"/>
+      </w:pPr>
+    </w:lvl>
+    <w:lvl w:ilvl="5" w:tplc="040E001B" w:tentative="1">
+      <w:start w:val="1"/>
+      <w:numFmt w:val="lowerRoman"/>
+      <w:lvlText w:val="%6."/>
+      <w:lvlJc w:val="right"/>
+      <w:pPr>
+        <w:ind w:left="4102" w:hanging="180"/>
+      </w:pPr>
+    </w:lvl>
+    <w:lvl w:ilvl="6" w:tplc="040E000F" w:tentative="1">
+      <w:start w:val="1"/>
+      <w:numFmt w:val="decimal"/>
+      <w:lvlText w:val="%7."/>
+      <w:lvlJc w:val="left"/>
+      <w:pPr>
+        <w:ind w:left="4822" w:hanging="360"/>
+      </w:pPr>
+    </w:lvl>
+    <w:lvl w:ilvl="7" w:tplc="040E0019" w:tentative="1">
+      <w:start w:val="1"/>
+      <w:numFmt w:val="lowerLetter"/>
+      <w:lvlText w:val="%8."/>
+      <w:lvlJc w:val="left"/>
+      <w:pPr>
+        <w:ind w:left="5542" w:hanging="360"/>
+      </w:pPr>
+    </w:lvl>
+    <w:lvl w:ilvl="8" w:tplc="040E001B" w:tentative="1">
+      <w:start w:val="1"/>
+      <w:numFmt w:val="lowerRoman"/>
+      <w:lvlText w:val="%9."/>
+      <w:lvlJc w:val="right"/>
+      <w:pPr>
+        <w:ind w:left="6262" w:hanging="180"/>
+      </w:pPr>
+    </w:lvl>
+  </w:abstractNum>
+  <w:num w:numId="1">
+    <w:abstractNumId w:val="0"/>
+  </w:num>
+</w:numbering>
 </file>
 
 <file path=word/styles.xml><?xml version="1.0" encoding="utf-8"?>
@@ -2736,6 +3975,28 @@
     <w:basedOn w:val="Bekezdsalapbettpusa"/>
     <w:rsid w:val="000D2BE3"/>
   </w:style>
+  <w:style w:type="character" w:styleId="Kiemels">
+    <w:name w:val="Emphasis"/>
+    <w:basedOn w:val="Bekezdsalapbettpusa"/>
+    <w:uiPriority w:val="20"/>
+    <w:qFormat/>
+    <w:rsid w:val="0028476C"/>
+    <w:rPr>
+      <w:i/>
+      <w:iCs/>
+    </w:rPr>
+  </w:style>
+  <w:style w:type="paragraph" w:styleId="Listaszerbekezds">
+    <w:name w:val="List Paragraph"/>
+    <w:basedOn w:val="Norml"/>
+    <w:uiPriority w:val="34"/>
+    <w:qFormat/>
+    <w:rsid w:val="0028476C"/>
+    <w:pPr>
+      <w:ind w:left="720"/>
+      <w:contextualSpacing/>
+    </w:pPr>
+  </w:style>
 </w:styles>
 </file>
 

--- a/Linux Server/Linux Server Dokumentáció.docx
+++ b/Linux Server/Linux Server Dokumentáció.docx
@@ -268,18 +268,8 @@
           <w:sz w:val="28"/>
           <w:szCs w:val="28"/>
         </w:rPr>
-        <w:t xml:space="preserve">Felhasználónév: </w:t>
-      </w:r>
-      <w:proofErr w:type="spellStart"/>
-      <w:r>
-        <w:rPr>
-          <w:rFonts w:ascii="Times New Roman" w:hAnsi="Times New Roman" w:cs="Times New Roman"/>
-          <w:sz w:val="28"/>
-          <w:szCs w:val="28"/>
-        </w:rPr>
-        <w:t>root</w:t>
-      </w:r>
-      <w:proofErr w:type="spellEnd"/>
+        <w:t>Felhasználónév: root</w:t>
+      </w:r>
     </w:p>
     <w:p>
       <w:pPr>
@@ -858,61 +848,25 @@
           <w:sz w:val="28"/>
           <w:szCs w:val="28"/>
         </w:rPr>
-        <w:t xml:space="preserve">Mivel az Intel CPU-k </w:t>
-      </w:r>
-      <w:proofErr w:type="spellStart"/>
-      <w:r>
-        <w:rPr>
-          <w:rFonts w:ascii="Times New Roman" w:hAnsi="Times New Roman" w:cs="Times New Roman"/>
-          <w:sz w:val="28"/>
-          <w:szCs w:val="28"/>
-        </w:rPr>
-        <w:t>Hyper</w:t>
-      </w:r>
-      <w:proofErr w:type="spellEnd"/>
-      <w:r>
-        <w:rPr>
-          <w:rFonts w:ascii="Times New Roman" w:hAnsi="Times New Roman" w:cs="Times New Roman"/>
-          <w:sz w:val="28"/>
-          <w:szCs w:val="28"/>
-        </w:rPr>
-        <w:t>-V technológiát használnak, ezért azt választottuk ki</w:t>
-      </w:r>
-    </w:p>
-    <w:p>
-      <w:pPr>
-        <w:jc w:val="center"/>
-        <w:rPr>
-          <w:rFonts w:ascii="Times New Roman" w:hAnsi="Times New Roman" w:cs="Times New Roman"/>
-          <w:sz w:val="28"/>
-          <w:szCs w:val="28"/>
-        </w:rPr>
-      </w:pPr>
-      <w:r>
-        <w:rPr>
-          <w:rFonts w:ascii="Times New Roman" w:hAnsi="Times New Roman" w:cs="Times New Roman"/>
-          <w:sz w:val="28"/>
-          <w:szCs w:val="28"/>
-        </w:rPr>
-        <w:t xml:space="preserve">A memória </w:t>
-      </w:r>
-      <w:proofErr w:type="spellStart"/>
-      <w:r>
-        <w:rPr>
-          <w:rFonts w:ascii="Times New Roman" w:hAnsi="Times New Roman" w:cs="Times New Roman"/>
-          <w:sz w:val="28"/>
-          <w:szCs w:val="28"/>
-        </w:rPr>
-        <w:t>virtualizációnak</w:t>
-      </w:r>
-      <w:proofErr w:type="spellEnd"/>
-      <w:r>
-        <w:rPr>
-          <w:rFonts w:ascii="Times New Roman" w:hAnsi="Times New Roman" w:cs="Times New Roman"/>
-          <w:sz w:val="28"/>
-          <w:szCs w:val="28"/>
-        </w:rPr>
-        <w:t xml:space="preserve"> a fizikai gépen elérhetőnek kell lenni, ezért azt ki pipáltuk.</w:t>
+        <w:t>Mivel az Intel CPU-k Hyper-V technológiát használnak, ezért azt választottuk ki</w:t>
+      </w:r>
+    </w:p>
+    <w:p>
+      <w:pPr>
+        <w:jc w:val="center"/>
+        <w:rPr>
+          <w:rFonts w:ascii="Times New Roman" w:hAnsi="Times New Roman" w:cs="Times New Roman"/>
+          <w:sz w:val="28"/>
+          <w:szCs w:val="28"/>
+        </w:rPr>
+      </w:pPr>
+      <w:r>
+        <w:rPr>
+          <w:rFonts w:ascii="Times New Roman" w:hAnsi="Times New Roman" w:cs="Times New Roman"/>
+          <w:sz w:val="28"/>
+          <w:szCs w:val="28"/>
+        </w:rPr>
+        <w:t>A memória virtualizációnak a fizikai gépen elérhetőnek kell lenni, ezért azt ki pipáltuk.</w:t>
       </w:r>
     </w:p>
     <w:p>
@@ -1773,25 +1727,7 @@
           <w:sz w:val="28"/>
           <w:szCs w:val="24"/>
         </w:rPr>
-        <w:t xml:space="preserve">Formátumnál </w:t>
-      </w:r>
-      <w:proofErr w:type="spellStart"/>
-      <w:r>
-        <w:rPr>
-          <w:rFonts w:ascii="Times New Roman" w:hAnsi="Times New Roman" w:cs="Times New Roman"/>
-          <w:sz w:val="28"/>
-          <w:szCs w:val="24"/>
-        </w:rPr>
-        <w:t>Swap-et</w:t>
-      </w:r>
-      <w:proofErr w:type="spellEnd"/>
-      <w:r>
-        <w:rPr>
-          <w:rFonts w:ascii="Times New Roman" w:hAnsi="Times New Roman" w:cs="Times New Roman"/>
-          <w:sz w:val="28"/>
-          <w:szCs w:val="24"/>
-        </w:rPr>
-        <w:t xml:space="preserve"> választottunk ki.</w:t>
+        <w:t>Formátumnál Swap-et választottunk ki.</w:t>
       </w:r>
     </w:p>
     <w:p>
@@ -1962,7 +1898,6 @@
         </w:rPr>
         <w:t xml:space="preserve">A kiszolgáló nevének </w:t>
       </w:r>
-      <w:proofErr w:type="spellStart"/>
       <w:r>
         <w:rPr>
           <w:rFonts w:ascii="Times New Roman" w:hAnsi="Times New Roman" w:cs="Times New Roman"/>
@@ -1971,7 +1906,6 @@
         </w:rPr>
         <w:t>linux_server</w:t>
       </w:r>
-      <w:proofErr w:type="spellEnd"/>
       <w:r>
         <w:rPr>
           <w:rFonts w:ascii="Times New Roman" w:hAnsi="Times New Roman" w:cs="Times New Roman"/>
@@ -1998,7 +1932,6 @@
         </w:rPr>
         <w:t xml:space="preserve">Felhasználónévnek </w:t>
       </w:r>
-      <w:proofErr w:type="spellStart"/>
       <w:r>
         <w:rPr>
           <w:rFonts w:ascii="Times New Roman" w:hAnsi="Times New Roman" w:cs="Times New Roman"/>
@@ -2007,7 +1940,6 @@
         </w:rPr>
         <w:t>halaszn</w:t>
       </w:r>
-      <w:proofErr w:type="spellEnd"/>
       <w:r>
         <w:rPr>
           <w:rFonts w:ascii="Times New Roman" w:hAnsi="Times New Roman" w:cs="Times New Roman"/>
@@ -2383,6 +2315,8 @@
         </w:numPr>
         <w:rPr>
           <w:rFonts w:ascii="Times New Roman" w:hAnsi="Times New Roman" w:cs="Times New Roman"/>
+          <w:b/>
+          <w:bCs/>
           <w:sz w:val="40"/>
           <w:szCs w:val="40"/>
         </w:rPr>
@@ -2390,28 +2324,22 @@
       <w:r>
         <w:rPr>
           <w:rFonts w:ascii="Times New Roman" w:hAnsi="Times New Roman" w:cs="Times New Roman"/>
-          <w:sz w:val="28"/>
-          <w:szCs w:val="28"/>
-        </w:rPr>
-        <w:t>Távoli elérés: SSH (</w:t>
-      </w:r>
-      <w:proofErr w:type="spellStart"/>
-      <w:r>
-        <w:rPr>
-          <w:rFonts w:ascii="Times New Roman" w:hAnsi="Times New Roman" w:cs="Times New Roman"/>
-          <w:sz w:val="28"/>
-          <w:szCs w:val="28"/>
-        </w:rPr>
-        <w:t>OpenSSH</w:t>
-      </w:r>
-      <w:proofErr w:type="spellEnd"/>
-      <w:r>
-        <w:rPr>
-          <w:rFonts w:ascii="Times New Roman" w:hAnsi="Times New Roman" w:cs="Times New Roman"/>
-          <w:sz w:val="28"/>
-          <w:szCs w:val="28"/>
-        </w:rPr>
-        <w:t xml:space="preserve"> Server)</w:t>
+          <w:b/>
+          <w:bCs/>
+          <w:sz w:val="28"/>
+          <w:szCs w:val="28"/>
+        </w:rPr>
+        <w:t>Távoli elérés: SSH (OpenSSH Server</w:t>
+      </w:r>
+      <w:r>
+        <w:rPr>
+          <w:rFonts w:ascii="Times New Roman" w:hAnsi="Times New Roman" w:cs="Times New Roman"/>
+          <w:b/>
+          <w:bCs/>
+          <w:sz w:val="28"/>
+          <w:szCs w:val="28"/>
+        </w:rPr>
+        <w:t>)</w:t>
       </w:r>
     </w:p>
     <w:p>
@@ -2427,6 +2355,26 @@
       <w:r>
         <w:rPr>
           <w:rFonts w:ascii="Times New Roman" w:hAnsi="Times New Roman" w:cs="Times New Roman"/>
+          <w:sz w:val="28"/>
+          <w:szCs w:val="28"/>
+        </w:rPr>
+        <w:t>Telepítettük az openssh-server csomagot</w:t>
+      </w:r>
+    </w:p>
+    <w:p>
+      <w:pPr>
+        <w:pStyle w:val="Listaszerbekezds"/>
+        <w:ind w:left="502"/>
+        <w:rPr>
+          <w:rFonts w:ascii="Times New Roman" w:hAnsi="Times New Roman" w:cs="Times New Roman"/>
+          <w:sz w:val="40"/>
+          <w:szCs w:val="40"/>
+        </w:rPr>
+      </w:pPr>
+      <w:r>
+        <w:rPr>
+          <w:rFonts w:ascii="Times New Roman" w:hAnsi="Times New Roman" w:cs="Times New Roman"/>
+          <w:noProof/>
           <w:sz w:val="40"/>
           <w:szCs w:val="40"/>
         </w:rPr>
@@ -2494,61 +2442,7 @@
           <w:sz w:val="28"/>
           <w:szCs w:val="28"/>
         </w:rPr>
-        <w:t xml:space="preserve">A konfigurációs fájlban a </w:t>
-      </w:r>
-      <w:proofErr w:type="spellStart"/>
-      <w:r>
-        <w:rPr>
-          <w:rFonts w:ascii="Times New Roman" w:hAnsi="Times New Roman" w:cs="Times New Roman"/>
-          <w:sz w:val="28"/>
-          <w:szCs w:val="28"/>
-        </w:rPr>
-        <w:t>PermitRootLogin</w:t>
-      </w:r>
-      <w:proofErr w:type="spellEnd"/>
-      <w:r>
-        <w:rPr>
-          <w:rFonts w:ascii="Times New Roman" w:hAnsi="Times New Roman" w:cs="Times New Roman"/>
-          <w:sz w:val="28"/>
-          <w:szCs w:val="28"/>
-        </w:rPr>
-        <w:t xml:space="preserve"> értékét átállítottuk „no”-</w:t>
-      </w:r>
-      <w:proofErr w:type="spellStart"/>
-      <w:r>
-        <w:rPr>
-          <w:rFonts w:ascii="Times New Roman" w:hAnsi="Times New Roman" w:cs="Times New Roman"/>
-          <w:sz w:val="28"/>
-          <w:szCs w:val="28"/>
-        </w:rPr>
-        <w:t>ra</w:t>
-      </w:r>
-      <w:proofErr w:type="spellEnd"/>
-      <w:r>
-        <w:rPr>
-          <w:rFonts w:ascii="Times New Roman" w:hAnsi="Times New Roman" w:cs="Times New Roman"/>
-          <w:sz w:val="28"/>
-          <w:szCs w:val="28"/>
-        </w:rPr>
-        <w:t xml:space="preserve"> biztonsági okokból, hogy ne közvetlen </w:t>
-      </w:r>
-      <w:proofErr w:type="spellStart"/>
-      <w:r>
-        <w:rPr>
-          <w:rFonts w:ascii="Times New Roman" w:hAnsi="Times New Roman" w:cs="Times New Roman"/>
-          <w:sz w:val="28"/>
-          <w:szCs w:val="28"/>
-        </w:rPr>
-        <w:t>root</w:t>
-      </w:r>
-      <w:proofErr w:type="spellEnd"/>
-      <w:r>
-        <w:rPr>
-          <w:rFonts w:ascii="Times New Roman" w:hAnsi="Times New Roman" w:cs="Times New Roman"/>
-          <w:sz w:val="28"/>
-          <w:szCs w:val="28"/>
-        </w:rPr>
-        <w:t>-ként lépjen be valaki</w:t>
+        <w:t>A konfigurációs fájlban a PermitRootLogin értékét átállítottuk „no”-ra biztonsági okokból, hogy ne közvetlen root-ként lépjen be valaki</w:t>
       </w:r>
     </w:p>
     <w:p>
@@ -2564,6 +2458,7 @@
       <w:r>
         <w:rPr>
           <w:rFonts w:ascii="Times New Roman" w:hAnsi="Times New Roman" w:cs="Times New Roman"/>
+          <w:noProof/>
           <w:sz w:val="28"/>
           <w:szCs w:val="28"/>
         </w:rPr>
@@ -2618,23 +2513,20 @@
     <w:p>
       <w:pPr>
         <w:pStyle w:val="Listaszerbekezds"/>
-        <w:numPr>
-          <w:ilvl w:val="0"/>
-          <w:numId w:val="1"/>
-        </w:numPr>
-        <w:rPr>
-          <w:rFonts w:ascii="Times New Roman" w:hAnsi="Times New Roman" w:cs="Times New Roman"/>
-          <w:sz w:val="36"/>
-          <w:szCs w:val="36"/>
-        </w:rPr>
-      </w:pPr>
-      <w:r>
-        <w:rPr>
-          <w:rFonts w:ascii="Times New Roman" w:hAnsi="Times New Roman" w:cs="Times New Roman"/>
-          <w:sz w:val="28"/>
-          <w:szCs w:val="28"/>
-        </w:rPr>
-        <w:t>Fájlmegosztás: Samba (SMB)</w:t>
+        <w:ind w:left="502"/>
+        <w:rPr>
+          <w:rFonts w:ascii="Times New Roman" w:hAnsi="Times New Roman" w:cs="Times New Roman"/>
+          <w:sz w:val="28"/>
+          <w:szCs w:val="28"/>
+        </w:rPr>
+      </w:pPr>
+      <w:r>
+        <w:rPr>
+          <w:rFonts w:ascii="Times New Roman" w:hAnsi="Times New Roman" w:cs="Times New Roman"/>
+          <w:sz w:val="28"/>
+          <w:szCs w:val="28"/>
+        </w:rPr>
+        <w:t>Meggyőződtünk, hogy sikeresen elindult az SSH kiszolgáló</w:t>
       </w:r>
     </w:p>
     <w:p>
@@ -2643,21 +2535,21 @@
         <w:ind w:left="502"/>
         <w:rPr>
           <w:rFonts w:ascii="Times New Roman" w:hAnsi="Times New Roman" w:cs="Times New Roman"/>
-          <w:sz w:val="36"/>
-          <w:szCs w:val="36"/>
-        </w:rPr>
-      </w:pPr>
-      <w:r>
-        <w:rPr>
-          <w:rFonts w:ascii="Times New Roman" w:hAnsi="Times New Roman" w:cs="Times New Roman"/>
-          <w:sz w:val="36"/>
-          <w:szCs w:val="36"/>
+          <w:sz w:val="28"/>
+          <w:szCs w:val="28"/>
+        </w:rPr>
+      </w:pPr>
+      <w:r>
+        <w:rPr>
+          <w:rFonts w:ascii="Times New Roman" w:hAnsi="Times New Roman" w:cs="Times New Roman"/>
+          <w:sz w:val="28"/>
+          <w:szCs w:val="28"/>
         </w:rPr>
         <w:drawing>
-          <wp:inline distT="0" distB="0" distL="0" distR="0" wp14:anchorId="732E32A0" wp14:editId="4E592527">
-            <wp:extent cx="5611008" cy="1086002"/>
-            <wp:effectExtent l="0" t="0" r="0" b="0"/>
-            <wp:docPr id="18" name="Kép 18"/>
+          <wp:inline distT="0" distB="0" distL="0" distR="0" wp14:anchorId="23A6555E" wp14:editId="52A12FE3">
+            <wp:extent cx="3935578" cy="1587767"/>
+            <wp:effectExtent l="0" t="0" r="8255" b="0"/>
+            <wp:docPr id="38" name="Kép 38"/>
             <wp:cNvGraphicFramePr>
               <a:graphicFrameLocks xmlns:a="http://schemas.openxmlformats.org/drawingml/2006/main" noChangeAspect="1"/>
             </wp:cNvGraphicFramePr>
@@ -2677,7 +2569,7 @@
                   <pic:spPr>
                     <a:xfrm>
                       <a:off x="0" y="0"/>
-                      <a:ext cx="5611008" cy="1086002"/>
+                      <a:ext cx="3946850" cy="1592315"/>
                     </a:xfrm>
                     <a:prstGeom prst="rect">
                       <a:avLst/>
@@ -2696,10 +2588,19 @@
         <w:ind w:left="502"/>
         <w:rPr>
           <w:rFonts w:ascii="Times New Roman" w:hAnsi="Times New Roman" w:cs="Times New Roman"/>
-          <w:sz w:val="36"/>
-          <w:szCs w:val="36"/>
-        </w:rPr>
-      </w:pPr>
+          <w:sz w:val="28"/>
+          <w:szCs w:val="28"/>
+        </w:rPr>
+      </w:pPr>
+      <w:r>
+        <w:rPr>
+          <w:rFonts w:ascii="Times New Roman" w:hAnsi="Times New Roman" w:cs="Times New Roman"/>
+          <w:sz w:val="28"/>
+          <w:szCs w:val="28"/>
+        </w:rPr>
+        <w:lastRenderedPageBreak/>
+        <w:t>Beállítottuk, hogy a rendszer indulásakot az SSH kiszolgáló induljon el.</w:t>
+      </w:r>
     </w:p>
     <w:p>
       <w:pPr>
@@ -2717,31 +2618,11 @@
           <w:sz w:val="28"/>
           <w:szCs w:val="28"/>
         </w:rPr>
-        <w:t>Létrehoztunk egy megosztandó mappát</w:t>
-      </w:r>
-    </w:p>
-    <w:p>
-      <w:pPr>
-        <w:pStyle w:val="Listaszerbekezds"/>
-        <w:ind w:left="502"/>
-        <w:rPr>
-          <w:rFonts w:ascii="Times New Roman" w:hAnsi="Times New Roman" w:cs="Times New Roman"/>
-          <w:sz w:val="28"/>
-          <w:szCs w:val="28"/>
-        </w:rPr>
-      </w:pPr>
-      <w:r>
-        <w:rPr>
-          <w:rFonts w:ascii="Times New Roman" w:hAnsi="Times New Roman" w:cs="Times New Roman"/>
-          <w:sz w:val="28"/>
-          <w:szCs w:val="28"/>
-        </w:rPr>
-        <w:lastRenderedPageBreak/>
         <w:drawing>
-          <wp:inline distT="0" distB="0" distL="0" distR="0" wp14:anchorId="117BDD89" wp14:editId="57EE8E49">
-            <wp:extent cx="4039164" cy="457264"/>
-            <wp:effectExtent l="0" t="0" r="0" b="0"/>
-            <wp:docPr id="19" name="Kép 19"/>
+          <wp:inline distT="0" distB="0" distL="0" distR="0" wp14:anchorId="7A27DD8E" wp14:editId="7F45E82E">
+            <wp:extent cx="5760720" cy="492125"/>
+            <wp:effectExtent l="0" t="0" r="0" b="3175"/>
+            <wp:docPr id="39" name="Kép 39"/>
             <wp:cNvGraphicFramePr>
               <a:graphicFrameLocks xmlns:a="http://schemas.openxmlformats.org/drawingml/2006/main" noChangeAspect="1"/>
             </wp:cNvGraphicFramePr>
@@ -2761,7 +2642,7 @@
                   <pic:spPr>
                     <a:xfrm>
                       <a:off x="0" y="0"/>
-                      <a:ext cx="4039164" cy="457264"/>
+                      <a:ext cx="5760720" cy="492125"/>
                     </a:xfrm>
                     <a:prstGeom prst="rect">
                       <a:avLst/>
@@ -2788,76 +2669,51 @@
     <w:p>
       <w:pPr>
         <w:pStyle w:val="Listaszerbekezds"/>
-        <w:ind w:left="502"/>
-        <w:rPr>
-          <w:rFonts w:ascii="Times New Roman" w:hAnsi="Times New Roman" w:cs="Times New Roman"/>
-          <w:sz w:val="28"/>
-          <w:szCs w:val="28"/>
-        </w:rPr>
-      </w:pPr>
+        <w:numPr>
+          <w:ilvl w:val="0"/>
+          <w:numId w:val="1"/>
+        </w:numPr>
+        <w:rPr>
+          <w:rFonts w:ascii="Times New Roman" w:hAnsi="Times New Roman" w:cs="Times New Roman"/>
+          <w:b/>
+          <w:bCs/>
+          <w:sz w:val="36"/>
+          <w:szCs w:val="36"/>
+        </w:rPr>
+      </w:pPr>
+      <w:r>
+        <w:rPr>
+          <w:rFonts w:ascii="Times New Roman" w:hAnsi="Times New Roman" w:cs="Times New Roman"/>
+          <w:b/>
+          <w:bCs/>
+          <w:sz w:val="28"/>
+          <w:szCs w:val="28"/>
+        </w:rPr>
+        <w:t>Fájlmegosztás: Samba (SMB)</w:t>
+      </w:r>
     </w:p>
     <w:p>
       <w:pPr>
         <w:pStyle w:val="Listaszerbekezds"/>
         <w:ind w:left="502"/>
-      </w:pPr>
-      <w:r>
-        <w:rPr>
-          <w:rFonts w:ascii="Times New Roman" w:hAnsi="Times New Roman" w:cs="Times New Roman"/>
-          <w:sz w:val="28"/>
-          <w:szCs w:val="28"/>
-        </w:rPr>
-        <w:t xml:space="preserve">az </w:t>
-      </w:r>
-      <w:r>
-        <w:t>/</w:t>
-      </w:r>
-      <w:proofErr w:type="spellStart"/>
-      <w:r>
-        <w:t>etc</w:t>
-      </w:r>
-      <w:proofErr w:type="spellEnd"/>
-      <w:r>
-        <w:t>/</w:t>
-      </w:r>
-      <w:proofErr w:type="spellStart"/>
-      <w:r>
-        <w:t>samba</w:t>
-      </w:r>
-      <w:proofErr w:type="spellEnd"/>
-      <w:r>
-        <w:t>/</w:t>
-      </w:r>
-      <w:proofErr w:type="spellStart"/>
-      <w:r>
-        <w:t>smb.conf</w:t>
-      </w:r>
-      <w:proofErr w:type="spellEnd"/>
-      <w:r>
-        <w:t xml:space="preserve"> helyen a konfigurációs fájl legvégére hozzákapcsoltuk a megosztandó mappát</w:t>
-      </w:r>
-    </w:p>
-    <w:p>
-      <w:pPr>
-        <w:pStyle w:val="Listaszerbekezds"/>
-        <w:ind w:left="502"/>
-        <w:rPr>
-          <w:rFonts w:ascii="Times New Roman" w:hAnsi="Times New Roman" w:cs="Times New Roman"/>
-          <w:sz w:val="28"/>
-          <w:szCs w:val="28"/>
-        </w:rPr>
-      </w:pPr>
-      <w:r>
-        <w:rPr>
-          <w:rFonts w:ascii="Times New Roman" w:hAnsi="Times New Roman" w:cs="Times New Roman"/>
-          <w:sz w:val="28"/>
-          <w:szCs w:val="28"/>
+        <w:rPr>
+          <w:rFonts w:ascii="Times New Roman" w:hAnsi="Times New Roman" w:cs="Times New Roman"/>
+          <w:sz w:val="36"/>
+          <w:szCs w:val="36"/>
+        </w:rPr>
+      </w:pPr>
+      <w:r>
+        <w:rPr>
+          <w:rFonts w:ascii="Times New Roman" w:hAnsi="Times New Roman" w:cs="Times New Roman"/>
+          <w:noProof/>
+          <w:sz w:val="36"/>
+          <w:szCs w:val="36"/>
         </w:rPr>
         <w:drawing>
-          <wp:inline distT="0" distB="0" distL="0" distR="0" wp14:anchorId="1D39560D" wp14:editId="3BA6EF10">
-            <wp:extent cx="2391109" cy="781159"/>
-            <wp:effectExtent l="0" t="0" r="9525" b="0"/>
-            <wp:docPr id="22" name="Kép 22"/>
+          <wp:inline distT="0" distB="0" distL="0" distR="0" wp14:anchorId="732E32A0" wp14:editId="4E592527">
+            <wp:extent cx="5611008" cy="1086002"/>
+            <wp:effectExtent l="0" t="0" r="0" b="0"/>
+            <wp:docPr id="18" name="Kép 18"/>
             <wp:cNvGraphicFramePr>
               <a:graphicFrameLocks xmlns:a="http://schemas.openxmlformats.org/drawingml/2006/main" noChangeAspect="1"/>
             </wp:cNvGraphicFramePr>
@@ -2877,7 +2733,7 @@
                   <pic:spPr>
                     <a:xfrm>
                       <a:off x="0" y="0"/>
-                      <a:ext cx="2391109" cy="781159"/>
+                      <a:ext cx="5611008" cy="1086002"/>
                     </a:xfrm>
                     <a:prstGeom prst="rect">
                       <a:avLst/>
@@ -2896,8 +2752,8 @@
         <w:ind w:left="502"/>
         <w:rPr>
           <w:rFonts w:ascii="Times New Roman" w:hAnsi="Times New Roman" w:cs="Times New Roman"/>
-          <w:sz w:val="28"/>
-          <w:szCs w:val="28"/>
+          <w:sz w:val="36"/>
+          <w:szCs w:val="36"/>
         </w:rPr>
       </w:pPr>
     </w:p>
@@ -2917,7 +2773,7 @@
           <w:sz w:val="28"/>
           <w:szCs w:val="28"/>
         </w:rPr>
-        <w:t>Egy jelszót adtunk hozzá a felhasználónak</w:t>
+        <w:t>Létrehoztunk egy megosztandó mappát</w:t>
       </w:r>
     </w:p>
     <w:p>
@@ -2933,14 +2789,15 @@
       <w:r>
         <w:rPr>
           <w:rFonts w:ascii="Times New Roman" w:hAnsi="Times New Roman" w:cs="Times New Roman"/>
+          <w:noProof/>
           <w:sz w:val="28"/>
           <w:szCs w:val="28"/>
         </w:rPr>
         <w:drawing>
-          <wp:inline distT="0" distB="0" distL="0" distR="0" wp14:anchorId="6E680BBD" wp14:editId="28974CFE">
-            <wp:extent cx="3743847" cy="600159"/>
-            <wp:effectExtent l="0" t="0" r="0" b="9525"/>
-            <wp:docPr id="23" name="Kép 23"/>
+          <wp:inline distT="0" distB="0" distL="0" distR="0" wp14:anchorId="117BDD89" wp14:editId="57EE8E49">
+            <wp:extent cx="4039164" cy="457264"/>
+            <wp:effectExtent l="0" t="0" r="0" b="0"/>
+            <wp:docPr id="19" name="Kép 19"/>
             <wp:cNvGraphicFramePr>
               <a:graphicFrameLocks xmlns:a="http://schemas.openxmlformats.org/drawingml/2006/main" noChangeAspect="1"/>
             </wp:cNvGraphicFramePr>
@@ -2960,7 +2817,7 @@
                   <pic:spPr>
                     <a:xfrm>
                       <a:off x="0" y="0"/>
-                      <a:ext cx="3743847" cy="600159"/>
+                      <a:ext cx="4039164" cy="457264"/>
                     </a:xfrm>
                     <a:prstGeom prst="rect">
                       <a:avLst/>
@@ -2983,14 +2840,6 @@
           <w:szCs w:val="28"/>
         </w:rPr>
       </w:pPr>
-      <w:r>
-        <w:rPr>
-          <w:rFonts w:ascii="Times New Roman" w:hAnsi="Times New Roman" w:cs="Times New Roman"/>
-          <w:sz w:val="28"/>
-          <w:szCs w:val="28"/>
-        </w:rPr>
-        <w:t>Jelszó: 12345</w:t>
-      </w:r>
     </w:p>
     <w:p>
       <w:pPr>
@@ -3007,19 +2856,17 @@
       <w:pPr>
         <w:pStyle w:val="Listaszerbekezds"/>
         <w:ind w:left="502"/>
-        <w:rPr>
-          <w:rFonts w:ascii="Times New Roman" w:hAnsi="Times New Roman" w:cs="Times New Roman"/>
-          <w:sz w:val="28"/>
-          <w:szCs w:val="28"/>
-        </w:rPr>
-      </w:pPr>
-      <w:r>
-        <w:rPr>
-          <w:rFonts w:ascii="Times New Roman" w:hAnsi="Times New Roman" w:cs="Times New Roman"/>
-          <w:sz w:val="28"/>
-          <w:szCs w:val="28"/>
-        </w:rPr>
-        <w:t>Újraindítottuk a szolgáltatást</w:t>
+      </w:pPr>
+      <w:r>
+        <w:rPr>
+          <w:rFonts w:ascii="Times New Roman" w:hAnsi="Times New Roman" w:cs="Times New Roman"/>
+          <w:sz w:val="28"/>
+          <w:szCs w:val="28"/>
+        </w:rPr>
+        <w:t xml:space="preserve">az </w:t>
+      </w:r>
+      <w:r>
+        <w:t>/etc/samba/smb.conf helyen a konfigurációs fájl legvégére hozzákapcsoltuk a megosztandó mappát</w:t>
       </w:r>
     </w:p>
     <w:p>
@@ -3035,14 +2882,15 @@
       <w:r>
         <w:rPr>
           <w:rFonts w:ascii="Times New Roman" w:hAnsi="Times New Roman" w:cs="Times New Roman"/>
+          <w:noProof/>
           <w:sz w:val="28"/>
           <w:szCs w:val="28"/>
         </w:rPr>
         <w:drawing>
-          <wp:inline distT="0" distB="0" distL="0" distR="0" wp14:anchorId="1FAC8412" wp14:editId="38535A9D">
-            <wp:extent cx="4163006" cy="438211"/>
+          <wp:inline distT="0" distB="0" distL="0" distR="0" wp14:anchorId="1D39560D" wp14:editId="3BA6EF10">
+            <wp:extent cx="2391109" cy="781159"/>
             <wp:effectExtent l="0" t="0" r="9525" b="0"/>
-            <wp:docPr id="24" name="Kép 24"/>
+            <wp:docPr id="22" name="Kép 22"/>
             <wp:cNvGraphicFramePr>
               <a:graphicFrameLocks xmlns:a="http://schemas.openxmlformats.org/drawingml/2006/main" noChangeAspect="1"/>
             </wp:cNvGraphicFramePr>
@@ -3062,7 +2910,7 @@
                   <pic:spPr>
                     <a:xfrm>
                       <a:off x="0" y="0"/>
-                      <a:ext cx="4163006" cy="438211"/>
+                      <a:ext cx="2391109" cy="781159"/>
                     </a:xfrm>
                     <a:prstGeom prst="rect">
                       <a:avLst/>
@@ -3077,56 +2925,56 @@
     </w:p>
     <w:p>
       <w:pPr>
-        <w:rPr>
-          <w:rFonts w:ascii="Times New Roman" w:hAnsi="Times New Roman" w:cs="Times New Roman"/>
-          <w:sz w:val="28"/>
-          <w:szCs w:val="28"/>
-        </w:rPr>
-      </w:pPr>
-    </w:p>
-    <w:p>
-      <w:pPr>
-        <w:pStyle w:val="Listaszerbekezds"/>
-        <w:numPr>
-          <w:ilvl w:val="0"/>
-          <w:numId w:val="1"/>
-        </w:numPr>
-        <w:rPr>
-          <w:rFonts w:ascii="Times New Roman" w:hAnsi="Times New Roman" w:cs="Times New Roman"/>
-          <w:sz w:val="32"/>
-          <w:szCs w:val="32"/>
-        </w:rPr>
-      </w:pPr>
-      <w:r>
-        <w:rPr>
-          <w:rFonts w:ascii="Times New Roman" w:hAnsi="Times New Roman" w:cs="Times New Roman"/>
-          <w:sz w:val="24"/>
-          <w:szCs w:val="24"/>
-        </w:rPr>
-        <w:t>IP Cím Kiosztás: DHCP Szerver (ISC-DHCP-Server)</w:t>
-      </w:r>
-    </w:p>
-    <w:p>
-      <w:pPr>
         <w:pStyle w:val="Listaszerbekezds"/>
         <w:ind w:left="502"/>
         <w:rPr>
           <w:rFonts w:ascii="Times New Roman" w:hAnsi="Times New Roman" w:cs="Times New Roman"/>
-          <w:sz w:val="32"/>
-          <w:szCs w:val="32"/>
-        </w:rPr>
-      </w:pPr>
-      <w:r>
-        <w:rPr>
-          <w:rFonts w:ascii="Times New Roman" w:hAnsi="Times New Roman" w:cs="Times New Roman"/>
-          <w:sz w:val="32"/>
-          <w:szCs w:val="32"/>
+          <w:sz w:val="28"/>
+          <w:szCs w:val="28"/>
+        </w:rPr>
+      </w:pPr>
+    </w:p>
+    <w:p>
+      <w:pPr>
+        <w:pStyle w:val="Listaszerbekezds"/>
+        <w:ind w:left="502"/>
+        <w:rPr>
+          <w:rFonts w:ascii="Times New Roman" w:hAnsi="Times New Roman" w:cs="Times New Roman"/>
+          <w:sz w:val="28"/>
+          <w:szCs w:val="28"/>
+        </w:rPr>
+      </w:pPr>
+      <w:r>
+        <w:rPr>
+          <w:rFonts w:ascii="Times New Roman" w:hAnsi="Times New Roman" w:cs="Times New Roman"/>
+          <w:sz w:val="28"/>
+          <w:szCs w:val="28"/>
+        </w:rPr>
+        <w:t>Egy jelszót adtunk hozzá a felhasználónak</w:t>
+      </w:r>
+    </w:p>
+    <w:p>
+      <w:pPr>
+        <w:pStyle w:val="Listaszerbekezds"/>
+        <w:ind w:left="502"/>
+        <w:rPr>
+          <w:rFonts w:ascii="Times New Roman" w:hAnsi="Times New Roman" w:cs="Times New Roman"/>
+          <w:sz w:val="28"/>
+          <w:szCs w:val="28"/>
+        </w:rPr>
+      </w:pPr>
+      <w:r>
+        <w:rPr>
+          <w:rFonts w:ascii="Times New Roman" w:hAnsi="Times New Roman" w:cs="Times New Roman"/>
+          <w:noProof/>
+          <w:sz w:val="28"/>
+          <w:szCs w:val="28"/>
         </w:rPr>
         <w:drawing>
-          <wp:inline distT="0" distB="0" distL="0" distR="0" wp14:anchorId="6AC3F033" wp14:editId="79E2D5A0">
-            <wp:extent cx="4858428" cy="1066949"/>
-            <wp:effectExtent l="0" t="0" r="0" b="0"/>
-            <wp:docPr id="25" name="Kép 25"/>
+          <wp:inline distT="0" distB="0" distL="0" distR="0" wp14:anchorId="6E680BBD" wp14:editId="28974CFE">
+            <wp:extent cx="3743847" cy="600159"/>
+            <wp:effectExtent l="0" t="0" r="0" b="9525"/>
+            <wp:docPr id="23" name="Kép 23"/>
             <wp:cNvGraphicFramePr>
               <a:graphicFrameLocks xmlns:a="http://schemas.openxmlformats.org/drawingml/2006/main" noChangeAspect="1"/>
             </wp:cNvGraphicFramePr>
@@ -3146,7 +2994,7 @@
                   <pic:spPr>
                     <a:xfrm>
                       <a:off x="0" y="0"/>
-                      <a:ext cx="4858428" cy="1066949"/>
+                      <a:ext cx="3743847" cy="600159"/>
                     </a:xfrm>
                     <a:prstGeom prst="rect">
                       <a:avLst/>
@@ -3165,10 +3013,18 @@
         <w:ind w:left="502"/>
         <w:rPr>
           <w:rFonts w:ascii="Times New Roman" w:hAnsi="Times New Roman" w:cs="Times New Roman"/>
-          <w:sz w:val="32"/>
-          <w:szCs w:val="32"/>
-        </w:rPr>
-      </w:pPr>
+          <w:sz w:val="28"/>
+          <w:szCs w:val="28"/>
+        </w:rPr>
+      </w:pPr>
+      <w:r>
+        <w:rPr>
+          <w:rFonts w:ascii="Times New Roman" w:hAnsi="Times New Roman" w:cs="Times New Roman"/>
+          <w:sz w:val="28"/>
+          <w:szCs w:val="28"/>
+        </w:rPr>
+        <w:t>Jelszó: 12345</w:t>
+      </w:r>
     </w:p>
     <w:p>
       <w:pPr>
@@ -3180,56 +3036,6 @@
           <w:szCs w:val="28"/>
         </w:rPr>
       </w:pPr>
-      <w:r>
-        <w:rPr>
-          <w:rFonts w:ascii="Times New Roman" w:hAnsi="Times New Roman" w:cs="Times New Roman"/>
-          <w:sz w:val="28"/>
-          <w:szCs w:val="28"/>
-        </w:rPr>
-        <w:t xml:space="preserve">Ezen a helyen bekonfiguráltuk a </w:t>
-      </w:r>
-      <w:proofErr w:type="spellStart"/>
-      <w:r>
-        <w:rPr>
-          <w:rFonts w:ascii="Times New Roman" w:hAnsi="Times New Roman" w:cs="Times New Roman"/>
-          <w:sz w:val="28"/>
-          <w:szCs w:val="28"/>
-        </w:rPr>
-        <w:t>dhcp</w:t>
-      </w:r>
-      <w:proofErr w:type="spellEnd"/>
-      <w:r>
-        <w:rPr>
-          <w:rFonts w:ascii="Times New Roman" w:hAnsi="Times New Roman" w:cs="Times New Roman"/>
-          <w:sz w:val="28"/>
-          <w:szCs w:val="28"/>
-        </w:rPr>
-        <w:t xml:space="preserve"> szervert: </w:t>
-      </w:r>
-      <w:r>
-        <w:t>/</w:t>
-      </w:r>
-      <w:proofErr w:type="spellStart"/>
-      <w:r>
-        <w:t>etc</w:t>
-      </w:r>
-      <w:proofErr w:type="spellEnd"/>
-      <w:r>
-        <w:t>/</w:t>
-      </w:r>
-      <w:proofErr w:type="spellStart"/>
-      <w:r>
-        <w:t>dhcp</w:t>
-      </w:r>
-      <w:proofErr w:type="spellEnd"/>
-      <w:r>
-        <w:t>/</w:t>
-      </w:r>
-      <w:proofErr w:type="spellStart"/>
-      <w:r>
-        <w:t>dhcpd.conf</w:t>
-      </w:r>
-      <w:proofErr w:type="spellEnd"/>
     </w:p>
     <w:p>
       <w:pPr>
@@ -3237,21 +3043,41 @@
         <w:ind w:left="502"/>
         <w:rPr>
           <w:rFonts w:ascii="Times New Roman" w:hAnsi="Times New Roman" w:cs="Times New Roman"/>
-          <w:sz w:val="32"/>
-          <w:szCs w:val="32"/>
-        </w:rPr>
-      </w:pPr>
-      <w:r>
-        <w:rPr>
-          <w:rFonts w:ascii="Times New Roman" w:hAnsi="Times New Roman" w:cs="Times New Roman"/>
-          <w:sz w:val="32"/>
-          <w:szCs w:val="32"/>
+          <w:sz w:val="28"/>
+          <w:szCs w:val="28"/>
+        </w:rPr>
+      </w:pPr>
+      <w:r>
+        <w:rPr>
+          <w:rFonts w:ascii="Times New Roman" w:hAnsi="Times New Roman" w:cs="Times New Roman"/>
+          <w:sz w:val="28"/>
+          <w:szCs w:val="28"/>
+        </w:rPr>
+        <w:t>Újraindítottuk a szolgáltatást</w:t>
+      </w:r>
+    </w:p>
+    <w:p>
+      <w:pPr>
+        <w:pStyle w:val="Listaszerbekezds"/>
+        <w:ind w:left="502"/>
+        <w:rPr>
+          <w:rFonts w:ascii="Times New Roman" w:hAnsi="Times New Roman" w:cs="Times New Roman"/>
+          <w:sz w:val="28"/>
+          <w:szCs w:val="28"/>
+        </w:rPr>
+      </w:pPr>
+      <w:r>
+        <w:rPr>
+          <w:rFonts w:ascii="Times New Roman" w:hAnsi="Times New Roman" w:cs="Times New Roman"/>
+          <w:noProof/>
+          <w:sz w:val="28"/>
+          <w:szCs w:val="28"/>
         </w:rPr>
         <w:drawing>
-          <wp:inline distT="0" distB="0" distL="0" distR="0" wp14:anchorId="61CC21CC" wp14:editId="6F398AAA">
-            <wp:extent cx="5591955" cy="1867161"/>
-            <wp:effectExtent l="0" t="0" r="0" b="0"/>
-            <wp:docPr id="35" name="Kép 35"/>
+          <wp:inline distT="0" distB="0" distL="0" distR="0" wp14:anchorId="1FAC8412" wp14:editId="38535A9D">
+            <wp:extent cx="4163006" cy="438211"/>
+            <wp:effectExtent l="0" t="0" r="9525" b="0"/>
+            <wp:docPr id="24" name="Kép 24"/>
             <wp:cNvGraphicFramePr>
               <a:graphicFrameLocks xmlns:a="http://schemas.openxmlformats.org/drawingml/2006/main" noChangeAspect="1"/>
             </wp:cNvGraphicFramePr>
@@ -3271,6 +3097,346 @@
                   <pic:spPr>
                     <a:xfrm>
                       <a:off x="0" y="0"/>
+                      <a:ext cx="4163006" cy="438211"/>
+                    </a:xfrm>
+                    <a:prstGeom prst="rect">
+                      <a:avLst/>
+                    </a:prstGeom>
+                  </pic:spPr>
+                </pic:pic>
+              </a:graphicData>
+            </a:graphic>
+          </wp:inline>
+        </w:drawing>
+      </w:r>
+    </w:p>
+    <w:p>
+      <w:pPr>
+        <w:pStyle w:val="Listaszerbekezds"/>
+        <w:ind w:left="502"/>
+        <w:rPr>
+          <w:rFonts w:ascii="Times New Roman" w:hAnsi="Times New Roman" w:cs="Times New Roman"/>
+          <w:sz w:val="28"/>
+          <w:szCs w:val="28"/>
+        </w:rPr>
+      </w:pPr>
+    </w:p>
+    <w:p>
+      <w:pPr>
+        <w:pStyle w:val="Listaszerbekezds"/>
+        <w:ind w:left="502"/>
+        <w:rPr>
+          <w:rFonts w:ascii="Times New Roman" w:hAnsi="Times New Roman" w:cs="Times New Roman"/>
+          <w:sz w:val="28"/>
+          <w:szCs w:val="28"/>
+        </w:rPr>
+      </w:pPr>
+      <w:r>
+        <w:rPr>
+          <w:rFonts w:ascii="Times New Roman" w:hAnsi="Times New Roman" w:cs="Times New Roman"/>
+          <w:sz w:val="28"/>
+          <w:szCs w:val="28"/>
+        </w:rPr>
+        <w:t>Meggyőződtünk, hogy sikeresen elindult az SMB kiszolgáló</w:t>
+      </w:r>
+    </w:p>
+    <w:p>
+      <w:pPr>
+        <w:pStyle w:val="Listaszerbekezds"/>
+        <w:ind w:left="502"/>
+        <w:rPr>
+          <w:rFonts w:ascii="Times New Roman" w:hAnsi="Times New Roman" w:cs="Times New Roman"/>
+          <w:sz w:val="28"/>
+          <w:szCs w:val="28"/>
+        </w:rPr>
+      </w:pPr>
+      <w:r>
+        <w:rPr>
+          <w:rFonts w:ascii="Times New Roman" w:hAnsi="Times New Roman" w:cs="Times New Roman"/>
+          <w:sz w:val="28"/>
+          <w:szCs w:val="28"/>
+        </w:rPr>
+        <w:drawing>
+          <wp:inline distT="0" distB="0" distL="0" distR="0" wp14:anchorId="54C5C3C2" wp14:editId="67FC749F">
+            <wp:extent cx="5760720" cy="1231900"/>
+            <wp:effectExtent l="0" t="0" r="0" b="6350"/>
+            <wp:docPr id="41" name="Kép 41"/>
+            <wp:cNvGraphicFramePr>
+              <a:graphicFrameLocks xmlns:a="http://schemas.openxmlformats.org/drawingml/2006/main" noChangeAspect="1"/>
+            </wp:cNvGraphicFramePr>
+            <a:graphic xmlns:a="http://schemas.openxmlformats.org/drawingml/2006/main">
+              <a:graphicData uri="http://schemas.openxmlformats.org/drawingml/2006/picture">
+                <pic:pic xmlns:pic="http://schemas.openxmlformats.org/drawingml/2006/picture">
+                  <pic:nvPicPr>
+                    <pic:cNvPr id="1" name=""/>
+                    <pic:cNvPicPr/>
+                  </pic:nvPicPr>
+                  <pic:blipFill>
+                    <a:blip r:embed="rId40"/>
+                    <a:stretch>
+                      <a:fillRect/>
+                    </a:stretch>
+                  </pic:blipFill>
+                  <pic:spPr>
+                    <a:xfrm>
+                      <a:off x="0" y="0"/>
+                      <a:ext cx="5760720" cy="1231900"/>
+                    </a:xfrm>
+                    <a:prstGeom prst="rect">
+                      <a:avLst/>
+                    </a:prstGeom>
+                  </pic:spPr>
+                </pic:pic>
+              </a:graphicData>
+            </a:graphic>
+          </wp:inline>
+        </w:drawing>
+      </w:r>
+    </w:p>
+    <w:p>
+      <w:pPr>
+        <w:pStyle w:val="Listaszerbekezds"/>
+        <w:ind w:left="502"/>
+        <w:rPr>
+          <w:rFonts w:ascii="Times New Roman" w:hAnsi="Times New Roman" w:cs="Times New Roman"/>
+          <w:sz w:val="28"/>
+          <w:szCs w:val="28"/>
+        </w:rPr>
+      </w:pPr>
+      <w:r>
+        <w:rPr>
+          <w:rFonts w:ascii="Times New Roman" w:hAnsi="Times New Roman" w:cs="Times New Roman"/>
+          <w:sz w:val="28"/>
+          <w:szCs w:val="28"/>
+        </w:rPr>
+        <w:lastRenderedPageBreak/>
+        <w:t>Beállítottuk, hogy az SMB kiszolgáló induljon el</w:t>
+      </w:r>
+    </w:p>
+    <w:p>
+      <w:pPr>
+        <w:pStyle w:val="Listaszerbekezds"/>
+        <w:ind w:left="502"/>
+        <w:rPr>
+          <w:rFonts w:ascii="Times New Roman" w:hAnsi="Times New Roman" w:cs="Times New Roman"/>
+          <w:sz w:val="28"/>
+          <w:szCs w:val="28"/>
+        </w:rPr>
+      </w:pPr>
+      <w:r>
+        <w:rPr>
+          <w:rFonts w:ascii="Times New Roman" w:hAnsi="Times New Roman" w:cs="Times New Roman"/>
+          <w:sz w:val="28"/>
+          <w:szCs w:val="28"/>
+        </w:rPr>
+        <w:drawing>
+          <wp:inline distT="0" distB="0" distL="0" distR="0" wp14:anchorId="645B7FA0" wp14:editId="0DCBD091">
+            <wp:extent cx="5760720" cy="451485"/>
+            <wp:effectExtent l="0" t="0" r="0" b="5715"/>
+            <wp:docPr id="42" name="Kép 42"/>
+            <wp:cNvGraphicFramePr>
+              <a:graphicFrameLocks xmlns:a="http://schemas.openxmlformats.org/drawingml/2006/main" noChangeAspect="1"/>
+            </wp:cNvGraphicFramePr>
+            <a:graphic xmlns:a="http://schemas.openxmlformats.org/drawingml/2006/main">
+              <a:graphicData uri="http://schemas.openxmlformats.org/drawingml/2006/picture">
+                <pic:pic xmlns:pic="http://schemas.openxmlformats.org/drawingml/2006/picture">
+                  <pic:nvPicPr>
+                    <pic:cNvPr id="1" name=""/>
+                    <pic:cNvPicPr/>
+                  </pic:nvPicPr>
+                  <pic:blipFill>
+                    <a:blip r:embed="rId41"/>
+                    <a:stretch>
+                      <a:fillRect/>
+                    </a:stretch>
+                  </pic:blipFill>
+                  <pic:spPr>
+                    <a:xfrm>
+                      <a:off x="0" y="0"/>
+                      <a:ext cx="5760720" cy="451485"/>
+                    </a:xfrm>
+                    <a:prstGeom prst="rect">
+                      <a:avLst/>
+                    </a:prstGeom>
+                  </pic:spPr>
+                </pic:pic>
+              </a:graphicData>
+            </a:graphic>
+          </wp:inline>
+        </w:drawing>
+      </w:r>
+    </w:p>
+    <w:p>
+      <w:pPr>
+        <w:rPr>
+          <w:rFonts w:ascii="Times New Roman" w:hAnsi="Times New Roman" w:cs="Times New Roman"/>
+          <w:sz w:val="28"/>
+          <w:szCs w:val="28"/>
+        </w:rPr>
+      </w:pPr>
+    </w:p>
+    <w:p>
+      <w:pPr>
+        <w:pStyle w:val="Listaszerbekezds"/>
+        <w:numPr>
+          <w:ilvl w:val="0"/>
+          <w:numId w:val="1"/>
+        </w:numPr>
+        <w:rPr>
+          <w:rFonts w:ascii="Times New Roman" w:hAnsi="Times New Roman" w:cs="Times New Roman"/>
+          <w:b/>
+          <w:bCs/>
+          <w:sz w:val="32"/>
+          <w:szCs w:val="32"/>
+        </w:rPr>
+      </w:pPr>
+      <w:r>
+        <w:rPr>
+          <w:rFonts w:ascii="Times New Roman" w:hAnsi="Times New Roman" w:cs="Times New Roman"/>
+          <w:b/>
+          <w:bCs/>
+          <w:sz w:val="24"/>
+          <w:szCs w:val="24"/>
+        </w:rPr>
+        <w:t>IP Cím Kiosztás: DHCP Szerver (ISC-DHCP-Server)</w:t>
+      </w:r>
+    </w:p>
+    <w:p>
+      <w:pPr>
+        <w:pStyle w:val="Listaszerbekezds"/>
+        <w:ind w:left="502"/>
+        <w:rPr>
+          <w:rFonts w:ascii="Times New Roman" w:hAnsi="Times New Roman" w:cs="Times New Roman"/>
+          <w:sz w:val="32"/>
+          <w:szCs w:val="32"/>
+        </w:rPr>
+      </w:pPr>
+      <w:r>
+        <w:rPr>
+          <w:rFonts w:ascii="Times New Roman" w:hAnsi="Times New Roman" w:cs="Times New Roman"/>
+          <w:noProof/>
+          <w:sz w:val="32"/>
+          <w:szCs w:val="32"/>
+        </w:rPr>
+        <w:drawing>
+          <wp:inline distT="0" distB="0" distL="0" distR="0" wp14:anchorId="6AC3F033" wp14:editId="79E2D5A0">
+            <wp:extent cx="4858428" cy="1066949"/>
+            <wp:effectExtent l="0" t="0" r="0" b="0"/>
+            <wp:docPr id="25" name="Kép 25"/>
+            <wp:cNvGraphicFramePr>
+              <a:graphicFrameLocks xmlns:a="http://schemas.openxmlformats.org/drawingml/2006/main" noChangeAspect="1"/>
+            </wp:cNvGraphicFramePr>
+            <a:graphic xmlns:a="http://schemas.openxmlformats.org/drawingml/2006/main">
+              <a:graphicData uri="http://schemas.openxmlformats.org/drawingml/2006/picture">
+                <pic:pic xmlns:pic="http://schemas.openxmlformats.org/drawingml/2006/picture">
+                  <pic:nvPicPr>
+                    <pic:cNvPr id="1" name=""/>
+                    <pic:cNvPicPr/>
+                  </pic:nvPicPr>
+                  <pic:blipFill>
+                    <a:blip r:embed="rId42"/>
+                    <a:stretch>
+                      <a:fillRect/>
+                    </a:stretch>
+                  </pic:blipFill>
+                  <pic:spPr>
+                    <a:xfrm>
+                      <a:off x="0" y="0"/>
+                      <a:ext cx="4858428" cy="1066949"/>
+                    </a:xfrm>
+                    <a:prstGeom prst="rect">
+                      <a:avLst/>
+                    </a:prstGeom>
+                  </pic:spPr>
+                </pic:pic>
+              </a:graphicData>
+            </a:graphic>
+          </wp:inline>
+        </w:drawing>
+      </w:r>
+    </w:p>
+    <w:p>
+      <w:pPr>
+        <w:pStyle w:val="Listaszerbekezds"/>
+        <w:ind w:left="502"/>
+        <w:rPr>
+          <w:rFonts w:ascii="Times New Roman" w:hAnsi="Times New Roman" w:cs="Times New Roman"/>
+          <w:sz w:val="32"/>
+          <w:szCs w:val="32"/>
+        </w:rPr>
+      </w:pPr>
+    </w:p>
+    <w:p>
+      <w:pPr>
+        <w:pStyle w:val="Listaszerbekezds"/>
+        <w:ind w:left="502"/>
+        <w:rPr>
+          <w:rFonts w:ascii="Times New Roman" w:hAnsi="Times New Roman" w:cs="Times New Roman"/>
+          <w:sz w:val="28"/>
+          <w:szCs w:val="28"/>
+        </w:rPr>
+      </w:pPr>
+      <w:r>
+        <w:rPr>
+          <w:rFonts w:ascii="Times New Roman" w:hAnsi="Times New Roman" w:cs="Times New Roman"/>
+          <w:sz w:val="28"/>
+          <w:szCs w:val="28"/>
+        </w:rPr>
+        <w:t>A dhcp kiszolgáló konfigurációs fájlában beállítottuk a tartományt</w:t>
+      </w:r>
+      <w:r>
+        <w:rPr>
+          <w:rFonts w:ascii="Times New Roman" w:hAnsi="Times New Roman" w:cs="Times New Roman"/>
+          <w:sz w:val="28"/>
+          <w:szCs w:val="28"/>
+        </w:rPr>
+        <w:t xml:space="preserve">: </w:t>
+      </w:r>
+      <w:r>
+        <w:t>/etc/dhcp/dhcpd.conf</w:t>
+      </w:r>
+    </w:p>
+    <w:p>
+      <w:pPr>
+        <w:pStyle w:val="Listaszerbekezds"/>
+        <w:ind w:left="502"/>
+        <w:rPr>
+          <w:rFonts w:ascii="Times New Roman" w:hAnsi="Times New Roman" w:cs="Times New Roman"/>
+          <w:sz w:val="32"/>
+          <w:szCs w:val="32"/>
+        </w:rPr>
+      </w:pPr>
+      <w:r>
+        <w:rPr>
+          <w:rFonts w:ascii="Times New Roman" w:hAnsi="Times New Roman" w:cs="Times New Roman"/>
+          <w:noProof/>
+          <w:sz w:val="32"/>
+          <w:szCs w:val="32"/>
+        </w:rPr>
+        <w:drawing>
+          <wp:inline distT="0" distB="0" distL="0" distR="0" wp14:anchorId="61CC21CC" wp14:editId="6F398AAA">
+            <wp:extent cx="5591955" cy="1867161"/>
+            <wp:effectExtent l="0" t="0" r="0" b="0"/>
+            <wp:docPr id="35" name="Kép 35"/>
+            <wp:cNvGraphicFramePr>
+              <a:graphicFrameLocks xmlns:a="http://schemas.openxmlformats.org/drawingml/2006/main" noChangeAspect="1"/>
+            </wp:cNvGraphicFramePr>
+            <a:graphic xmlns:a="http://schemas.openxmlformats.org/drawingml/2006/main">
+              <a:graphicData uri="http://schemas.openxmlformats.org/drawingml/2006/picture">
+                <pic:pic xmlns:pic="http://schemas.openxmlformats.org/drawingml/2006/picture">
+                  <pic:nvPicPr>
+                    <pic:cNvPr id="1" name=""/>
+                    <pic:cNvPicPr/>
+                  </pic:nvPicPr>
+                  <pic:blipFill>
+                    <a:blip r:embed="rId43"/>
+                    <a:stretch>
+                      <a:fillRect/>
+                    </a:stretch>
+                  </pic:blipFill>
+                  <pic:spPr>
+                    <a:xfrm>
+                      <a:off x="0" y="0"/>
                       <a:ext cx="5591955" cy="1867161"/>
                     </a:xfrm>
                     <a:prstGeom prst="rect">
@@ -3322,7 +3488,6 @@
           <w:sz w:val="32"/>
           <w:szCs w:val="32"/>
         </w:rPr>
-        <w:lastRenderedPageBreak/>
         <w:t>Majd újraindítottuk a szolgáltatást</w:t>
       </w:r>
     </w:p>
@@ -3336,9 +3501,21 @@
           <w:szCs w:val="32"/>
         </w:rPr>
       </w:pPr>
-      <w:r>
-        <w:rPr>
-          <w:rFonts w:ascii="Times New Roman" w:hAnsi="Times New Roman" w:cs="Times New Roman"/>
+    </w:p>
+    <w:p>
+      <w:pPr>
+        <w:pStyle w:val="Listaszerbekezds"/>
+        <w:ind w:left="502"/>
+        <w:rPr>
+          <w:rFonts w:ascii="Times New Roman" w:hAnsi="Times New Roman" w:cs="Times New Roman"/>
+          <w:sz w:val="32"/>
+          <w:szCs w:val="32"/>
+        </w:rPr>
+      </w:pPr>
+      <w:r>
+        <w:rPr>
+          <w:rFonts w:ascii="Times New Roman" w:hAnsi="Times New Roman" w:cs="Times New Roman"/>
+          <w:noProof/>
           <w:sz w:val="32"/>
           <w:szCs w:val="32"/>
         </w:rPr>
@@ -3374,7 +3551,7 @@
                     <pic:cNvPicPr/>
                   </pic:nvPicPr>
                   <pic:blipFill>
-                    <a:blip r:embed="rId40">
+                    <a:blip r:embed="rId44">
                       <a:extLst>
                         <a:ext uri="{28A0092B-C50C-407E-A947-70E740481C1C}">
                           <a14:useLocalDpi xmlns:a14="http://schemas.microsoft.com/office/drawing/2010/main" val="0"/>
@@ -3399,6 +3576,47 @@
             </a:graphic>
           </wp:anchor>
         </w:drawing>
+      </w:r>
+    </w:p>
+    <w:p>
+      <w:pPr>
+        <w:pStyle w:val="Listaszerbekezds"/>
+        <w:numPr>
+          <w:ilvl w:val="0"/>
+          <w:numId w:val="1"/>
+        </w:numPr>
+        <w:rPr>
+          <w:rFonts w:ascii="Times New Roman" w:hAnsi="Times New Roman" w:cs="Times New Roman"/>
+          <w:sz w:val="32"/>
+          <w:szCs w:val="32"/>
+        </w:rPr>
+      </w:pPr>
+      <w:r>
+        <w:rPr>
+          <w:rFonts w:ascii="Times New Roman" w:hAnsi="Times New Roman" w:cs="Times New Roman"/>
+          <w:sz w:val="32"/>
+          <w:szCs w:val="32"/>
+        </w:rPr>
+        <w:t>Megosztás Linux kliensek számára</w:t>
+      </w:r>
+    </w:p>
+    <w:p>
+      <w:pPr>
+        <w:pStyle w:val="Listaszerbekezds"/>
+        <w:ind w:left="502"/>
+        <w:rPr>
+          <w:rFonts w:ascii="Times New Roman" w:hAnsi="Times New Roman" w:cs="Times New Roman"/>
+          <w:sz w:val="28"/>
+          <w:szCs w:val="28"/>
+        </w:rPr>
+      </w:pPr>
+      <w:r>
+        <w:rPr>
+          <w:rFonts w:ascii="Times New Roman" w:hAnsi="Times New Roman" w:cs="Times New Roman"/>
+          <w:sz w:val="28"/>
+          <w:szCs w:val="28"/>
+        </w:rPr>
+        <w:t>Telepítettük a megosztáshoz szükségek szolgáltatáshoz</w:t>
       </w:r>
     </w:p>
     <w:sectPr>

--- a/Linux Server/Linux Server Dokumentáció.docx
+++ b/Linux Server/Linux Server Dokumentáció.docx
@@ -268,8 +268,18 @@
           <w:sz w:val="28"/>
           <w:szCs w:val="28"/>
         </w:rPr>
-        <w:t>Felhasználónév: root</w:t>
-      </w:r>
+        <w:t xml:space="preserve">Felhasználónév: </w:t>
+      </w:r>
+      <w:proofErr w:type="spellStart"/>
+      <w:r>
+        <w:rPr>
+          <w:rFonts w:ascii="Times New Roman" w:hAnsi="Times New Roman" w:cs="Times New Roman"/>
+          <w:sz w:val="28"/>
+          <w:szCs w:val="28"/>
+        </w:rPr>
+        <w:t>root</w:t>
+      </w:r>
+      <w:proofErr w:type="spellEnd"/>
     </w:p>
     <w:p>
       <w:pPr>
@@ -848,25 +858,61 @@
           <w:sz w:val="28"/>
           <w:szCs w:val="28"/>
         </w:rPr>
-        <w:t>Mivel az Intel CPU-k Hyper-V technológiát használnak, ezért azt választottuk ki</w:t>
-      </w:r>
-    </w:p>
-    <w:p>
-      <w:pPr>
-        <w:jc w:val="center"/>
-        <w:rPr>
-          <w:rFonts w:ascii="Times New Roman" w:hAnsi="Times New Roman" w:cs="Times New Roman"/>
-          <w:sz w:val="28"/>
-          <w:szCs w:val="28"/>
-        </w:rPr>
-      </w:pPr>
-      <w:r>
-        <w:rPr>
-          <w:rFonts w:ascii="Times New Roman" w:hAnsi="Times New Roman" w:cs="Times New Roman"/>
-          <w:sz w:val="28"/>
-          <w:szCs w:val="28"/>
-        </w:rPr>
-        <w:t>A memória virtualizációnak a fizikai gépen elérhetőnek kell lenni, ezért azt ki pipáltuk.</w:t>
+        <w:t xml:space="preserve">Mivel az Intel CPU-k </w:t>
+      </w:r>
+      <w:proofErr w:type="spellStart"/>
+      <w:r>
+        <w:rPr>
+          <w:rFonts w:ascii="Times New Roman" w:hAnsi="Times New Roman" w:cs="Times New Roman"/>
+          <w:sz w:val="28"/>
+          <w:szCs w:val="28"/>
+        </w:rPr>
+        <w:t>Hyper</w:t>
+      </w:r>
+      <w:proofErr w:type="spellEnd"/>
+      <w:r>
+        <w:rPr>
+          <w:rFonts w:ascii="Times New Roman" w:hAnsi="Times New Roman" w:cs="Times New Roman"/>
+          <w:sz w:val="28"/>
+          <w:szCs w:val="28"/>
+        </w:rPr>
+        <w:t>-V technológiát használnak, ezért azt választottuk ki</w:t>
+      </w:r>
+    </w:p>
+    <w:p>
+      <w:pPr>
+        <w:jc w:val="center"/>
+        <w:rPr>
+          <w:rFonts w:ascii="Times New Roman" w:hAnsi="Times New Roman" w:cs="Times New Roman"/>
+          <w:sz w:val="28"/>
+          <w:szCs w:val="28"/>
+        </w:rPr>
+      </w:pPr>
+      <w:r>
+        <w:rPr>
+          <w:rFonts w:ascii="Times New Roman" w:hAnsi="Times New Roman" w:cs="Times New Roman"/>
+          <w:sz w:val="28"/>
+          <w:szCs w:val="28"/>
+        </w:rPr>
+        <w:t xml:space="preserve">A memória </w:t>
+      </w:r>
+      <w:proofErr w:type="spellStart"/>
+      <w:r>
+        <w:rPr>
+          <w:rFonts w:ascii="Times New Roman" w:hAnsi="Times New Roman" w:cs="Times New Roman"/>
+          <w:sz w:val="28"/>
+          <w:szCs w:val="28"/>
+        </w:rPr>
+        <w:t>virtualizációnak</w:t>
+      </w:r>
+      <w:proofErr w:type="spellEnd"/>
+      <w:r>
+        <w:rPr>
+          <w:rFonts w:ascii="Times New Roman" w:hAnsi="Times New Roman" w:cs="Times New Roman"/>
+          <w:sz w:val="28"/>
+          <w:szCs w:val="28"/>
+        </w:rPr>
+        <w:t xml:space="preserve"> a fizikai gépen elérhetőnek kell lenni, ezért azt ki pipáltuk.</w:t>
       </w:r>
     </w:p>
     <w:p>
@@ -1727,7 +1773,25 @@
           <w:sz w:val="28"/>
           <w:szCs w:val="24"/>
         </w:rPr>
-        <w:t>Formátumnál Swap-et választottunk ki.</w:t>
+        <w:t xml:space="preserve">Formátumnál </w:t>
+      </w:r>
+      <w:proofErr w:type="spellStart"/>
+      <w:r>
+        <w:rPr>
+          <w:rFonts w:ascii="Times New Roman" w:hAnsi="Times New Roman" w:cs="Times New Roman"/>
+          <w:sz w:val="28"/>
+          <w:szCs w:val="24"/>
+        </w:rPr>
+        <w:t>Swap-et</w:t>
+      </w:r>
+      <w:proofErr w:type="spellEnd"/>
+      <w:r>
+        <w:rPr>
+          <w:rFonts w:ascii="Times New Roman" w:hAnsi="Times New Roman" w:cs="Times New Roman"/>
+          <w:sz w:val="28"/>
+          <w:szCs w:val="24"/>
+        </w:rPr>
+        <w:t xml:space="preserve"> választottunk ki.</w:t>
       </w:r>
     </w:p>
     <w:p>
@@ -1898,6 +1962,7 @@
         </w:rPr>
         <w:t xml:space="preserve">A kiszolgáló nevének </w:t>
       </w:r>
+      <w:proofErr w:type="spellStart"/>
       <w:r>
         <w:rPr>
           <w:rFonts w:ascii="Times New Roman" w:hAnsi="Times New Roman" w:cs="Times New Roman"/>
@@ -1906,6 +1971,7 @@
         </w:rPr>
         <w:t>linux_server</w:t>
       </w:r>
+      <w:proofErr w:type="spellEnd"/>
       <w:r>
         <w:rPr>
           <w:rFonts w:ascii="Times New Roman" w:hAnsi="Times New Roman" w:cs="Times New Roman"/>
@@ -1932,6 +1998,7 @@
         </w:rPr>
         <w:t xml:space="preserve">Felhasználónévnek </w:t>
       </w:r>
+      <w:proofErr w:type="spellStart"/>
       <w:r>
         <w:rPr>
           <w:rFonts w:ascii="Times New Roman" w:hAnsi="Times New Roman" w:cs="Times New Roman"/>
@@ -1940,6 +2007,7 @@
         </w:rPr>
         <w:t>halaszn</w:t>
       </w:r>
+      <w:proofErr w:type="spellEnd"/>
       <w:r>
         <w:rPr>
           <w:rFonts w:ascii="Times New Roman" w:hAnsi="Times New Roman" w:cs="Times New Roman"/>
@@ -2329,8 +2397,9 @@
           <w:sz w:val="28"/>
           <w:szCs w:val="28"/>
         </w:rPr>
-        <w:t>Távoli elérés: SSH (OpenSSH Server</w:t>
-      </w:r>
+        <w:t>Távoli elérés: SSH (</w:t>
+      </w:r>
+      <w:proofErr w:type="spellStart"/>
       <w:r>
         <w:rPr>
           <w:rFonts w:ascii="Times New Roman" w:hAnsi="Times New Roman" w:cs="Times New Roman"/>
@@ -2339,6 +2408,27 @@
           <w:sz w:val="28"/>
           <w:szCs w:val="28"/>
         </w:rPr>
+        <w:t>OpenSSH</w:t>
+      </w:r>
+      <w:proofErr w:type="spellEnd"/>
+      <w:r>
+        <w:rPr>
+          <w:rFonts w:ascii="Times New Roman" w:hAnsi="Times New Roman" w:cs="Times New Roman"/>
+          <w:b/>
+          <w:bCs/>
+          <w:sz w:val="28"/>
+          <w:szCs w:val="28"/>
+        </w:rPr>
+        <w:t xml:space="preserve"> Server</w:t>
+      </w:r>
+      <w:r>
+        <w:rPr>
+          <w:rFonts w:ascii="Times New Roman" w:hAnsi="Times New Roman" w:cs="Times New Roman"/>
+          <w:b/>
+          <w:bCs/>
+          <w:sz w:val="28"/>
+          <w:szCs w:val="28"/>
+        </w:rPr>
         <w:t>)</w:t>
       </w:r>
     </w:p>
@@ -2358,7 +2448,25 @@
           <w:sz w:val="28"/>
           <w:szCs w:val="28"/>
         </w:rPr>
-        <w:t>Telepítettük az openssh-server csomagot</w:t>
+        <w:t xml:space="preserve">Telepítettük az </w:t>
+      </w:r>
+      <w:proofErr w:type="spellStart"/>
+      <w:r>
+        <w:rPr>
+          <w:rFonts w:ascii="Times New Roman" w:hAnsi="Times New Roman" w:cs="Times New Roman"/>
+          <w:sz w:val="28"/>
+          <w:szCs w:val="28"/>
+        </w:rPr>
+        <w:t>openssh</w:t>
+      </w:r>
+      <w:proofErr w:type="spellEnd"/>
+      <w:r>
+        <w:rPr>
+          <w:rFonts w:ascii="Times New Roman" w:hAnsi="Times New Roman" w:cs="Times New Roman"/>
+          <w:sz w:val="28"/>
+          <w:szCs w:val="28"/>
+        </w:rPr>
+        <w:t>-server csomagot</w:t>
       </w:r>
     </w:p>
     <w:p>
@@ -2442,7 +2550,61 @@
           <w:sz w:val="28"/>
           <w:szCs w:val="28"/>
         </w:rPr>
-        <w:t>A konfigurációs fájlban a PermitRootLogin értékét átállítottuk „no”-ra biztonsági okokból, hogy ne közvetlen root-ként lépjen be valaki</w:t>
+        <w:t xml:space="preserve">A konfigurációs fájlban a </w:t>
+      </w:r>
+      <w:proofErr w:type="spellStart"/>
+      <w:r>
+        <w:rPr>
+          <w:rFonts w:ascii="Times New Roman" w:hAnsi="Times New Roman" w:cs="Times New Roman"/>
+          <w:sz w:val="28"/>
+          <w:szCs w:val="28"/>
+        </w:rPr>
+        <w:t>PermitRootLogin</w:t>
+      </w:r>
+      <w:proofErr w:type="spellEnd"/>
+      <w:r>
+        <w:rPr>
+          <w:rFonts w:ascii="Times New Roman" w:hAnsi="Times New Roman" w:cs="Times New Roman"/>
+          <w:sz w:val="28"/>
+          <w:szCs w:val="28"/>
+        </w:rPr>
+        <w:t xml:space="preserve"> értékét átállítottuk „no”-</w:t>
+      </w:r>
+      <w:proofErr w:type="spellStart"/>
+      <w:r>
+        <w:rPr>
+          <w:rFonts w:ascii="Times New Roman" w:hAnsi="Times New Roman" w:cs="Times New Roman"/>
+          <w:sz w:val="28"/>
+          <w:szCs w:val="28"/>
+        </w:rPr>
+        <w:t>ra</w:t>
+      </w:r>
+      <w:proofErr w:type="spellEnd"/>
+      <w:r>
+        <w:rPr>
+          <w:rFonts w:ascii="Times New Roman" w:hAnsi="Times New Roman" w:cs="Times New Roman"/>
+          <w:sz w:val="28"/>
+          <w:szCs w:val="28"/>
+        </w:rPr>
+        <w:t xml:space="preserve"> biztonsági okokból, hogy ne közvetlen </w:t>
+      </w:r>
+      <w:proofErr w:type="spellStart"/>
+      <w:r>
+        <w:rPr>
+          <w:rFonts w:ascii="Times New Roman" w:hAnsi="Times New Roman" w:cs="Times New Roman"/>
+          <w:sz w:val="28"/>
+          <w:szCs w:val="28"/>
+        </w:rPr>
+        <w:t>root</w:t>
+      </w:r>
+      <w:proofErr w:type="spellEnd"/>
+      <w:r>
+        <w:rPr>
+          <w:rFonts w:ascii="Times New Roman" w:hAnsi="Times New Roman" w:cs="Times New Roman"/>
+          <w:sz w:val="28"/>
+          <w:szCs w:val="28"/>
+        </w:rPr>
+        <w:t>-ként lépjen be valaki</w:t>
       </w:r>
     </w:p>
     <w:p>
@@ -2542,6 +2704,7 @@
       <w:r>
         <w:rPr>
           <w:rFonts w:ascii="Times New Roman" w:hAnsi="Times New Roman" w:cs="Times New Roman"/>
+          <w:noProof/>
           <w:sz w:val="28"/>
           <w:szCs w:val="28"/>
         </w:rPr>
@@ -2599,7 +2762,25 @@
           <w:szCs w:val="28"/>
         </w:rPr>
         <w:lastRenderedPageBreak/>
-        <w:t>Beállítottuk, hogy a rendszer indulásakot az SSH kiszolgáló induljon el.</w:t>
+        <w:t xml:space="preserve">Beállítottuk, hogy a rendszer </w:t>
+      </w:r>
+      <w:proofErr w:type="spellStart"/>
+      <w:r>
+        <w:rPr>
+          <w:rFonts w:ascii="Times New Roman" w:hAnsi="Times New Roman" w:cs="Times New Roman"/>
+          <w:sz w:val="28"/>
+          <w:szCs w:val="28"/>
+        </w:rPr>
+        <w:t>indulásakot</w:t>
+      </w:r>
+      <w:proofErr w:type="spellEnd"/>
+      <w:r>
+        <w:rPr>
+          <w:rFonts w:ascii="Times New Roman" w:hAnsi="Times New Roman" w:cs="Times New Roman"/>
+          <w:sz w:val="28"/>
+          <w:szCs w:val="28"/>
+        </w:rPr>
+        <w:t xml:space="preserve"> az SSH kiszolgáló induljon el.</w:t>
       </w:r>
     </w:p>
     <w:p>
@@ -2615,6 +2796,7 @@
       <w:r>
         <w:rPr>
           <w:rFonts w:ascii="Times New Roman" w:hAnsi="Times New Roman" w:cs="Times New Roman"/>
+          <w:noProof/>
           <w:sz w:val="28"/>
           <w:szCs w:val="28"/>
         </w:rPr>
@@ -2866,7 +3048,31 @@
         <w:t xml:space="preserve">az </w:t>
       </w:r>
       <w:r>
-        <w:t>/etc/samba/smb.conf helyen a konfigurációs fájl legvégére hozzákapcsoltuk a megosztandó mappát</w:t>
+        <w:t>/</w:t>
+      </w:r>
+      <w:proofErr w:type="spellStart"/>
+      <w:r>
+        <w:t>etc</w:t>
+      </w:r>
+      <w:proofErr w:type="spellEnd"/>
+      <w:r>
+        <w:t>/</w:t>
+      </w:r>
+      <w:proofErr w:type="spellStart"/>
+      <w:r>
+        <w:t>samba</w:t>
+      </w:r>
+      <w:proofErr w:type="spellEnd"/>
+      <w:r>
+        <w:t>/</w:t>
+      </w:r>
+      <w:proofErr w:type="spellStart"/>
+      <w:r>
+        <w:t>smb.conf</w:t>
+      </w:r>
+      <w:proofErr w:type="spellEnd"/>
+      <w:r>
+        <w:t xml:space="preserve"> helyen a konfigurációs fájl legvégére hozzákapcsoltuk a megosztandó mappát</w:t>
       </w:r>
     </w:p>
     <w:p>
@@ -3153,6 +3359,7 @@
       <w:r>
         <w:rPr>
           <w:rFonts w:ascii="Times New Roman" w:hAnsi="Times New Roman" w:cs="Times New Roman"/>
+          <w:noProof/>
           <w:sz w:val="28"/>
           <w:szCs w:val="28"/>
         </w:rPr>
@@ -3226,6 +3433,7 @@
       <w:r>
         <w:rPr>
           <w:rFonts w:ascii="Times New Roman" w:hAnsi="Times New Roman" w:cs="Times New Roman"/>
+          <w:noProof/>
           <w:sz w:val="28"/>
           <w:szCs w:val="28"/>
         </w:rPr>
@@ -3286,8 +3494,8 @@
           <w:rFonts w:ascii="Times New Roman" w:hAnsi="Times New Roman" w:cs="Times New Roman"/>
           <w:b/>
           <w:bCs/>
-          <w:sz w:val="32"/>
-          <w:szCs w:val="32"/>
+          <w:sz w:val="28"/>
+          <w:szCs w:val="28"/>
         </w:rPr>
       </w:pPr>
       <w:r>
@@ -3295,8 +3503,8 @@
           <w:rFonts w:ascii="Times New Roman" w:hAnsi="Times New Roman" w:cs="Times New Roman"/>
           <w:b/>
           <w:bCs/>
-          <w:sz w:val="24"/>
-          <w:szCs w:val="24"/>
+          <w:sz w:val="28"/>
+          <w:szCs w:val="28"/>
         </w:rPr>
         <w:t>IP Cím Kiosztás: DHCP Szerver (ISC-DHCP-Server)</w:t>
       </w:r>
@@ -3379,22 +3587,79 @@
       <w:r>
         <w:rPr>
           <w:rFonts w:ascii="Times New Roman" w:hAnsi="Times New Roman" w:cs="Times New Roman"/>
-          <w:sz w:val="28"/>
-          <w:szCs w:val="28"/>
-        </w:rPr>
-        <w:t>A dhcp kiszolgáló konfigurációs fájlában beállítottuk a tartományt</w:t>
-      </w:r>
-      <w:r>
-        <w:rPr>
-          <w:rFonts w:ascii="Times New Roman" w:hAnsi="Times New Roman" w:cs="Times New Roman"/>
-          <w:sz w:val="28"/>
-          <w:szCs w:val="28"/>
+          <w:sz w:val="24"/>
+          <w:szCs w:val="24"/>
+        </w:rPr>
+        <w:t xml:space="preserve">A </w:t>
+      </w:r>
+      <w:proofErr w:type="spellStart"/>
+      <w:r>
+        <w:rPr>
+          <w:rFonts w:ascii="Times New Roman" w:hAnsi="Times New Roman" w:cs="Times New Roman"/>
+          <w:sz w:val="24"/>
+          <w:szCs w:val="24"/>
+        </w:rPr>
+        <w:t>dhcp</w:t>
+      </w:r>
+      <w:proofErr w:type="spellEnd"/>
+      <w:r>
+        <w:rPr>
+          <w:rFonts w:ascii="Times New Roman" w:hAnsi="Times New Roman" w:cs="Times New Roman"/>
+          <w:sz w:val="24"/>
+          <w:szCs w:val="24"/>
+        </w:rPr>
+        <w:t xml:space="preserve"> kiszolgáló konfigurációs </w:t>
+      </w:r>
+      <w:proofErr w:type="spellStart"/>
+      <w:r>
+        <w:rPr>
+          <w:rFonts w:ascii="Times New Roman" w:hAnsi="Times New Roman" w:cs="Times New Roman"/>
+          <w:sz w:val="24"/>
+          <w:szCs w:val="24"/>
+        </w:rPr>
+        <w:t>fájlában</w:t>
+      </w:r>
+      <w:proofErr w:type="spellEnd"/>
+      <w:r>
+        <w:rPr>
+          <w:rFonts w:ascii="Times New Roman" w:hAnsi="Times New Roman" w:cs="Times New Roman"/>
+          <w:sz w:val="24"/>
+          <w:szCs w:val="24"/>
+        </w:rPr>
+        <w:t xml:space="preserve"> beállítottuk a tartományt</w:t>
+      </w:r>
+      <w:r>
+        <w:rPr>
+          <w:rFonts w:ascii="Times New Roman" w:hAnsi="Times New Roman" w:cs="Times New Roman"/>
+          <w:sz w:val="24"/>
+          <w:szCs w:val="24"/>
         </w:rPr>
         <w:t xml:space="preserve">: </w:t>
       </w:r>
       <w:r>
-        <w:t>/etc/dhcp/dhcpd.conf</w:t>
-      </w:r>
+        <w:t>/</w:t>
+      </w:r>
+      <w:proofErr w:type="spellStart"/>
+      <w:r>
+        <w:t>etc</w:t>
+      </w:r>
+      <w:proofErr w:type="spellEnd"/>
+      <w:r>
+        <w:t>/</w:t>
+      </w:r>
+      <w:proofErr w:type="spellStart"/>
+      <w:r>
+        <w:t>dhcp</w:t>
+      </w:r>
+      <w:proofErr w:type="spellEnd"/>
+      <w:r>
+        <w:t>/</w:t>
+      </w:r>
+      <w:proofErr w:type="spellStart"/>
+      <w:r>
+        <w:t>dhcpd.conf</w:t>
+      </w:r>
+      <w:proofErr w:type="spellEnd"/>
     </w:p>
     <w:p>
       <w:pPr>
@@ -3467,8 +3732,8 @@
         <w:ind w:left="502"/>
         <w:rPr>
           <w:rFonts w:ascii="Times New Roman" w:hAnsi="Times New Roman" w:cs="Times New Roman"/>
-          <w:sz w:val="32"/>
-          <w:szCs w:val="32"/>
+          <w:sz w:val="28"/>
+          <w:szCs w:val="28"/>
         </w:rPr>
       </w:pPr>
     </w:p>
@@ -3478,15 +3743,15 @@
         <w:ind w:left="502"/>
         <w:rPr>
           <w:rFonts w:ascii="Times New Roman" w:hAnsi="Times New Roman" w:cs="Times New Roman"/>
-          <w:sz w:val="32"/>
-          <w:szCs w:val="32"/>
-        </w:rPr>
-      </w:pPr>
-      <w:r>
-        <w:rPr>
-          <w:rFonts w:ascii="Times New Roman" w:hAnsi="Times New Roman" w:cs="Times New Roman"/>
-          <w:sz w:val="32"/>
-          <w:szCs w:val="32"/>
+          <w:sz w:val="28"/>
+          <w:szCs w:val="28"/>
+        </w:rPr>
+      </w:pPr>
+      <w:r>
+        <w:rPr>
+          <w:rFonts w:ascii="Times New Roman" w:hAnsi="Times New Roman" w:cs="Times New Roman"/>
+          <w:sz w:val="28"/>
+          <w:szCs w:val="28"/>
         </w:rPr>
         <w:t>Majd újraindítottuk a szolgáltatást</w:t>
       </w:r>
@@ -3587,15 +3852,19 @@
         </w:numPr>
         <w:rPr>
           <w:rFonts w:ascii="Times New Roman" w:hAnsi="Times New Roman" w:cs="Times New Roman"/>
-          <w:sz w:val="32"/>
-          <w:szCs w:val="32"/>
-        </w:rPr>
-      </w:pPr>
-      <w:r>
-        <w:rPr>
-          <w:rFonts w:ascii="Times New Roman" w:hAnsi="Times New Roman" w:cs="Times New Roman"/>
-          <w:sz w:val="32"/>
-          <w:szCs w:val="32"/>
+          <w:b/>
+          <w:bCs/>
+          <w:sz w:val="28"/>
+          <w:szCs w:val="28"/>
+        </w:rPr>
+      </w:pPr>
+      <w:r>
+        <w:rPr>
+          <w:rFonts w:ascii="Times New Roman" w:hAnsi="Times New Roman" w:cs="Times New Roman"/>
+          <w:b/>
+          <w:bCs/>
+          <w:sz w:val="28"/>
+          <w:szCs w:val="28"/>
         </w:rPr>
         <w:t>Megosztás Linux kliensek számára</w:t>
       </w:r>
@@ -3616,8 +3885,527 @@
           <w:sz w:val="28"/>
           <w:szCs w:val="28"/>
         </w:rPr>
-        <w:t>Telepítettük a megosztáshoz szükségek szolgáltatáshoz</w:t>
-      </w:r>
+        <w:t>Telepítettük a megosztáshoz szüksége</w:t>
+      </w:r>
+      <w:r>
+        <w:rPr>
+          <w:rFonts w:ascii="Times New Roman" w:hAnsi="Times New Roman" w:cs="Times New Roman"/>
+          <w:sz w:val="28"/>
+          <w:szCs w:val="28"/>
+        </w:rPr>
+        <w:t>s</w:t>
+      </w:r>
+      <w:r>
+        <w:rPr>
+          <w:rFonts w:ascii="Times New Roman" w:hAnsi="Times New Roman" w:cs="Times New Roman"/>
+          <w:sz w:val="28"/>
+          <w:szCs w:val="28"/>
+        </w:rPr>
+        <w:t xml:space="preserve"> szolgáltatás</w:t>
+      </w:r>
+      <w:r>
+        <w:rPr>
+          <w:rFonts w:ascii="Times New Roman" w:hAnsi="Times New Roman" w:cs="Times New Roman"/>
+          <w:sz w:val="28"/>
+          <w:szCs w:val="28"/>
+        </w:rPr>
+        <w:t>okat</w:t>
+      </w:r>
+    </w:p>
+    <w:p>
+      <w:pPr>
+        <w:pStyle w:val="Listaszerbekezds"/>
+        <w:ind w:left="502"/>
+        <w:rPr>
+          <w:rFonts w:ascii="Times New Roman" w:hAnsi="Times New Roman" w:cs="Times New Roman"/>
+          <w:sz w:val="28"/>
+          <w:szCs w:val="28"/>
+        </w:rPr>
+      </w:pPr>
+      <w:r>
+        <w:rPr>
+          <w:rFonts w:ascii="Times New Roman" w:hAnsi="Times New Roman" w:cs="Times New Roman"/>
+          <w:sz w:val="28"/>
+          <w:szCs w:val="28"/>
+        </w:rPr>
+        <w:drawing>
+          <wp:inline distT="0" distB="0" distL="0" distR="0" wp14:anchorId="56635BB7" wp14:editId="0D90E60F">
+            <wp:extent cx="5760720" cy="585470"/>
+            <wp:effectExtent l="0" t="0" r="0" b="5080"/>
+            <wp:docPr id="37" name="Kép 37"/>
+            <wp:cNvGraphicFramePr>
+              <a:graphicFrameLocks xmlns:a="http://schemas.openxmlformats.org/drawingml/2006/main" noChangeAspect="1"/>
+            </wp:cNvGraphicFramePr>
+            <a:graphic xmlns:a="http://schemas.openxmlformats.org/drawingml/2006/main">
+              <a:graphicData uri="http://schemas.openxmlformats.org/drawingml/2006/picture">
+                <pic:pic xmlns:pic="http://schemas.openxmlformats.org/drawingml/2006/picture">
+                  <pic:nvPicPr>
+                    <pic:cNvPr id="1" name=""/>
+                    <pic:cNvPicPr/>
+                  </pic:nvPicPr>
+                  <pic:blipFill>
+                    <a:blip r:embed="rId45"/>
+                    <a:stretch>
+                      <a:fillRect/>
+                    </a:stretch>
+                  </pic:blipFill>
+                  <pic:spPr>
+                    <a:xfrm>
+                      <a:off x="0" y="0"/>
+                      <a:ext cx="5760720" cy="585470"/>
+                    </a:xfrm>
+                    <a:prstGeom prst="rect">
+                      <a:avLst/>
+                    </a:prstGeom>
+                  </pic:spPr>
+                </pic:pic>
+              </a:graphicData>
+            </a:graphic>
+          </wp:inline>
+        </w:drawing>
+      </w:r>
+    </w:p>
+    <w:p>
+      <w:pPr>
+        <w:pStyle w:val="Listaszerbekezds"/>
+        <w:ind w:left="502"/>
+        <w:rPr>
+          <w:rFonts w:ascii="Times New Roman" w:hAnsi="Times New Roman" w:cs="Times New Roman"/>
+          <w:sz w:val="28"/>
+          <w:szCs w:val="28"/>
+        </w:rPr>
+      </w:pPr>
+      <w:r>
+        <w:rPr>
+          <w:rFonts w:ascii="Times New Roman" w:hAnsi="Times New Roman" w:cs="Times New Roman"/>
+          <w:sz w:val="28"/>
+          <w:szCs w:val="28"/>
+        </w:rPr>
+        <w:lastRenderedPageBreak/>
+        <w:drawing>
+          <wp:inline distT="0" distB="0" distL="0" distR="0" wp14:anchorId="5D2002BC" wp14:editId="3015D9C3">
+            <wp:extent cx="5515745" cy="1533739"/>
+            <wp:effectExtent l="0" t="0" r="8890" b="9525"/>
+            <wp:docPr id="40" name="Kép 40"/>
+            <wp:cNvGraphicFramePr>
+              <a:graphicFrameLocks xmlns:a="http://schemas.openxmlformats.org/drawingml/2006/main" noChangeAspect="1"/>
+            </wp:cNvGraphicFramePr>
+            <a:graphic xmlns:a="http://schemas.openxmlformats.org/drawingml/2006/main">
+              <a:graphicData uri="http://schemas.openxmlformats.org/drawingml/2006/picture">
+                <pic:pic xmlns:pic="http://schemas.openxmlformats.org/drawingml/2006/picture">
+                  <pic:nvPicPr>
+                    <pic:cNvPr id="1" name=""/>
+                    <pic:cNvPicPr/>
+                  </pic:nvPicPr>
+                  <pic:blipFill>
+                    <a:blip r:embed="rId46"/>
+                    <a:stretch>
+                      <a:fillRect/>
+                    </a:stretch>
+                  </pic:blipFill>
+                  <pic:spPr>
+                    <a:xfrm>
+                      <a:off x="0" y="0"/>
+                      <a:ext cx="5515745" cy="1533739"/>
+                    </a:xfrm>
+                    <a:prstGeom prst="rect">
+                      <a:avLst/>
+                    </a:prstGeom>
+                  </pic:spPr>
+                </pic:pic>
+              </a:graphicData>
+            </a:graphic>
+          </wp:inline>
+        </w:drawing>
+      </w:r>
+    </w:p>
+    <w:p>
+      <w:pPr>
+        <w:ind w:firstLine="502"/>
+        <w:rPr>
+          <w:rFonts w:ascii="Times New Roman" w:hAnsi="Times New Roman" w:cs="Times New Roman"/>
+          <w:sz w:val="28"/>
+          <w:szCs w:val="28"/>
+        </w:rPr>
+      </w:pPr>
+      <w:r>
+        <w:rPr>
+          <w:rFonts w:ascii="Times New Roman" w:hAnsi="Times New Roman" w:cs="Times New Roman"/>
+          <w:sz w:val="28"/>
+          <w:szCs w:val="28"/>
+        </w:rPr>
+        <w:t>Létrehoztuk a megosztandó mappát.</w:t>
+      </w:r>
+    </w:p>
+    <w:p>
+      <w:pPr>
+        <w:ind w:firstLine="502"/>
+        <w:rPr>
+          <w:rFonts w:ascii="Times New Roman" w:hAnsi="Times New Roman" w:cs="Times New Roman"/>
+          <w:sz w:val="28"/>
+          <w:szCs w:val="28"/>
+        </w:rPr>
+      </w:pPr>
+      <w:r>
+        <w:rPr>
+          <w:rFonts w:ascii="Times New Roman" w:hAnsi="Times New Roman" w:cs="Times New Roman"/>
+          <w:sz w:val="28"/>
+          <w:szCs w:val="28"/>
+        </w:rPr>
+        <w:drawing>
+          <wp:inline distT="0" distB="0" distL="0" distR="0" wp14:anchorId="209F7960" wp14:editId="21002008">
+            <wp:extent cx="4582164" cy="152421"/>
+            <wp:effectExtent l="0" t="0" r="8890" b="0"/>
+            <wp:docPr id="43" name="Kép 43"/>
+            <wp:cNvGraphicFramePr>
+              <a:graphicFrameLocks xmlns:a="http://schemas.openxmlformats.org/drawingml/2006/main" noChangeAspect="1"/>
+            </wp:cNvGraphicFramePr>
+            <a:graphic xmlns:a="http://schemas.openxmlformats.org/drawingml/2006/main">
+              <a:graphicData uri="http://schemas.openxmlformats.org/drawingml/2006/picture">
+                <pic:pic xmlns:pic="http://schemas.openxmlformats.org/drawingml/2006/picture">
+                  <pic:nvPicPr>
+                    <pic:cNvPr id="1" name=""/>
+                    <pic:cNvPicPr/>
+                  </pic:nvPicPr>
+                  <pic:blipFill>
+                    <a:blip r:embed="rId47"/>
+                    <a:stretch>
+                      <a:fillRect/>
+                    </a:stretch>
+                  </pic:blipFill>
+                  <pic:spPr>
+                    <a:xfrm>
+                      <a:off x="0" y="0"/>
+                      <a:ext cx="4582164" cy="152421"/>
+                    </a:xfrm>
+                    <a:prstGeom prst="rect">
+                      <a:avLst/>
+                    </a:prstGeom>
+                  </pic:spPr>
+                </pic:pic>
+              </a:graphicData>
+            </a:graphic>
+          </wp:inline>
+        </w:drawing>
+      </w:r>
+    </w:p>
+    <w:p>
+      <w:pPr>
+        <w:ind w:firstLine="502"/>
+        <w:rPr>
+          <w:rFonts w:ascii="Times New Roman" w:hAnsi="Times New Roman" w:cs="Times New Roman"/>
+          <w:sz w:val="28"/>
+          <w:szCs w:val="28"/>
+        </w:rPr>
+      </w:pPr>
+      <w:r>
+        <w:rPr>
+          <w:rFonts w:ascii="Times New Roman" w:hAnsi="Times New Roman" w:cs="Times New Roman"/>
+          <w:sz w:val="28"/>
+          <w:szCs w:val="28"/>
+        </w:rPr>
+        <w:t>Teljes jogosultságot adtunk.</w:t>
+      </w:r>
+    </w:p>
+    <w:p>
+      <w:pPr>
+        <w:ind w:firstLine="502"/>
+        <w:rPr>
+          <w:rFonts w:ascii="Times New Roman" w:hAnsi="Times New Roman" w:cs="Times New Roman"/>
+          <w:sz w:val="28"/>
+          <w:szCs w:val="28"/>
+        </w:rPr>
+      </w:pPr>
+      <w:r>
+        <w:rPr>
+          <w:rFonts w:ascii="Times New Roman" w:hAnsi="Times New Roman" w:cs="Times New Roman"/>
+          <w:sz w:val="28"/>
+          <w:szCs w:val="28"/>
+        </w:rPr>
+        <w:drawing>
+          <wp:inline distT="0" distB="0" distL="0" distR="0" wp14:anchorId="33A7791F" wp14:editId="3ADE67F7">
+            <wp:extent cx="4915586" cy="171474"/>
+            <wp:effectExtent l="0" t="0" r="0" b="0"/>
+            <wp:docPr id="45" name="Kép 45"/>
+            <wp:cNvGraphicFramePr>
+              <a:graphicFrameLocks xmlns:a="http://schemas.openxmlformats.org/drawingml/2006/main" noChangeAspect="1"/>
+            </wp:cNvGraphicFramePr>
+            <a:graphic xmlns:a="http://schemas.openxmlformats.org/drawingml/2006/main">
+              <a:graphicData uri="http://schemas.openxmlformats.org/drawingml/2006/picture">
+                <pic:pic xmlns:pic="http://schemas.openxmlformats.org/drawingml/2006/picture">
+                  <pic:nvPicPr>
+                    <pic:cNvPr id="1" name=""/>
+                    <pic:cNvPicPr/>
+                  </pic:nvPicPr>
+                  <pic:blipFill>
+                    <a:blip r:embed="rId48"/>
+                    <a:stretch>
+                      <a:fillRect/>
+                    </a:stretch>
+                  </pic:blipFill>
+                  <pic:spPr>
+                    <a:xfrm>
+                      <a:off x="0" y="0"/>
+                      <a:ext cx="4915586" cy="171474"/>
+                    </a:xfrm>
+                    <a:prstGeom prst="rect">
+                      <a:avLst/>
+                    </a:prstGeom>
+                  </pic:spPr>
+                </pic:pic>
+              </a:graphicData>
+            </a:graphic>
+          </wp:inline>
+        </w:drawing>
+      </w:r>
+    </w:p>
+    <w:p>
+      <w:pPr>
+        <w:ind w:firstLine="502"/>
+        <w:rPr>
+          <w:rFonts w:ascii="Times New Roman" w:hAnsi="Times New Roman" w:cs="Times New Roman"/>
+          <w:sz w:val="28"/>
+          <w:szCs w:val="28"/>
+        </w:rPr>
+      </w:pPr>
+      <w:r>
+        <w:rPr>
+          <w:rFonts w:ascii="Times New Roman" w:hAnsi="Times New Roman" w:cs="Times New Roman"/>
+          <w:sz w:val="28"/>
+          <w:szCs w:val="28"/>
+        </w:rPr>
+        <w:t>Létrehoztunk egy szöveges fájlt a teszt kedvéért.</w:t>
+      </w:r>
+    </w:p>
+    <w:p>
+      <w:pPr>
+        <w:ind w:firstLine="502"/>
+        <w:rPr>
+          <w:rFonts w:ascii="Times New Roman" w:hAnsi="Times New Roman" w:cs="Times New Roman"/>
+          <w:sz w:val="28"/>
+          <w:szCs w:val="28"/>
+        </w:rPr>
+      </w:pPr>
+      <w:r>
+        <w:rPr>
+          <w:rFonts w:ascii="Times New Roman" w:hAnsi="Times New Roman" w:cs="Times New Roman"/>
+          <w:sz w:val="28"/>
+          <w:szCs w:val="28"/>
+        </w:rPr>
+        <w:drawing>
+          <wp:inline distT="0" distB="0" distL="0" distR="0" wp14:anchorId="77E5A1A4" wp14:editId="3E8E1FA3">
+            <wp:extent cx="5760720" cy="129540"/>
+            <wp:effectExtent l="0" t="0" r="0" b="3810"/>
+            <wp:docPr id="46" name="Kép 46"/>
+            <wp:cNvGraphicFramePr>
+              <a:graphicFrameLocks xmlns:a="http://schemas.openxmlformats.org/drawingml/2006/main" noChangeAspect="1"/>
+            </wp:cNvGraphicFramePr>
+            <a:graphic xmlns:a="http://schemas.openxmlformats.org/drawingml/2006/main">
+              <a:graphicData uri="http://schemas.openxmlformats.org/drawingml/2006/picture">
+                <pic:pic xmlns:pic="http://schemas.openxmlformats.org/drawingml/2006/picture">
+                  <pic:nvPicPr>
+                    <pic:cNvPr id="1" name=""/>
+                    <pic:cNvPicPr/>
+                  </pic:nvPicPr>
+                  <pic:blipFill>
+                    <a:blip r:embed="rId49"/>
+                    <a:stretch>
+                      <a:fillRect/>
+                    </a:stretch>
+                  </pic:blipFill>
+                  <pic:spPr>
+                    <a:xfrm>
+                      <a:off x="0" y="0"/>
+                      <a:ext cx="5760720" cy="129540"/>
+                    </a:xfrm>
+                    <a:prstGeom prst="rect">
+                      <a:avLst/>
+                    </a:prstGeom>
+                  </pic:spPr>
+                </pic:pic>
+              </a:graphicData>
+            </a:graphic>
+          </wp:inline>
+        </w:drawing>
+      </w:r>
+    </w:p>
+    <w:p>
+      <w:pPr>
+        <w:ind w:firstLine="502"/>
+        <w:rPr>
+          <w:rFonts w:ascii="Times New Roman" w:hAnsi="Times New Roman" w:cs="Times New Roman"/>
+          <w:sz w:val="28"/>
+          <w:szCs w:val="28"/>
+        </w:rPr>
+      </w:pPr>
+      <w:proofErr w:type="spellStart"/>
+      <w:r>
+        <w:rPr>
+          <w:rFonts w:ascii="Times New Roman" w:hAnsi="Times New Roman" w:cs="Times New Roman"/>
+          <w:sz w:val="28"/>
+          <w:szCs w:val="28"/>
+        </w:rPr>
+        <w:t>Exports</w:t>
+      </w:r>
+      <w:proofErr w:type="spellEnd"/>
+      <w:r>
+        <w:rPr>
+          <w:rFonts w:ascii="Times New Roman" w:hAnsi="Times New Roman" w:cs="Times New Roman"/>
+          <w:sz w:val="28"/>
+          <w:szCs w:val="28"/>
+        </w:rPr>
+        <w:t xml:space="preserve"> fájlt szerkesztettük.</w:t>
+      </w:r>
+    </w:p>
+    <w:p>
+      <w:pPr>
+        <w:ind w:firstLine="502"/>
+        <w:rPr>
+          <w:rFonts w:ascii="Times New Roman" w:hAnsi="Times New Roman" w:cs="Times New Roman"/>
+          <w:sz w:val="28"/>
+          <w:szCs w:val="28"/>
+        </w:rPr>
+      </w:pPr>
+      <w:r>
+        <w:rPr>
+          <w:rFonts w:ascii="Times New Roman" w:hAnsi="Times New Roman" w:cs="Times New Roman"/>
+          <w:sz w:val="28"/>
+          <w:szCs w:val="28"/>
+        </w:rPr>
+        <w:drawing>
+          <wp:inline distT="0" distB="0" distL="0" distR="0" wp14:anchorId="55C3581D" wp14:editId="4218319B">
+            <wp:extent cx="4143953" cy="152421"/>
+            <wp:effectExtent l="0" t="0" r="9525" b="0"/>
+            <wp:docPr id="47" name="Kép 47"/>
+            <wp:cNvGraphicFramePr>
+              <a:graphicFrameLocks xmlns:a="http://schemas.openxmlformats.org/drawingml/2006/main" noChangeAspect="1"/>
+            </wp:cNvGraphicFramePr>
+            <a:graphic xmlns:a="http://schemas.openxmlformats.org/drawingml/2006/main">
+              <a:graphicData uri="http://schemas.openxmlformats.org/drawingml/2006/picture">
+                <pic:pic xmlns:pic="http://schemas.openxmlformats.org/drawingml/2006/picture">
+                  <pic:nvPicPr>
+                    <pic:cNvPr id="1" name=""/>
+                    <pic:cNvPicPr/>
+                  </pic:nvPicPr>
+                  <pic:blipFill>
+                    <a:blip r:embed="rId50"/>
+                    <a:stretch>
+                      <a:fillRect/>
+                    </a:stretch>
+                  </pic:blipFill>
+                  <pic:spPr>
+                    <a:xfrm>
+                      <a:off x="0" y="0"/>
+                      <a:ext cx="4143953" cy="152421"/>
+                    </a:xfrm>
+                    <a:prstGeom prst="rect">
+                      <a:avLst/>
+                    </a:prstGeom>
+                  </pic:spPr>
+                </pic:pic>
+              </a:graphicData>
+            </a:graphic>
+          </wp:inline>
+        </w:drawing>
+      </w:r>
+    </w:p>
+    <w:p>
+      <w:pPr>
+        <w:ind w:firstLine="502"/>
+        <w:rPr>
+          <w:rFonts w:ascii="Times New Roman" w:hAnsi="Times New Roman" w:cs="Times New Roman"/>
+          <w:sz w:val="28"/>
+          <w:szCs w:val="28"/>
+        </w:rPr>
+      </w:pPr>
+      <w:r>
+        <w:rPr>
+          <w:rFonts w:ascii="Times New Roman" w:hAnsi="Times New Roman" w:cs="Times New Roman"/>
+          <w:sz w:val="28"/>
+          <w:szCs w:val="28"/>
+        </w:rPr>
+        <w:t xml:space="preserve">A képen látható módon szerkesztettük az </w:t>
+      </w:r>
+      <w:proofErr w:type="spellStart"/>
+      <w:r>
+        <w:rPr>
+          <w:rFonts w:ascii="Times New Roman" w:hAnsi="Times New Roman" w:cs="Times New Roman"/>
+          <w:sz w:val="28"/>
+          <w:szCs w:val="28"/>
+        </w:rPr>
+        <w:t>exports</w:t>
+      </w:r>
+      <w:proofErr w:type="spellEnd"/>
+      <w:r>
+        <w:rPr>
+          <w:rFonts w:ascii="Times New Roman" w:hAnsi="Times New Roman" w:cs="Times New Roman"/>
+          <w:sz w:val="28"/>
+          <w:szCs w:val="28"/>
+        </w:rPr>
+        <w:t xml:space="preserve"> fájlt.</w:t>
+      </w:r>
+    </w:p>
+    <w:p>
+      <w:pPr>
+        <w:ind w:firstLine="502"/>
+        <w:rPr>
+          <w:rFonts w:ascii="Times New Roman" w:hAnsi="Times New Roman" w:cs="Times New Roman"/>
+          <w:sz w:val="28"/>
+          <w:szCs w:val="28"/>
+        </w:rPr>
+      </w:pPr>
+      <w:r>
+        <w:rPr>
+          <w:rFonts w:ascii="Times New Roman" w:hAnsi="Times New Roman" w:cs="Times New Roman"/>
+          <w:sz w:val="28"/>
+          <w:szCs w:val="28"/>
+        </w:rPr>
+        <w:drawing>
+          <wp:inline distT="0" distB="0" distL="0" distR="0" wp14:anchorId="58EDE1A0" wp14:editId="28EAACE8">
+            <wp:extent cx="5760720" cy="1647190"/>
+            <wp:effectExtent l="0" t="0" r="0" b="0"/>
+            <wp:docPr id="48" name="Kép 48"/>
+            <wp:cNvGraphicFramePr>
+              <a:graphicFrameLocks xmlns:a="http://schemas.openxmlformats.org/drawingml/2006/main" noChangeAspect="1"/>
+            </wp:cNvGraphicFramePr>
+            <a:graphic xmlns:a="http://schemas.openxmlformats.org/drawingml/2006/main">
+              <a:graphicData uri="http://schemas.openxmlformats.org/drawingml/2006/picture">
+                <pic:pic xmlns:pic="http://schemas.openxmlformats.org/drawingml/2006/picture">
+                  <pic:nvPicPr>
+                    <pic:cNvPr id="1" name=""/>
+                    <pic:cNvPicPr/>
+                  </pic:nvPicPr>
+                  <pic:blipFill>
+                    <a:blip r:embed="rId51"/>
+                    <a:stretch>
+                      <a:fillRect/>
+                    </a:stretch>
+                  </pic:blipFill>
+                  <pic:spPr>
+                    <a:xfrm>
+                      <a:off x="0" y="0"/>
+                      <a:ext cx="5760720" cy="1647190"/>
+                    </a:xfrm>
+                    <a:prstGeom prst="rect">
+                      <a:avLst/>
+                    </a:prstGeom>
+                  </pic:spPr>
+                </pic:pic>
+              </a:graphicData>
+            </a:graphic>
+          </wp:inline>
+        </w:drawing>
+      </w:r>
+    </w:p>
+    <w:p>
+      <w:pPr>
+        <w:ind w:firstLine="502"/>
+        <w:rPr>
+          <w:rFonts w:ascii="Times New Roman" w:hAnsi="Times New Roman" w:cs="Times New Roman"/>
+          <w:sz w:val="28"/>
+          <w:szCs w:val="28"/>
+        </w:rPr>
+      </w:pPr>
     </w:p>
     <w:sectPr>
       <w:pgSz w:w="11906" w:h="16838"/>

--- a/Linux Server/Linux Server Dokumentáció.docx
+++ b/Linux Server/Linux Server Dokumentáció.docx
@@ -3674,15 +3674,14 @@
       <w:r>
         <w:rPr>
           <w:rFonts w:ascii="Times New Roman" w:hAnsi="Times New Roman" w:cs="Times New Roman"/>
-          <w:noProof/>
           <w:sz w:val="32"/>
           <w:szCs w:val="32"/>
         </w:rPr>
         <w:drawing>
-          <wp:inline distT="0" distB="0" distL="0" distR="0" wp14:anchorId="61CC21CC" wp14:editId="6F398AAA">
-            <wp:extent cx="5591955" cy="1867161"/>
-            <wp:effectExtent l="0" t="0" r="0" b="0"/>
-            <wp:docPr id="35" name="Kép 35"/>
+          <wp:inline distT="0" distB="0" distL="0" distR="0" wp14:anchorId="41B5CEAC" wp14:editId="76C66BC1">
+            <wp:extent cx="4048690" cy="762106"/>
+            <wp:effectExtent l="0" t="0" r="9525" b="0"/>
+            <wp:docPr id="44" name="Kép 44"/>
             <wp:cNvGraphicFramePr>
               <a:graphicFrameLocks xmlns:a="http://schemas.openxmlformats.org/drawingml/2006/main" noChangeAspect="1"/>
             </wp:cNvGraphicFramePr>
@@ -3702,7 +3701,7 @@
                   <pic:spPr>
                     <a:xfrm>
                       <a:off x="0" y="0"/>
-                      <a:ext cx="5591955" cy="1867161"/>
+                      <a:ext cx="4048690" cy="762106"/>
                     </a:xfrm>
                     <a:prstGeom prst="rect">
                       <a:avLst/>
@@ -3773,8 +3772,8 @@
         <w:ind w:left="502"/>
         <w:rPr>
           <w:rFonts w:ascii="Times New Roman" w:hAnsi="Times New Roman" w:cs="Times New Roman"/>
-          <w:sz w:val="32"/>
-          <w:szCs w:val="32"/>
+          <w:sz w:val="28"/>
+          <w:szCs w:val="28"/>
         </w:rPr>
       </w:pPr>
       <w:r>
@@ -3842,31 +3841,37 @@
           </wp:anchor>
         </w:drawing>
       </w:r>
-    </w:p>
-    <w:p>
-      <w:pPr>
-        <w:pStyle w:val="Listaszerbekezds"/>
-        <w:numPr>
-          <w:ilvl w:val="0"/>
-          <w:numId w:val="1"/>
-        </w:numPr>
-        <w:rPr>
-          <w:rFonts w:ascii="Times New Roman" w:hAnsi="Times New Roman" w:cs="Times New Roman"/>
-          <w:b/>
-          <w:bCs/>
-          <w:sz w:val="28"/>
-          <w:szCs w:val="28"/>
-        </w:rPr>
-      </w:pPr>
-      <w:r>
-        <w:rPr>
-          <w:rFonts w:ascii="Times New Roman" w:hAnsi="Times New Roman" w:cs="Times New Roman"/>
-          <w:b/>
-          <w:bCs/>
-          <w:sz w:val="28"/>
-          <w:szCs w:val="28"/>
-        </w:rPr>
-        <w:t>Megosztás Linux kliensek számára</w:t>
+      <w:r>
+        <w:rPr>
+          <w:rFonts w:ascii="Times New Roman" w:hAnsi="Times New Roman" w:cs="Times New Roman"/>
+          <w:sz w:val="28"/>
+          <w:szCs w:val="28"/>
+        </w:rPr>
+        <w:t xml:space="preserve"> </w:t>
+      </w:r>
+      <w:r>
+        <w:rPr>
+          <w:rFonts w:ascii="Times New Roman" w:hAnsi="Times New Roman" w:cs="Times New Roman"/>
+          <w:sz w:val="28"/>
+          <w:szCs w:val="28"/>
+        </w:rPr>
+        <w:t>Meggyőződtünk, hogy sikeresen elindult a</w:t>
+      </w:r>
+      <w:r>
+        <w:rPr>
+          <w:rFonts w:ascii="Times New Roman" w:hAnsi="Times New Roman" w:cs="Times New Roman"/>
+          <w:sz w:val="28"/>
+          <w:szCs w:val="28"/>
+        </w:rPr>
+        <w:t xml:space="preserve"> DHCP</w:t>
+      </w:r>
+      <w:r>
+        <w:rPr>
+          <w:rFonts w:ascii="Times New Roman" w:hAnsi="Times New Roman" w:cs="Times New Roman"/>
+          <w:sz w:val="28"/>
+          <w:szCs w:val="28"/>
+        </w:rPr>
+        <w:t xml:space="preserve"> kiszolgáló</w:t>
       </w:r>
     </w:p>
     <w:p>
@@ -3875,64 +3880,21 @@
         <w:ind w:left="502"/>
         <w:rPr>
           <w:rFonts w:ascii="Times New Roman" w:hAnsi="Times New Roman" w:cs="Times New Roman"/>
-          <w:sz w:val="28"/>
-          <w:szCs w:val="28"/>
-        </w:rPr>
-      </w:pPr>
-      <w:r>
-        <w:rPr>
-          <w:rFonts w:ascii="Times New Roman" w:hAnsi="Times New Roman" w:cs="Times New Roman"/>
-          <w:sz w:val="28"/>
-          <w:szCs w:val="28"/>
-        </w:rPr>
-        <w:t>Telepítettük a megosztáshoz szüksége</w:t>
-      </w:r>
-      <w:r>
-        <w:rPr>
-          <w:rFonts w:ascii="Times New Roman" w:hAnsi="Times New Roman" w:cs="Times New Roman"/>
-          <w:sz w:val="28"/>
-          <w:szCs w:val="28"/>
-        </w:rPr>
-        <w:t>s</w:t>
-      </w:r>
-      <w:r>
-        <w:rPr>
-          <w:rFonts w:ascii="Times New Roman" w:hAnsi="Times New Roman" w:cs="Times New Roman"/>
-          <w:sz w:val="28"/>
-          <w:szCs w:val="28"/>
-        </w:rPr>
-        <w:t xml:space="preserve"> szolgáltatás</w:t>
-      </w:r>
-      <w:r>
-        <w:rPr>
-          <w:rFonts w:ascii="Times New Roman" w:hAnsi="Times New Roman" w:cs="Times New Roman"/>
-          <w:sz w:val="28"/>
-          <w:szCs w:val="28"/>
-        </w:rPr>
-        <w:t>okat</w:t>
-      </w:r>
-    </w:p>
-    <w:p>
-      <w:pPr>
-        <w:pStyle w:val="Listaszerbekezds"/>
-        <w:ind w:left="502"/>
-        <w:rPr>
-          <w:rFonts w:ascii="Times New Roman" w:hAnsi="Times New Roman" w:cs="Times New Roman"/>
-          <w:sz w:val="28"/>
-          <w:szCs w:val="28"/>
-        </w:rPr>
-      </w:pPr>
-      <w:r>
-        <w:rPr>
-          <w:rFonts w:ascii="Times New Roman" w:hAnsi="Times New Roman" w:cs="Times New Roman"/>
-          <w:sz w:val="28"/>
-          <w:szCs w:val="28"/>
+          <w:sz w:val="32"/>
+          <w:szCs w:val="32"/>
+        </w:rPr>
+      </w:pPr>
+      <w:r>
+        <w:rPr>
+          <w:rFonts w:ascii="Times New Roman" w:hAnsi="Times New Roman" w:cs="Times New Roman"/>
+          <w:sz w:val="32"/>
+          <w:szCs w:val="32"/>
         </w:rPr>
         <w:drawing>
-          <wp:inline distT="0" distB="0" distL="0" distR="0" wp14:anchorId="56635BB7" wp14:editId="0D90E60F">
-            <wp:extent cx="5760720" cy="585470"/>
-            <wp:effectExtent l="0" t="0" r="0" b="5080"/>
-            <wp:docPr id="37" name="Kép 37"/>
+          <wp:inline distT="0" distB="0" distL="0" distR="0" wp14:anchorId="273C308F" wp14:editId="0BE22C2C">
+            <wp:extent cx="5760720" cy="2051050"/>
+            <wp:effectExtent l="0" t="0" r="0" b="6350"/>
+            <wp:docPr id="50" name="Kép 50"/>
             <wp:cNvGraphicFramePr>
               <a:graphicFrameLocks xmlns:a="http://schemas.openxmlformats.org/drawingml/2006/main" noChangeAspect="1"/>
             </wp:cNvGraphicFramePr>
@@ -3952,7 +3914,7 @@
                   <pic:spPr>
                     <a:xfrm>
                       <a:off x="0" y="0"/>
-                      <a:ext cx="5760720" cy="585470"/>
+                      <a:ext cx="5760720" cy="2051050"/>
                     </a:xfrm>
                     <a:prstGeom prst="rect">
                       <a:avLst/>
@@ -3968,6 +3930,32 @@
     <w:p>
       <w:pPr>
         <w:pStyle w:val="Listaszerbekezds"/>
+        <w:numPr>
+          <w:ilvl w:val="0"/>
+          <w:numId w:val="1"/>
+        </w:numPr>
+        <w:rPr>
+          <w:rFonts w:ascii="Times New Roman" w:hAnsi="Times New Roman" w:cs="Times New Roman"/>
+          <w:b/>
+          <w:bCs/>
+          <w:sz w:val="28"/>
+          <w:szCs w:val="28"/>
+        </w:rPr>
+      </w:pPr>
+      <w:r>
+        <w:rPr>
+          <w:rFonts w:ascii="Times New Roman" w:hAnsi="Times New Roman" w:cs="Times New Roman"/>
+          <w:b/>
+          <w:bCs/>
+          <w:sz w:val="28"/>
+          <w:szCs w:val="28"/>
+        </w:rPr>
+        <w:t>Megosztás Linux kliensek számára</w:t>
+      </w:r>
+    </w:p>
+    <w:p>
+      <w:pPr>
+        <w:pStyle w:val="Listaszerbekezds"/>
         <w:ind w:left="502"/>
         <w:rPr>
           <w:rFonts w:ascii="Times New Roman" w:hAnsi="Times New Roman" w:cs="Times New Roman"/>
@@ -3981,12 +3969,55 @@
           <w:sz w:val="28"/>
           <w:szCs w:val="28"/>
         </w:rPr>
-        <w:lastRenderedPageBreak/>
+        <w:t>Telepítettük a megosztáshoz szüksége</w:t>
+      </w:r>
+      <w:r>
+        <w:rPr>
+          <w:rFonts w:ascii="Times New Roman" w:hAnsi="Times New Roman" w:cs="Times New Roman"/>
+          <w:sz w:val="28"/>
+          <w:szCs w:val="28"/>
+        </w:rPr>
+        <w:t>s</w:t>
+      </w:r>
+      <w:r>
+        <w:rPr>
+          <w:rFonts w:ascii="Times New Roman" w:hAnsi="Times New Roman" w:cs="Times New Roman"/>
+          <w:sz w:val="28"/>
+          <w:szCs w:val="28"/>
+        </w:rPr>
+        <w:t xml:space="preserve"> szolgáltatás</w:t>
+      </w:r>
+      <w:r>
+        <w:rPr>
+          <w:rFonts w:ascii="Times New Roman" w:hAnsi="Times New Roman" w:cs="Times New Roman"/>
+          <w:sz w:val="28"/>
+          <w:szCs w:val="28"/>
+        </w:rPr>
+        <w:t>okat</w:t>
+      </w:r>
+    </w:p>
+    <w:p>
+      <w:pPr>
+        <w:pStyle w:val="Listaszerbekezds"/>
+        <w:ind w:left="502"/>
+        <w:rPr>
+          <w:rFonts w:ascii="Times New Roman" w:hAnsi="Times New Roman" w:cs="Times New Roman"/>
+          <w:sz w:val="28"/>
+          <w:szCs w:val="28"/>
+        </w:rPr>
+      </w:pPr>
+      <w:r>
+        <w:rPr>
+          <w:rFonts w:ascii="Times New Roman" w:hAnsi="Times New Roman" w:cs="Times New Roman"/>
+          <w:noProof/>
+          <w:sz w:val="28"/>
+          <w:szCs w:val="28"/>
+        </w:rPr>
         <w:drawing>
-          <wp:inline distT="0" distB="0" distL="0" distR="0" wp14:anchorId="5D2002BC" wp14:editId="3015D9C3">
-            <wp:extent cx="5515745" cy="1533739"/>
-            <wp:effectExtent l="0" t="0" r="8890" b="9525"/>
-            <wp:docPr id="40" name="Kép 40"/>
+          <wp:inline distT="0" distB="0" distL="0" distR="0" wp14:anchorId="56635BB7" wp14:editId="0D90E60F">
+            <wp:extent cx="5760720" cy="585470"/>
+            <wp:effectExtent l="0" t="0" r="0" b="5080"/>
+            <wp:docPr id="37" name="Kép 37"/>
             <wp:cNvGraphicFramePr>
               <a:graphicFrameLocks xmlns:a="http://schemas.openxmlformats.org/drawingml/2006/main" noChangeAspect="1"/>
             </wp:cNvGraphicFramePr>
@@ -4006,7 +4037,7 @@
                   <pic:spPr>
                     <a:xfrm>
                       <a:off x="0" y="0"/>
-                      <a:ext cx="5515745" cy="1533739"/>
+                      <a:ext cx="5760720" cy="585470"/>
                     </a:xfrm>
                     <a:prstGeom prst="rect">
                       <a:avLst/>
@@ -4021,42 +4052,27 @@
     </w:p>
     <w:p>
       <w:pPr>
-        <w:ind w:firstLine="502"/>
-        <w:rPr>
-          <w:rFonts w:ascii="Times New Roman" w:hAnsi="Times New Roman" w:cs="Times New Roman"/>
-          <w:sz w:val="28"/>
-          <w:szCs w:val="28"/>
-        </w:rPr>
-      </w:pPr>
-      <w:r>
-        <w:rPr>
-          <w:rFonts w:ascii="Times New Roman" w:hAnsi="Times New Roman" w:cs="Times New Roman"/>
-          <w:sz w:val="28"/>
-          <w:szCs w:val="28"/>
-        </w:rPr>
-        <w:t>Létrehoztuk a megosztandó mappát.</w:t>
-      </w:r>
-    </w:p>
-    <w:p>
-      <w:pPr>
-        <w:ind w:firstLine="502"/>
-        <w:rPr>
-          <w:rFonts w:ascii="Times New Roman" w:hAnsi="Times New Roman" w:cs="Times New Roman"/>
-          <w:sz w:val="28"/>
-          <w:szCs w:val="28"/>
-        </w:rPr>
-      </w:pPr>
-      <w:r>
-        <w:rPr>
-          <w:rFonts w:ascii="Times New Roman" w:hAnsi="Times New Roman" w:cs="Times New Roman"/>
-          <w:sz w:val="28"/>
-          <w:szCs w:val="28"/>
-        </w:rPr>
+        <w:pStyle w:val="Listaszerbekezds"/>
+        <w:ind w:left="502"/>
+        <w:rPr>
+          <w:rFonts w:ascii="Times New Roman" w:hAnsi="Times New Roman" w:cs="Times New Roman"/>
+          <w:sz w:val="28"/>
+          <w:szCs w:val="28"/>
+        </w:rPr>
+      </w:pPr>
+      <w:r>
+        <w:rPr>
+          <w:rFonts w:ascii="Times New Roman" w:hAnsi="Times New Roman" w:cs="Times New Roman"/>
+          <w:noProof/>
+          <w:sz w:val="28"/>
+          <w:szCs w:val="28"/>
+        </w:rPr>
+        <w:lastRenderedPageBreak/>
         <w:drawing>
-          <wp:inline distT="0" distB="0" distL="0" distR="0" wp14:anchorId="209F7960" wp14:editId="21002008">
-            <wp:extent cx="4582164" cy="152421"/>
-            <wp:effectExtent l="0" t="0" r="8890" b="0"/>
-            <wp:docPr id="43" name="Kép 43"/>
+          <wp:inline distT="0" distB="0" distL="0" distR="0" wp14:anchorId="5D2002BC" wp14:editId="3015D9C3">
+            <wp:extent cx="5515745" cy="1533739"/>
+            <wp:effectExtent l="0" t="0" r="8890" b="9525"/>
+            <wp:docPr id="40" name="Kép 40"/>
             <wp:cNvGraphicFramePr>
               <a:graphicFrameLocks xmlns:a="http://schemas.openxmlformats.org/drawingml/2006/main" noChangeAspect="1"/>
             </wp:cNvGraphicFramePr>
@@ -4076,7 +4092,7 @@
                   <pic:spPr>
                     <a:xfrm>
                       <a:off x="0" y="0"/>
-                      <a:ext cx="4582164" cy="152421"/>
+                      <a:ext cx="5515745" cy="1533739"/>
                     </a:xfrm>
                     <a:prstGeom prst="rect">
                       <a:avLst/>
@@ -4104,7 +4120,7 @@
           <w:sz w:val="28"/>
           <w:szCs w:val="28"/>
         </w:rPr>
-        <w:t>Teljes jogosultságot adtunk.</w:t>
+        <w:t>Létrehoztuk a megosztandó mappát.</w:t>
       </w:r>
     </w:p>
     <w:p>
@@ -4119,14 +4135,15 @@
       <w:r>
         <w:rPr>
           <w:rFonts w:ascii="Times New Roman" w:hAnsi="Times New Roman" w:cs="Times New Roman"/>
+          <w:noProof/>
           <w:sz w:val="28"/>
           <w:szCs w:val="28"/>
         </w:rPr>
         <w:drawing>
-          <wp:inline distT="0" distB="0" distL="0" distR="0" wp14:anchorId="33A7791F" wp14:editId="3ADE67F7">
-            <wp:extent cx="4915586" cy="171474"/>
-            <wp:effectExtent l="0" t="0" r="0" b="0"/>
-            <wp:docPr id="45" name="Kép 45"/>
+          <wp:inline distT="0" distB="0" distL="0" distR="0" wp14:anchorId="209F7960" wp14:editId="21002008">
+            <wp:extent cx="4582164" cy="152421"/>
+            <wp:effectExtent l="0" t="0" r="8890" b="0"/>
+            <wp:docPr id="43" name="Kép 43"/>
             <wp:cNvGraphicFramePr>
               <a:graphicFrameLocks xmlns:a="http://schemas.openxmlformats.org/drawingml/2006/main" noChangeAspect="1"/>
             </wp:cNvGraphicFramePr>
@@ -4146,7 +4163,7 @@
                   <pic:spPr>
                     <a:xfrm>
                       <a:off x="0" y="0"/>
-                      <a:ext cx="4915586" cy="171474"/>
+                      <a:ext cx="4582164" cy="152421"/>
                     </a:xfrm>
                     <a:prstGeom prst="rect">
                       <a:avLst/>
@@ -4174,7 +4191,7 @@
           <w:sz w:val="28"/>
           <w:szCs w:val="28"/>
         </w:rPr>
-        <w:t>Létrehoztunk egy szöveges fájlt a teszt kedvéért.</w:t>
+        <w:t>Teljes jogosultságot adtunk.</w:t>
       </w:r>
     </w:p>
     <w:p>
@@ -4189,14 +4206,15 @@
       <w:r>
         <w:rPr>
           <w:rFonts w:ascii="Times New Roman" w:hAnsi="Times New Roman" w:cs="Times New Roman"/>
+          <w:noProof/>
           <w:sz w:val="28"/>
           <w:szCs w:val="28"/>
         </w:rPr>
         <w:drawing>
-          <wp:inline distT="0" distB="0" distL="0" distR="0" wp14:anchorId="77E5A1A4" wp14:editId="3E8E1FA3">
-            <wp:extent cx="5760720" cy="129540"/>
-            <wp:effectExtent l="0" t="0" r="0" b="3810"/>
-            <wp:docPr id="46" name="Kép 46"/>
+          <wp:inline distT="0" distB="0" distL="0" distR="0" wp14:anchorId="33A7791F" wp14:editId="3ADE67F7">
+            <wp:extent cx="4915586" cy="171474"/>
+            <wp:effectExtent l="0" t="0" r="0" b="0"/>
+            <wp:docPr id="45" name="Kép 45"/>
             <wp:cNvGraphicFramePr>
               <a:graphicFrameLocks xmlns:a="http://schemas.openxmlformats.org/drawingml/2006/main" noChangeAspect="1"/>
             </wp:cNvGraphicFramePr>
@@ -4216,7 +4234,7 @@
                   <pic:spPr>
                     <a:xfrm>
                       <a:off x="0" y="0"/>
-                      <a:ext cx="5760720" cy="129540"/>
+                      <a:ext cx="4915586" cy="171474"/>
                     </a:xfrm>
                     <a:prstGeom prst="rect">
                       <a:avLst/>
@@ -4238,23 +4256,13 @@
           <w:szCs w:val="28"/>
         </w:rPr>
       </w:pPr>
-      <w:proofErr w:type="spellStart"/>
-      <w:r>
-        <w:rPr>
-          <w:rFonts w:ascii="Times New Roman" w:hAnsi="Times New Roman" w:cs="Times New Roman"/>
-          <w:sz w:val="28"/>
-          <w:szCs w:val="28"/>
-        </w:rPr>
-        <w:t>Exports</w:t>
-      </w:r>
-      <w:proofErr w:type="spellEnd"/>
-      <w:r>
-        <w:rPr>
-          <w:rFonts w:ascii="Times New Roman" w:hAnsi="Times New Roman" w:cs="Times New Roman"/>
-          <w:sz w:val="28"/>
-          <w:szCs w:val="28"/>
-        </w:rPr>
-        <w:t xml:space="preserve"> fájlt szerkesztettük.</w:t>
+      <w:r>
+        <w:rPr>
+          <w:rFonts w:ascii="Times New Roman" w:hAnsi="Times New Roman" w:cs="Times New Roman"/>
+          <w:sz w:val="28"/>
+          <w:szCs w:val="28"/>
+        </w:rPr>
+        <w:t>Létrehoztunk egy szöveges fájlt a teszt kedvéért.</w:t>
       </w:r>
     </w:p>
     <w:p>
@@ -4269,14 +4277,15 @@
       <w:r>
         <w:rPr>
           <w:rFonts w:ascii="Times New Roman" w:hAnsi="Times New Roman" w:cs="Times New Roman"/>
+          <w:noProof/>
           <w:sz w:val="28"/>
           <w:szCs w:val="28"/>
         </w:rPr>
         <w:drawing>
-          <wp:inline distT="0" distB="0" distL="0" distR="0" wp14:anchorId="55C3581D" wp14:editId="4218319B">
-            <wp:extent cx="4143953" cy="152421"/>
-            <wp:effectExtent l="0" t="0" r="9525" b="0"/>
-            <wp:docPr id="47" name="Kép 47"/>
+          <wp:inline distT="0" distB="0" distL="0" distR="0" wp14:anchorId="77E5A1A4" wp14:editId="3E8E1FA3">
+            <wp:extent cx="5760720" cy="129540"/>
+            <wp:effectExtent l="0" t="0" r="0" b="3810"/>
+            <wp:docPr id="46" name="Kép 46"/>
             <wp:cNvGraphicFramePr>
               <a:graphicFrameLocks xmlns:a="http://schemas.openxmlformats.org/drawingml/2006/main" noChangeAspect="1"/>
             </wp:cNvGraphicFramePr>
@@ -4296,7 +4305,7 @@
                   <pic:spPr>
                     <a:xfrm>
                       <a:off x="0" y="0"/>
-                      <a:ext cx="4143953" cy="152421"/>
+                      <a:ext cx="5760720" cy="129540"/>
                     </a:xfrm>
                     <a:prstGeom prst="rect">
                       <a:avLst/>
@@ -4318,14 +4327,6 @@
           <w:szCs w:val="28"/>
         </w:rPr>
       </w:pPr>
-      <w:r>
-        <w:rPr>
-          <w:rFonts w:ascii="Times New Roman" w:hAnsi="Times New Roman" w:cs="Times New Roman"/>
-          <w:sz w:val="28"/>
-          <w:szCs w:val="28"/>
-        </w:rPr>
-        <w:t xml:space="preserve">A képen látható módon szerkesztettük az </w:t>
-      </w:r>
       <w:proofErr w:type="spellStart"/>
       <w:r>
         <w:rPr>
@@ -4333,7 +4334,7 @@
           <w:sz w:val="28"/>
           <w:szCs w:val="28"/>
         </w:rPr>
-        <w:t>exports</w:t>
+        <w:t>Exports</w:t>
       </w:r>
       <w:proofErr w:type="spellEnd"/>
       <w:r>
@@ -4342,7 +4343,7 @@
           <w:sz w:val="28"/>
           <w:szCs w:val="28"/>
         </w:rPr>
-        <w:t xml:space="preserve"> fájlt.</w:t>
+        <w:t xml:space="preserve"> fájlt szerkesztettük.</w:t>
       </w:r>
     </w:p>
     <w:p>
@@ -4357,14 +4358,15 @@
       <w:r>
         <w:rPr>
           <w:rFonts w:ascii="Times New Roman" w:hAnsi="Times New Roman" w:cs="Times New Roman"/>
+          <w:noProof/>
           <w:sz w:val="28"/>
           <w:szCs w:val="28"/>
         </w:rPr>
         <w:drawing>
-          <wp:inline distT="0" distB="0" distL="0" distR="0" wp14:anchorId="58EDE1A0" wp14:editId="28EAACE8">
-            <wp:extent cx="5760720" cy="1647190"/>
-            <wp:effectExtent l="0" t="0" r="0" b="0"/>
-            <wp:docPr id="48" name="Kép 48"/>
+          <wp:inline distT="0" distB="0" distL="0" distR="0" wp14:anchorId="55C3581D" wp14:editId="4218319B">
+            <wp:extent cx="4143953" cy="152421"/>
+            <wp:effectExtent l="0" t="0" r="9525" b="0"/>
+            <wp:docPr id="47" name="Kép 47"/>
             <wp:cNvGraphicFramePr>
               <a:graphicFrameLocks xmlns:a="http://schemas.openxmlformats.org/drawingml/2006/main" noChangeAspect="1"/>
             </wp:cNvGraphicFramePr>
@@ -4384,6 +4386,95 @@
                   <pic:spPr>
                     <a:xfrm>
                       <a:off x="0" y="0"/>
+                      <a:ext cx="4143953" cy="152421"/>
+                    </a:xfrm>
+                    <a:prstGeom prst="rect">
+                      <a:avLst/>
+                    </a:prstGeom>
+                  </pic:spPr>
+                </pic:pic>
+              </a:graphicData>
+            </a:graphic>
+          </wp:inline>
+        </w:drawing>
+      </w:r>
+    </w:p>
+    <w:p>
+      <w:pPr>
+        <w:ind w:firstLine="502"/>
+        <w:rPr>
+          <w:rFonts w:ascii="Times New Roman" w:hAnsi="Times New Roman" w:cs="Times New Roman"/>
+          <w:sz w:val="28"/>
+          <w:szCs w:val="28"/>
+        </w:rPr>
+      </w:pPr>
+      <w:r>
+        <w:rPr>
+          <w:rFonts w:ascii="Times New Roman" w:hAnsi="Times New Roman" w:cs="Times New Roman"/>
+          <w:sz w:val="28"/>
+          <w:szCs w:val="28"/>
+        </w:rPr>
+        <w:t xml:space="preserve">A képen látható módon szerkesztettük az </w:t>
+      </w:r>
+      <w:proofErr w:type="spellStart"/>
+      <w:r>
+        <w:rPr>
+          <w:rFonts w:ascii="Times New Roman" w:hAnsi="Times New Roman" w:cs="Times New Roman"/>
+          <w:sz w:val="28"/>
+          <w:szCs w:val="28"/>
+        </w:rPr>
+        <w:t>exports</w:t>
+      </w:r>
+      <w:proofErr w:type="spellEnd"/>
+      <w:r>
+        <w:rPr>
+          <w:rFonts w:ascii="Times New Roman" w:hAnsi="Times New Roman" w:cs="Times New Roman"/>
+          <w:sz w:val="28"/>
+          <w:szCs w:val="28"/>
+        </w:rPr>
+        <w:t xml:space="preserve"> fájlt.</w:t>
+      </w:r>
+    </w:p>
+    <w:p>
+      <w:pPr>
+        <w:ind w:firstLine="502"/>
+        <w:rPr>
+          <w:rFonts w:ascii="Times New Roman" w:hAnsi="Times New Roman" w:cs="Times New Roman"/>
+          <w:sz w:val="28"/>
+          <w:szCs w:val="28"/>
+        </w:rPr>
+      </w:pPr>
+      <w:r>
+        <w:rPr>
+          <w:rFonts w:ascii="Times New Roman" w:hAnsi="Times New Roman" w:cs="Times New Roman"/>
+          <w:noProof/>
+          <w:sz w:val="28"/>
+          <w:szCs w:val="28"/>
+        </w:rPr>
+        <w:drawing>
+          <wp:inline distT="0" distB="0" distL="0" distR="0" wp14:anchorId="58EDE1A0" wp14:editId="28EAACE8">
+            <wp:extent cx="5760720" cy="1647190"/>
+            <wp:effectExtent l="0" t="0" r="0" b="0"/>
+            <wp:docPr id="48" name="Kép 48"/>
+            <wp:cNvGraphicFramePr>
+              <a:graphicFrameLocks xmlns:a="http://schemas.openxmlformats.org/drawingml/2006/main" noChangeAspect="1"/>
+            </wp:cNvGraphicFramePr>
+            <a:graphic xmlns:a="http://schemas.openxmlformats.org/drawingml/2006/main">
+              <a:graphicData uri="http://schemas.openxmlformats.org/drawingml/2006/picture">
+                <pic:pic xmlns:pic="http://schemas.openxmlformats.org/drawingml/2006/picture">
+                  <pic:nvPicPr>
+                    <pic:cNvPr id="1" name=""/>
+                    <pic:cNvPicPr/>
+                  </pic:nvPicPr>
+                  <pic:blipFill>
+                    <a:blip r:embed="rId52"/>
+                    <a:stretch>
+                      <a:fillRect/>
+                    </a:stretch>
+                  </pic:blipFill>
+                  <pic:spPr>
+                    <a:xfrm>
+                      <a:off x="0" y="0"/>
                       <a:ext cx="5760720" cy="1647190"/>
                     </a:xfrm>
                     <a:prstGeom prst="rect">
@@ -4406,6 +4497,85 @@
           <w:szCs w:val="28"/>
         </w:rPr>
       </w:pPr>
+      <w:r>
+        <w:rPr>
+          <w:rFonts w:ascii="Times New Roman" w:hAnsi="Times New Roman" w:cs="Times New Roman"/>
+          <w:sz w:val="28"/>
+          <w:szCs w:val="28"/>
+        </w:rPr>
+        <w:t xml:space="preserve">Újraindítottuk az </w:t>
+      </w:r>
+      <w:proofErr w:type="spellStart"/>
+      <w:r>
+        <w:rPr>
+          <w:rFonts w:ascii="Times New Roman" w:hAnsi="Times New Roman" w:cs="Times New Roman"/>
+          <w:sz w:val="28"/>
+          <w:szCs w:val="28"/>
+        </w:rPr>
+        <w:t>nfs</w:t>
+      </w:r>
+      <w:proofErr w:type="spellEnd"/>
+      <w:r>
+        <w:rPr>
+          <w:rFonts w:ascii="Times New Roman" w:hAnsi="Times New Roman" w:cs="Times New Roman"/>
+          <w:sz w:val="28"/>
+          <w:szCs w:val="28"/>
+        </w:rPr>
+        <w:t>-kernel szervert.</w:t>
+      </w:r>
+    </w:p>
+    <w:p>
+      <w:pPr>
+        <w:ind w:firstLine="502"/>
+        <w:rPr>
+          <w:rFonts w:ascii="Times New Roman" w:hAnsi="Times New Roman" w:cs="Times New Roman"/>
+          <w:sz w:val="28"/>
+          <w:szCs w:val="28"/>
+        </w:rPr>
+      </w:pPr>
+      <w:r>
+        <w:rPr>
+          <w:rFonts w:ascii="Times New Roman" w:hAnsi="Times New Roman" w:cs="Times New Roman"/>
+          <w:noProof/>
+          <w:sz w:val="28"/>
+          <w:szCs w:val="28"/>
+        </w:rPr>
+        <w:drawing>
+          <wp:inline distT="0" distB="0" distL="0" distR="0" wp14:anchorId="0EC4B8C3" wp14:editId="2BF0BC26">
+            <wp:extent cx="5382376" cy="181000"/>
+            <wp:effectExtent l="0" t="0" r="8890" b="9525"/>
+            <wp:docPr id="49" name="Kép 49"/>
+            <wp:cNvGraphicFramePr>
+              <a:graphicFrameLocks xmlns:a="http://schemas.openxmlformats.org/drawingml/2006/main" noChangeAspect="1"/>
+            </wp:cNvGraphicFramePr>
+            <a:graphic xmlns:a="http://schemas.openxmlformats.org/drawingml/2006/main">
+              <a:graphicData uri="http://schemas.openxmlformats.org/drawingml/2006/picture">
+                <pic:pic xmlns:pic="http://schemas.openxmlformats.org/drawingml/2006/picture">
+                  <pic:nvPicPr>
+                    <pic:cNvPr id="1" name=""/>
+                    <pic:cNvPicPr/>
+                  </pic:nvPicPr>
+                  <pic:blipFill>
+                    <a:blip r:embed="rId53"/>
+                    <a:stretch>
+                      <a:fillRect/>
+                    </a:stretch>
+                  </pic:blipFill>
+                  <pic:spPr>
+                    <a:xfrm>
+                      <a:off x="0" y="0"/>
+                      <a:ext cx="5382376" cy="181000"/>
+                    </a:xfrm>
+                    <a:prstGeom prst="rect">
+                      <a:avLst/>
+                    </a:prstGeom>
+                  </pic:spPr>
+                </pic:pic>
+              </a:graphicData>
+            </a:graphic>
+          </wp:inline>
+        </w:drawing>
+      </w:r>
     </w:p>
     <w:sectPr>
       <w:pgSz w:w="11906" w:h="16838"/>
